--- a/Week04/Week4_BaoCaoNhom.docx
+++ b/Week04/Week4_BaoCaoNhom.docx
@@ -88,13 +88,14 @@
         <w:spacing w:after="320"/>
         <w:jc w:val="center"/>
         <w:rPr>
-          <w:rFonts w:ascii="Courier New" w:hAnsi="Courier New" w:cs="Courier New" w:hint="eastAsia"/>
-          <w:lang w:val="vi-VN"/>
-        </w:rPr>
-      </w:pPr>
-      <w:r>
-        <w:rPr>
-          <w:rFonts w:eastAsia="Times New Roman"/>
+          <w:i/>
+          <w:iCs/>
+          <w:sz w:val="22"/>
+          <w:szCs w:val="24"/>
+        </w:rPr>
+      </w:pPr>
+      <w:r>
+        <w:rPr>
           <w:i/>
           <w:iCs/>
           <w:sz w:val="24"/>
@@ -104,33 +105,19 @@
       </w:r>
       <w:r>
         <w:rPr>
-          <w:rFonts w:hint="eastAsia"/>
+          <w:i/>
+          <w:sz w:val="24"/>
+        </w:rPr>
+        <w:t>TicketNow – Event Ticketing Platform</w:t>
+      </w:r>
+      <w:r>
+        <w:rPr>
           <w:i/>
           <w:iCs/>
-          <w:sz w:val="24"/>
+          <w:sz w:val="22"/>
           <w:szCs w:val="24"/>
         </w:rPr>
-        <w:t>Online Movie Ticket Sellinng System</w:t>
-      </w:r>
-      <w:r>
-        <w:rPr>
-          <w:rFonts w:eastAsia="Times New Roman"/>
-          <w:i/>
-          <w:iCs/>
-          <w:sz w:val="24"/>
-          <w:szCs w:val="24"/>
-        </w:rPr>
-        <w:t xml:space="preserve">— </w:t>
-      </w:r>
-      <w:r>
-        <w:rPr>
-          <w:rFonts w:hint="eastAsia"/>
-          <w:i/>
-          <w:iCs/>
-          <w:sz w:val="24"/>
-          <w:szCs w:val="24"/>
-        </w:rPr>
-        <w:t>Hệ thống bán vé xem phim trực tuyến</w:t>
+        <w:t xml:space="preserve"> </w:t>
       </w:r>
     </w:p>
     <w:p>
@@ -325,7 +312,19 @@
               <w:right w:w="120" w:type="dxa"/>
             </w:tcMar>
           </w:tcPr>
-          <w:p/>
+          <w:p>
+            <w:pPr>
+              <w:rPr>
+                <w:lang w:val="vi-VN"/>
+              </w:rPr>
+            </w:pPr>
+            <w:r>
+              <w:rPr>
+                <w:lang w:val="vi-VN"/>
+              </w:rPr>
+              <w:t>Le Thi Bich Tra</w:t>
+            </w:r>
+          </w:p>
         </w:tc>
       </w:tr>
       <w:tr>
@@ -773,11 +772,14 @@
             </w:tcMar>
           </w:tcPr>
           <w:p>
-            <w:r>
-              <w:rPr>
-                <w:rFonts w:eastAsia="Times New Roman"/>
+            <w:pPr>
+              <w:rPr>
                 <w:sz w:val="24"/>
-                <w:szCs w:val="24"/>
+              </w:rPr>
+            </w:pPr>
+            <w:r>
+              <w:rPr>
+                <w:sz w:val="24"/>
               </w:rPr>
               <w:t>1</w:t>
             </w:r>
@@ -801,11 +803,14 @@
             </w:tcMar>
           </w:tcPr>
           <w:p>
-            <w:r>
-              <w:rPr>
-                <w:rFonts w:hint="eastAsia"/>
+            <w:pPr>
+              <w:rPr>
                 <w:sz w:val="24"/>
-                <w:szCs w:val="24"/>
+              </w:rPr>
+            </w:pPr>
+            <w:r>
+              <w:rPr>
+                <w:sz w:val="24"/>
               </w:rPr>
               <w:t>Nguyễn Hữu Tấn Đạt</w:t>
             </w:r>
@@ -829,18 +834,16 @@
             </w:tcMar>
           </w:tcPr>
           <w:p>
-            <w:r>
-              <w:t xml:space="preserve">Xây dựng giao diện quản trị (Admin), xử lý các sự kiện thêm, sửa, xóa dữ liệu phim và đồng bộ trạng thái giao diện bằng </w:t>
-            </w:r>
-            <w:r>
-              <w:rPr>
-                <w:rStyle w:val="HTMLCode"/>
-                <w:rFonts w:eastAsiaTheme="minorEastAsia"/>
-              </w:rPr>
-              <w:t>useState</w:t>
-            </w:r>
-            <w:r>
-              <w:t>.</w:t>
+            <w:pPr>
+              <w:rPr>
+                <w:sz w:val="24"/>
+              </w:rPr>
+            </w:pPr>
+            <w:r>
+              <w:rPr>
+                <w:sz w:val="24"/>
+              </w:rPr>
+              <w:t>Xây dựng giao diện HomePage, quản lý trạng thái hiển thị danh mục và sự kiện bằng useState.</w:t>
             </w:r>
           </w:p>
         </w:tc>
@@ -862,7 +865,15 @@
             </w:tcMar>
           </w:tcPr>
           <w:p>
-            <w:r>
+            <w:pPr>
+              <w:rPr>
+                <w:sz w:val="24"/>
+              </w:rPr>
+            </w:pPr>
+            <w:r>
+              <w:rPr>
+                <w:sz w:val="24"/>
+              </w:rPr>
               <w:t>Đạt</w:t>
             </w:r>
           </w:p>
@@ -885,7 +896,15 @@
             </w:tcMar>
           </w:tcPr>
           <w:p>
-            <w:r>
+            <w:pPr>
+              <w:rPr>
+                <w:sz w:val="24"/>
+              </w:rPr>
+            </w:pPr>
+            <w:r>
+              <w:rPr>
+                <w:sz w:val="24"/>
+              </w:rPr>
               <w:t>100%</w:t>
             </w:r>
           </w:p>
@@ -910,11 +929,14 @@
             </w:tcMar>
           </w:tcPr>
           <w:p>
-            <w:r>
-              <w:rPr>
-                <w:rFonts w:eastAsia="Times New Roman"/>
+            <w:pPr>
+              <w:rPr>
                 <w:sz w:val="24"/>
-                <w:szCs w:val="24"/>
+              </w:rPr>
+            </w:pPr>
+            <w:r>
+              <w:rPr>
+                <w:sz w:val="24"/>
               </w:rPr>
               <w:t>2</w:t>
             </w:r>
@@ -938,11 +960,14 @@
             </w:tcMar>
           </w:tcPr>
           <w:p>
-            <w:r>
-              <w:rPr>
-                <w:rFonts w:hint="eastAsia"/>
+            <w:pPr>
+              <w:rPr>
                 <w:sz w:val="24"/>
-                <w:szCs w:val="24"/>
+              </w:rPr>
+            </w:pPr>
+            <w:r>
+              <w:rPr>
+                <w:sz w:val="24"/>
               </w:rPr>
               <w:t>Nguyễn Minh Huy</w:t>
             </w:r>
@@ -966,18 +991,16 @@
             </w:tcMar>
           </w:tcPr>
           <w:p>
-            <w:r>
-              <w:t xml:space="preserve">Thiết kế giao diện chọn ghế và đặt vé, xử lý các sự kiện chọn/bỏ chọn ghế, cập nhật trạng thái ghế và thông tin đặt vé bằng </w:t>
-            </w:r>
-            <w:r>
-              <w:rPr>
-                <w:rStyle w:val="HTMLCode"/>
-                <w:rFonts w:eastAsiaTheme="minorEastAsia"/>
-              </w:rPr>
-              <w:t>useState</w:t>
-            </w:r>
-            <w:r>
-              <w:t>.</w:t>
+            <w:pPr>
+              <w:rPr>
+                <w:sz w:val="24"/>
+              </w:rPr>
+            </w:pPr>
+            <w:r>
+              <w:rPr>
+                <w:sz w:val="24"/>
+              </w:rPr>
+              <w:t>Phát triển SelectTickets và xử lý thay đổi số lượng vé bằng useState.</w:t>
             </w:r>
           </w:p>
         </w:tc>
@@ -999,7 +1022,15 @@
             </w:tcMar>
           </w:tcPr>
           <w:p>
-            <w:r>
+            <w:pPr>
+              <w:rPr>
+                <w:sz w:val="24"/>
+              </w:rPr>
+            </w:pPr>
+            <w:r>
+              <w:rPr>
+                <w:sz w:val="24"/>
+              </w:rPr>
               <w:t>Đạt</w:t>
             </w:r>
           </w:p>
@@ -1022,7 +1053,15 @@
             </w:tcMar>
           </w:tcPr>
           <w:p>
-            <w:r>
+            <w:pPr>
+              <w:rPr>
+                <w:sz w:val="24"/>
+              </w:rPr>
+            </w:pPr>
+            <w:r>
+              <w:rPr>
+                <w:sz w:val="24"/>
+              </w:rPr>
               <w:t>100%</w:t>
             </w:r>
           </w:p>
@@ -1047,13 +1086,15 @@
             </w:tcMar>
           </w:tcPr>
           <w:p>
-            <w:r>
-              <w:rPr>
-                <w:rFonts w:eastAsia="Times New Roman"/>
+            <w:pPr>
+              <w:rPr>
                 <w:sz w:val="24"/>
-                <w:szCs w:val="24"/>
-              </w:rPr>
-              <w:lastRenderedPageBreak/>
+              </w:rPr>
+            </w:pPr>
+            <w:r>
+              <w:rPr>
+                <w:sz w:val="24"/>
+              </w:rPr>
               <w:t>3</w:t>
             </w:r>
           </w:p>
@@ -1076,11 +1117,14 @@
             </w:tcMar>
           </w:tcPr>
           <w:p>
-            <w:r>
-              <w:rPr>
-                <w:rFonts w:hint="eastAsia"/>
+            <w:pPr>
+              <w:rPr>
                 <w:sz w:val="24"/>
-                <w:szCs w:val="24"/>
+              </w:rPr>
+            </w:pPr>
+            <w:r>
+              <w:rPr>
+                <w:sz w:val="24"/>
               </w:rPr>
               <w:t>Bùi Thùy Dung</w:t>
             </w:r>
@@ -1104,18 +1148,16 @@
             </w:tcMar>
           </w:tcPr>
           <w:p>
-            <w:r>
-              <w:t xml:space="preserve">Thiết kế giao diện chi tiết phim và lịch chiếu, xử lý sự kiện chọn suất chiếu, cập nhật dữ liệu hiển thị bằng </w:t>
-            </w:r>
-            <w:r>
-              <w:rPr>
-                <w:rStyle w:val="HTMLCode"/>
-                <w:rFonts w:eastAsiaTheme="minorEastAsia"/>
-              </w:rPr>
-              <w:t>useState</w:t>
-            </w:r>
-            <w:r>
-              <w:t>.</w:t>
+            <w:pPr>
+              <w:rPr>
+                <w:sz w:val="24"/>
+              </w:rPr>
+            </w:pPr>
+            <w:r>
+              <w:rPr>
+                <w:sz w:val="24"/>
+              </w:rPr>
+              <w:t>Hoàn thiện EventDetail và quản lý trạng thái hiển thị thông tin sự kiện.</w:t>
             </w:r>
           </w:p>
         </w:tc>
@@ -1137,7 +1179,15 @@
             </w:tcMar>
           </w:tcPr>
           <w:p>
-            <w:r>
+            <w:pPr>
+              <w:rPr>
+                <w:sz w:val="24"/>
+              </w:rPr>
+            </w:pPr>
+            <w:r>
+              <w:rPr>
+                <w:sz w:val="24"/>
+              </w:rPr>
               <w:t>Đạt</w:t>
             </w:r>
           </w:p>
@@ -1160,7 +1210,15 @@
             </w:tcMar>
           </w:tcPr>
           <w:p>
-            <w:r>
+            <w:pPr>
+              <w:rPr>
+                <w:sz w:val="24"/>
+              </w:rPr>
+            </w:pPr>
+            <w:r>
+              <w:rPr>
+                <w:sz w:val="24"/>
+              </w:rPr>
               <w:t>100%</w:t>
             </w:r>
           </w:p>
@@ -1185,11 +1243,14 @@
             </w:tcMar>
           </w:tcPr>
           <w:p>
-            <w:r>
-              <w:rPr>
-                <w:rFonts w:eastAsia="Times New Roman"/>
+            <w:pPr>
+              <w:rPr>
                 <w:sz w:val="24"/>
-                <w:szCs w:val="24"/>
+              </w:rPr>
+            </w:pPr>
+            <w:r>
+              <w:rPr>
+                <w:sz w:val="24"/>
               </w:rPr>
               <w:t>4</w:t>
             </w:r>
@@ -1213,11 +1274,14 @@
             </w:tcMar>
           </w:tcPr>
           <w:p>
-            <w:r>
-              <w:rPr>
-                <w:rFonts w:hint="eastAsia"/>
+            <w:pPr>
+              <w:rPr>
                 <w:sz w:val="24"/>
-                <w:szCs w:val="24"/>
+              </w:rPr>
+            </w:pPr>
+            <w:r>
+              <w:rPr>
+                <w:sz w:val="24"/>
               </w:rPr>
               <w:t>Huỳnh Thị Thúy Kiều</w:t>
             </w:r>
@@ -1241,18 +1305,23 @@
             </w:tcMar>
           </w:tcPr>
           <w:p>
-            <w:r>
-              <w:t xml:space="preserve">Phát triển chức năng hiển thị danh sách phim, xử lý sự kiện tìm kiếm và lọc phim bằng ReactJS, sử dụng </w:t>
-            </w:r>
-            <w:r>
-              <w:rPr>
-                <w:rStyle w:val="HTMLCode"/>
-                <w:rFonts w:eastAsiaTheme="minorEastAsia"/>
-              </w:rPr>
-              <w:t>useState</w:t>
-            </w:r>
-            <w:r>
-              <w:t xml:space="preserve"> để quản lý dữ liệu tìm kiếm.</w:t>
+            <w:pPr>
+              <w:rPr>
+                <w:sz w:val="24"/>
+              </w:rPr>
+            </w:pPr>
+            <w:r>
+              <w:rPr>
+                <w:sz w:val="24"/>
+              </w:rPr>
+              <w:t xml:space="preserve">Xây dựng EventFilterBar và xử lý </w:t>
+            </w:r>
+            <w:r>
+              <w:rPr>
+                <w:sz w:val="24"/>
+              </w:rPr>
+              <w:lastRenderedPageBreak/>
+              <w:t>tìm kiếm, lọc sự kiện bằng useState.</w:t>
             </w:r>
           </w:p>
         </w:tc>
@@ -1274,7 +1343,16 @@
             </w:tcMar>
           </w:tcPr>
           <w:p>
-            <w:r>
+            <w:pPr>
+              <w:rPr>
+                <w:sz w:val="24"/>
+              </w:rPr>
+            </w:pPr>
+            <w:r>
+              <w:rPr>
+                <w:sz w:val="24"/>
+              </w:rPr>
+              <w:lastRenderedPageBreak/>
               <w:t>Đạt</w:t>
             </w:r>
           </w:p>
@@ -1297,7 +1375,15 @@
             </w:tcMar>
           </w:tcPr>
           <w:p>
-            <w:r>
+            <w:pPr>
+              <w:rPr>
+                <w:sz w:val="24"/>
+              </w:rPr>
+            </w:pPr>
+            <w:r>
+              <w:rPr>
+                <w:sz w:val="24"/>
+              </w:rPr>
               <w:t>100%</w:t>
             </w:r>
           </w:p>
@@ -1325,12 +1411,16 @@
             </w:tcMar>
           </w:tcPr>
           <w:p>
-            <w:r>
-              <w:rPr>
-                <w:rFonts w:eastAsia="Times New Roman"/>
+            <w:pPr>
+              <w:rPr>
                 <w:sz w:val="24"/>
-                <w:szCs w:val="24"/>
-              </w:rPr>
+              </w:rPr>
+            </w:pPr>
+            <w:r>
+              <w:rPr>
+                <w:sz w:val="24"/>
+              </w:rPr>
+              <w:lastRenderedPageBreak/>
               <w:t>5</w:t>
             </w:r>
           </w:p>
@@ -1353,11 +1443,15 @@
             </w:tcMar>
           </w:tcPr>
           <w:p>
-            <w:r>
-              <w:rPr>
-                <w:rFonts w:hint="eastAsia"/>
+            <w:pPr>
+              <w:rPr>
                 <w:sz w:val="24"/>
               </w:rPr>
+            </w:pPr>
+            <w:r>
+              <w:rPr>
+                <w:sz w:val="24"/>
+              </w:rPr>
               <w:t>Nguyễn Xuân Thịnh</w:t>
             </w:r>
           </w:p>
@@ -1380,18 +1474,16 @@
             </w:tcMar>
           </w:tcPr>
           <w:p>
-            <w:r>
-              <w:t xml:space="preserve">Xây dựng giao diện đăng nhập, đăng ký và xử lý sự kiện nhập liệu (input, submit), quản lý trạng thái biểu mẫu bằng </w:t>
-            </w:r>
-            <w:r>
-              <w:rPr>
-                <w:rStyle w:val="HTMLCode"/>
-                <w:rFonts w:eastAsiaTheme="minorEastAsia"/>
-              </w:rPr>
-              <w:t>useState</w:t>
-            </w:r>
-            <w:r>
-              <w:t>.</w:t>
+            <w:pPr>
+              <w:rPr>
+                <w:sz w:val="24"/>
+              </w:rPr>
+            </w:pPr>
+            <w:r>
+              <w:rPr>
+                <w:sz w:val="24"/>
+              </w:rPr>
+              <w:t>Hoàn thiện LoginRegisterModal và quản lý dữ liệu Form bằng useState.</w:t>
             </w:r>
           </w:p>
         </w:tc>
@@ -1413,7 +1505,15 @@
             </w:tcMar>
           </w:tcPr>
           <w:p>
-            <w:r>
+            <w:pPr>
+              <w:rPr>
+                <w:sz w:val="24"/>
+              </w:rPr>
+            </w:pPr>
+            <w:r>
+              <w:rPr>
+                <w:sz w:val="24"/>
+              </w:rPr>
               <w:t>Đạt</w:t>
             </w:r>
           </w:p>
@@ -1436,8 +1536,16 @@
             </w:tcMar>
           </w:tcPr>
           <w:p>
-            <w:r>
-              <w:t>100%</w:t>
+            <w:pPr>
+              <w:rPr>
+                <w:sz w:val="24"/>
+              </w:rPr>
+            </w:pPr>
+            <w:r>
+              <w:rPr>
+                <w:sz w:val="24"/>
+              </w:rPr>
+              <w:t>100</w:t>
             </w:r>
           </w:p>
         </w:tc>
@@ -1871,15 +1979,7 @@
             </w:tcMar>
           </w:tcPr>
           <w:p>
-            <w:pPr>
-              <w:jc w:val="center"/>
-            </w:pPr>
-            <w:r>
-              <w:rPr>
-                <w:rFonts w:eastAsia="Times New Roman"/>
-                <w:sz w:val="24"/>
-                <w:szCs w:val="24"/>
-              </w:rPr>
+            <w:r>
               <w:t>1</w:t>
             </w:r>
           </w:p>
@@ -1903,12 +2003,7 @@
           </w:tcPr>
           <w:p>
             <w:r>
-              <w:rPr>
-                <w:rFonts w:eastAsia="Times New Roman"/>
-                <w:sz w:val="24"/>
-                <w:szCs w:val="24"/>
-              </w:rPr>
-              <w:t>Viết SearchBar.jsx: controlled component, bind value={keyword} và onChange</w:t>
+              <w:t>Xây dựng EventFilterBar xử lý tìm kiếm sự kiện</w:t>
             </w:r>
           </w:p>
         </w:tc>
@@ -1930,16 +2025,8 @@
             </w:tcMar>
           </w:tcPr>
           <w:p>
-            <w:pPr>
-              <w:jc w:val="center"/>
-            </w:pPr>
-            <w:r>
-              <w:rPr>
-                <w:rFonts w:eastAsia="Times New Roman"/>
-                <w:iCs/>
-                <w:color w:val="7F8C8D"/>
-              </w:rPr>
-              <w:t>[x]</w:t>
+            <w:r>
+              <w:t xml:space="preserve">[x] </w:t>
             </w:r>
           </w:p>
         </w:tc>
@@ -1962,7 +2049,7 @@
           </w:tcPr>
           <w:p>
             <w:r>
-              <w:t>Nguyễn Hữu Tấn Đạt</w:t>
+              <w:t>Huỳnh Thị Thúy Kiều</w:t>
             </w:r>
           </w:p>
         </w:tc>
@@ -1986,15 +2073,7 @@
             </w:tcMar>
           </w:tcPr>
           <w:p>
-            <w:pPr>
-              <w:jc w:val="center"/>
-            </w:pPr>
-            <w:r>
-              <w:rPr>
-                <w:rFonts w:eastAsia="Times New Roman"/>
-                <w:sz w:val="24"/>
-                <w:szCs w:val="24"/>
-              </w:rPr>
+            <w:r>
               <w:t>2</w:t>
             </w:r>
           </w:p>
@@ -2018,12 +2097,7 @@
           </w:tcPr>
           <w:p>
             <w:r>
-              <w:rPr>
-                <w:rFonts w:eastAsia="Times New Roman"/>
-                <w:sz w:val="24"/>
-                <w:szCs w:val="24"/>
-              </w:rPr>
-              <w:t>Thêm validation SearchBar: min 2 ký tự, hiển thị error message, nút Clear</w:t>
+              <w:t>Quản lý trạng thái SelectTickets bằng useState</w:t>
             </w:r>
           </w:p>
         </w:tc>
@@ -2045,16 +2119,8 @@
             </w:tcMar>
           </w:tcPr>
           <w:p>
-            <w:pPr>
-              <w:jc w:val="center"/>
-            </w:pPr>
-            <w:r>
-              <w:rPr>
-                <w:rFonts w:eastAsia="Times New Roman"/>
-                <w:iCs/>
-                <w:color w:val="7F8C8D"/>
-              </w:rPr>
-              <w:t>[x]</w:t>
+            <w:r>
+              <w:t xml:space="preserve">[x] </w:t>
             </w:r>
           </w:p>
         </w:tc>
@@ -2101,15 +2167,7 @@
             </w:tcMar>
           </w:tcPr>
           <w:p>
-            <w:pPr>
-              <w:jc w:val="center"/>
-            </w:pPr>
-            <w:r>
-              <w:rPr>
-                <w:rFonts w:eastAsia="Times New Roman"/>
-                <w:sz w:val="24"/>
-                <w:szCs w:val="24"/>
-              </w:rPr>
+            <w:r>
               <w:t>3</w:t>
             </w:r>
           </w:p>
@@ -2133,21 +2191,7 @@
           </w:tcPr>
           <w:p>
             <w:r>
-              <w:rPr>
-                <w:rFonts w:eastAsia="Times New Roman"/>
-                <w:sz w:val="24"/>
-                <w:szCs w:val="24"/>
-              </w:rPr>
-              <w:t xml:space="preserve">Thêm state cart[] vào App.jsx, implement </w:t>
-            </w:r>
-            <w:r>
-              <w:rPr>
-                <w:rFonts w:eastAsia="Times New Roman"/>
-                <w:sz w:val="24"/>
-                <w:szCs w:val="24"/>
-              </w:rPr>
-              <w:lastRenderedPageBreak/>
-              <w:t>handleAddToCart (immutable update)</w:t>
+              <w:t>Hoàn thiện EventDetail với các tương tác của người dùng</w:t>
             </w:r>
           </w:p>
         </w:tc>
@@ -2169,17 +2213,8 @@
             </w:tcMar>
           </w:tcPr>
           <w:p>
-            <w:pPr>
-              <w:jc w:val="center"/>
-            </w:pPr>
-            <w:r>
-              <w:rPr>
-                <w:rFonts w:eastAsia="Times New Roman"/>
-                <w:iCs/>
-                <w:color w:val="7F8C8D"/>
-              </w:rPr>
-              <w:lastRenderedPageBreak/>
-              <w:t>[x]</w:t>
+            <w:r>
+              <w:t xml:space="preserve">[x] </w:t>
             </w:r>
           </w:p>
         </w:tc>
@@ -2202,11 +2237,7 @@
           </w:tcPr>
           <w:p>
             <w:r>
-              <w:t xml:space="preserve">Bùi Thùy </w:t>
-            </w:r>
-            <w:r>
-              <w:lastRenderedPageBreak/>
-              <w:t>Dung</w:t>
+              <w:t>Bùi Thùy Dung</w:t>
             </w:r>
           </w:p>
         </w:tc>
@@ -2230,16 +2261,7 @@
             </w:tcMar>
           </w:tcPr>
           <w:p>
-            <w:pPr>
-              <w:jc w:val="center"/>
-            </w:pPr>
-            <w:r>
-              <w:rPr>
-                <w:rFonts w:eastAsia="Times New Roman"/>
-                <w:sz w:val="24"/>
-                <w:szCs w:val="24"/>
-              </w:rPr>
-              <w:lastRenderedPageBreak/>
+            <w:r>
               <w:t>4</w:t>
             </w:r>
           </w:p>
@@ -2263,12 +2285,7 @@
           </w:tcPr>
           <w:p>
             <w:r>
-              <w:rPr>
-                <w:rFonts w:eastAsia="Times New Roman"/>
-                <w:sz w:val="24"/>
-                <w:szCs w:val="24"/>
-              </w:rPr>
-              <w:t>Lifting state: truyền handleSearch từ App xuống SearchBar qua props</w:t>
+              <w:t>Quản lý trạng thái Login/Register Form</w:t>
             </w:r>
           </w:p>
         </w:tc>
@@ -2290,16 +2307,8 @@
             </w:tcMar>
           </w:tcPr>
           <w:p>
-            <w:pPr>
-              <w:jc w:val="center"/>
-            </w:pPr>
-            <w:r>
-              <w:rPr>
-                <w:rFonts w:eastAsia="Times New Roman"/>
-                <w:iCs/>
-                <w:color w:val="7F8C8D"/>
-              </w:rPr>
-              <w:t>[x]</w:t>
+            <w:r>
+              <w:t xml:space="preserve">[x] </w:t>
             </w:r>
           </w:p>
         </w:tc>
@@ -2322,7 +2331,7 @@
           </w:tcPr>
           <w:p>
             <w:r>
-              <w:t>Huỳnh Thị Thúy Kiều</w:t>
+              <w:t>Nguyễn Xuân Thịnh</w:t>
             </w:r>
           </w:p>
         </w:tc>
@@ -2346,15 +2355,7 @@
             </w:tcMar>
           </w:tcPr>
           <w:p>
-            <w:pPr>
-              <w:jc w:val="center"/>
-            </w:pPr>
-            <w:r>
-              <w:rPr>
-                <w:rFonts w:eastAsia="Times New Roman"/>
-                <w:sz w:val="24"/>
-                <w:szCs w:val="24"/>
-              </w:rPr>
+            <w:r>
               <w:t>5</w:t>
             </w:r>
           </w:p>
@@ -2378,12 +2379,7 @@
           </w:tcPr>
           <w:p>
             <w:r>
-              <w:rPr>
-                <w:rFonts w:eastAsia="Times New Roman"/>
-                <w:sz w:val="24"/>
-                <w:szCs w:val="24"/>
-              </w:rPr>
-              <w:t>Hiển thị totalItems trên Header (truyền qua props từ App)</w:t>
+              <w:t>Quản lý trạng thái HomePage và EventSection</w:t>
             </w:r>
           </w:p>
         </w:tc>
@@ -2405,16 +2401,8 @@
             </w:tcMar>
           </w:tcPr>
           <w:p>
-            <w:pPr>
-              <w:jc w:val="center"/>
-            </w:pPr>
-            <w:r>
-              <w:rPr>
-                <w:rFonts w:eastAsia="Times New Roman"/>
-                <w:iCs/>
-                <w:color w:val="7F8C8D"/>
-              </w:rPr>
-              <w:t>[x]</w:t>
+            <w:r>
+              <w:t xml:space="preserve">[x] </w:t>
             </w:r>
           </w:p>
         </w:tc>
@@ -2437,7 +2425,7 @@
           </w:tcPr>
           <w:p>
             <w:r>
-              <w:t>Nguyễn Xuân Thịnh</w:t>
+              <w:t>Nguyễn Hữu Tấn Đạt</w:t>
             </w:r>
           </w:p>
         </w:tc>
@@ -2461,16 +2449,8 @@
             </w:tcMar>
           </w:tcPr>
           <w:p>
-            <w:pPr>
-              <w:jc w:val="center"/>
-            </w:pPr>
-            <w:r>
-              <w:rPr>
-                <w:rFonts w:eastAsia="Times New Roman"/>
-                <w:sz w:val="24"/>
-                <w:szCs w:val="24"/>
-              </w:rPr>
-              <w:t>6</w:t>
+            <w:r>
+              <w:t>1</w:t>
             </w:r>
           </w:p>
         </w:tc>
@@ -2493,12 +2473,7 @@
           </w:tcPr>
           <w:p>
             <w:r>
-              <w:rPr>
-                <w:rFonts w:eastAsia="Times New Roman"/>
-                <w:sz w:val="24"/>
-                <w:szCs w:val="24"/>
-              </w:rPr>
-              <w:t>Implement filter theo danh mục dùng useState(activeCategory) + derived state</w:t>
+              <w:t>Xây dựng EventFilterBar xử lý tìm kiếm sự kiện</w:t>
             </w:r>
           </w:p>
         </w:tc>
@@ -2520,16 +2495,8 @@
             </w:tcMar>
           </w:tcPr>
           <w:p>
-            <w:pPr>
-              <w:jc w:val="center"/>
-            </w:pPr>
-            <w:r>
-              <w:rPr>
-                <w:rFonts w:eastAsia="Times New Roman"/>
-                <w:iCs/>
-                <w:color w:val="7F8C8D"/>
-              </w:rPr>
-              <w:t>[x]</w:t>
+            <w:r>
+              <w:t xml:space="preserve">[x] </w:t>
             </w:r>
           </w:p>
         </w:tc>
@@ -2552,7 +2519,7 @@
           </w:tcPr>
           <w:p>
             <w:r>
-              <w:t>Nguyễn Minh Huy</w:t>
+              <w:t>Huỳnh Thị Thúy Kiều</w:t>
             </w:r>
           </w:p>
         </w:tc>
@@ -2573,171 +2540,79 @@
     </w:p>
     <w:p>
       <w:pPr>
-        <w:pStyle w:val="pdq2pgselectionanchorcontainer"/>
-      </w:pPr>
-      <w:r>
-        <w:t xml:space="preserve">Trong tuần 04, nhóm tập trung triển khai các chức năng của hệ thống đặt vé xem phim trực tuyến bằng </w:t>
+        <w:pStyle w:val="Heading3"/>
+      </w:pPr>
+      <w:r>
+        <w:t>Cách tiếp cận</w:t>
+      </w:r>
+    </w:p>
+    <w:p>
+      <w:pPr>
+        <w:pStyle w:val="NormalWeb"/>
+      </w:pPr>
+      <w:proofErr w:type="gramStart"/>
+      <w:r>
+        <w:lastRenderedPageBreak/>
+        <w:t xml:space="preserve">Trong tuần 04, nhóm tập trung tìm hiểu React Hook </w:t>
       </w:r>
       <w:r>
         <w:rPr>
           <w:rStyle w:val="Strong"/>
           <w:b w:val="0"/>
         </w:rPr>
-        <w:t>ReactJS</w:t>
-      </w:r>
-      <w:r>
-        <w:t xml:space="preserve">, đồng thời áp dụng các kiến thức về </w:t>
+        <w:t>useState</w:t>
+      </w:r>
+      <w:r>
+        <w:t xml:space="preserve"> để quản lý trạng thái của các thành phần giao diện trong hệ thống </w:t>
       </w:r>
       <w:r>
         <w:rPr>
           <w:rStyle w:val="Strong"/>
           <w:b w:val="0"/>
         </w:rPr>
-        <w:t>useState Hook</w:t>
-      </w:r>
-      <w:r>
-        <w:t xml:space="preserve">, </w:t>
+        <w:t>TicketNow</w:t>
+      </w:r>
+      <w:r>
+        <w:t>.</w:t>
+      </w:r>
+      <w:proofErr w:type="gramEnd"/>
+      <w:r>
+        <w:t xml:space="preserve"> Hook useState được áp dụng tại nhiều component nhằm cập nhật dữ liệu </w:t>
+      </w:r>
+      <w:proofErr w:type="gramStart"/>
+      <w:r>
+        <w:t>theo</w:t>
+      </w:r>
+      <w:proofErr w:type="gramEnd"/>
+      <w:r>
+        <w:t xml:space="preserve"> thời gian thực khi người dùng tương tác.</w:t>
+      </w:r>
+    </w:p>
+    <w:p>
+      <w:pPr>
+        <w:pStyle w:val="NormalWeb"/>
+      </w:pPr>
+      <w:proofErr w:type="gramStart"/>
+      <w:r>
+        <w:t xml:space="preserve">Đối với </w:t>
       </w:r>
       <w:r>
         <w:rPr>
           <w:rStyle w:val="Strong"/>
           <w:b w:val="0"/>
         </w:rPr>
-        <w:t>Controlled Components</w:t>
-      </w:r>
-      <w:r>
-        <w:t xml:space="preserve">, </w:t>
-      </w:r>
-      <w:r>
-        <w:rPr>
-          <w:rStyle w:val="Strong"/>
-          <w:b w:val="0"/>
-        </w:rPr>
-        <w:t>Event Handling</w:t>
-      </w:r>
-      <w:r>
-        <w:t xml:space="preserve">, </w:t>
-      </w:r>
-      <w:r>
-        <w:rPr>
-          <w:rStyle w:val="Strong"/>
-          <w:b w:val="0"/>
-        </w:rPr>
-        <w:t>Lifting State Up</w:t>
-      </w:r>
-      <w:r>
-        <w:t xml:space="preserve"> và </w:t>
-      </w:r>
-      <w:r>
-        <w:rPr>
-          <w:rStyle w:val="Strong"/>
-          <w:b w:val="0"/>
-        </w:rPr>
-        <w:t>Immutable Update</w:t>
-      </w:r>
-      <w:r>
-        <w:t xml:space="preserve"> vào quá trình phát triển giao diện.</w:t>
-      </w:r>
-    </w:p>
-    <w:p>
-      <w:pPr>
-        <w:pStyle w:val="NormalWeb"/>
-      </w:pPr>
+        <w:t>EventFilterBar</w:t>
+      </w:r>
+      <w:r>
+        <w:t>, nhóm sử dụng useState để lưu từ khóa tìm kiếm và tiêu chí lọc sự kiện.</w:t>
+      </w:r>
+      <w:proofErr w:type="gramEnd"/>
+      <w:r>
+        <w:t xml:space="preserve"> </w:t>
+      </w:r>
       <w:proofErr w:type="gramStart"/>
       <w:r>
-        <w:t xml:space="preserve">Đầu tiên, nhóm lựa chọn sử dụng </w:t>
-      </w:r>
-      <w:r>
-        <w:rPr>
-          <w:rStyle w:val="Strong"/>
-          <w:b w:val="0"/>
-        </w:rPr>
-        <w:t>useState</w:t>
-      </w:r>
-      <w:r>
-        <w:t xml:space="preserve"> để quản lý trạng thái của các component như từ khóa tìm kiếm, thông tin đăng nhập, danh sách ghế đã chọn và thể loại phim đang được lọc.</w:t>
-      </w:r>
-      <w:proofErr w:type="gramEnd"/>
-      <w:r>
-        <w:t xml:space="preserve"> Việc sử dụng React Hook giúp dữ liệu được cập nhật </w:t>
-      </w:r>
-      <w:proofErr w:type="gramStart"/>
-      <w:r>
-        <w:t>theo</w:t>
-      </w:r>
-      <w:proofErr w:type="gramEnd"/>
-      <w:r>
-        <w:t xml:space="preserve"> thời gian thực, đồng thời giao diện tự động render lại khi state thay đổi mà không cần thao tác trực tiếp với DOM.</w:t>
-      </w:r>
-    </w:p>
-    <w:p>
-      <w:pPr>
-        <w:pStyle w:val="NormalWeb"/>
-      </w:pPr>
-      <w:r>
-        <w:t xml:space="preserve">Đối với các biểu mẫu như </w:t>
-      </w:r>
-      <w:r>
-        <w:rPr>
-          <w:rStyle w:val="Strong"/>
-          <w:b w:val="0"/>
-        </w:rPr>
-        <w:t>SearchBar</w:t>
-      </w:r>
-      <w:r>
-        <w:t xml:space="preserve">, </w:t>
-      </w:r>
-      <w:r>
-        <w:rPr>
-          <w:rStyle w:val="Strong"/>
-          <w:b w:val="0"/>
-        </w:rPr>
-        <w:t>Login</w:t>
-      </w:r>
-      <w:r>
-        <w:t xml:space="preserve"> và </w:t>
-      </w:r>
-      <w:r>
-        <w:rPr>
-          <w:rStyle w:val="Strong"/>
-          <w:b w:val="0"/>
-        </w:rPr>
-        <w:t>Register</w:t>
-      </w:r>
-      <w:r>
-        <w:t xml:space="preserve">, nhóm áp dụng mô hình </w:t>
-      </w:r>
-      <w:r>
-        <w:rPr>
-          <w:rStyle w:val="Strong"/>
-          <w:b w:val="0"/>
-        </w:rPr>
-        <w:t>Controlled Components</w:t>
-      </w:r>
-      <w:r>
-        <w:t xml:space="preserve">, trong đó giá trị của các ô nhập liệu được quản lý hoàn toàn bởi state của React thông qua thuộc tính </w:t>
-      </w:r>
-      <w:r>
-        <w:rPr>
-          <w:rStyle w:val="HTMLCode"/>
-        </w:rPr>
-        <w:t>value</w:t>
-      </w:r>
-      <w:r>
-        <w:t xml:space="preserve"> và sự kiện </w:t>
-      </w:r>
-      <w:r>
-        <w:rPr>
-          <w:rStyle w:val="HTMLCode"/>
-        </w:rPr>
-        <w:t>onChange</w:t>
-      </w:r>
-      <w:r>
-        <w:t xml:space="preserve">. </w:t>
-      </w:r>
-      <w:proofErr w:type="gramStart"/>
-      <w:r>
-        <w:t>Cách tiếp cận này giúp dễ dàng kiểm tra dữ liệu đầu vào, hiển thị thông báo lỗi và xử lý các thao tác của người dùng một cách nhất quán.</w:t>
+        <w:t>Khi người dùng thay đổi nội dung tìm kiếm hoặc lựa chọn bộ lọc, danh sách sự kiện được cập nhật tương ứng.</w:t>
       </w:r>
       <w:proofErr w:type="gramEnd"/>
     </w:p>
@@ -2745,355 +2620,453 @@
       <w:pPr>
         <w:pStyle w:val="NormalWeb"/>
       </w:pPr>
-      <w:proofErr w:type="gramStart"/>
-      <w:r>
-        <w:t xml:space="preserve">Trong chức năng tìm kiếm và lọc phim, nhóm sử dụng </w:t>
+      <w:r>
+        <w:t xml:space="preserve">Tại </w:t>
       </w:r>
       <w:r>
         <w:rPr>
           <w:rStyle w:val="Strong"/>
           <w:b w:val="0"/>
         </w:rPr>
-        <w:t>Event Handling</w:t>
-      </w:r>
-      <w:r>
-        <w:t xml:space="preserve"> để xử lý các sự kiện nhập liệu, chọn thể loại và nhấn nút tìm kiếm.</w:t>
-      </w:r>
-      <w:proofErr w:type="gramEnd"/>
-      <w:r>
-        <w:t xml:space="preserve"> State tìm kiếm được đặt tại component cha (</w:t>
+        <w:t>SelectTickets</w:t>
+      </w:r>
+      <w:r>
+        <w:t>, useState được sử dụng để quản lý số lượng vé của từng loại, giúp cập nhật tổng số vé và thông tin đặt vé ngay sau mỗi thao tác tăng hoặc giảm.</w:t>
+      </w:r>
+    </w:p>
+    <w:p>
+      <w:pPr>
+        <w:pStyle w:val="NormalWeb"/>
+      </w:pPr>
+      <w:r>
+        <w:t xml:space="preserve">Trong </w:t>
       </w:r>
       <w:r>
         <w:rPr>
           <w:rStyle w:val="Strong"/>
           <w:b w:val="0"/>
         </w:rPr>
-        <w:t>App.jsx</w:t>
-      </w:r>
-      <w:r>
-        <w:rPr>
-          <w:b/>
-        </w:rPr>
-        <w:t>)</w:t>
-      </w:r>
-      <w:r>
-        <w:t xml:space="preserve"> và truyền xuống component </w:t>
+        <w:t>LoginRegisterModal</w:t>
+      </w:r>
+      <w:r>
+        <w:t>, nhóm sử dụng useState để quản lý dữ liệu nhập từ người dùng như email, mật khẩu và các thông tin đăng ký, tạo nền tảng cho chức năng xác thực ở các tuần tiếp theo.</w:t>
+      </w:r>
+    </w:p>
+    <w:p>
+      <w:pPr>
+        <w:pStyle w:val="NormalWeb"/>
+      </w:pPr>
+      <w:r>
+        <w:t xml:space="preserve">Ngoài ra, </w:t>
       </w:r>
       <w:r>
         <w:rPr>
           <w:rStyle w:val="Strong"/>
           <w:b w:val="0"/>
         </w:rPr>
-        <w:t>SearchBar</w:t>
-      </w:r>
-      <w:r>
-        <w:t xml:space="preserve"> thông qua </w:t>
+        <w:t>HomePage</w:t>
+      </w:r>
+      <w:r>
+        <w:t xml:space="preserve">, </w:t>
       </w:r>
       <w:r>
         <w:rPr>
           <w:rStyle w:val="Strong"/>
           <w:b w:val="0"/>
         </w:rPr>
-        <w:t>props</w:t>
-      </w:r>
-      <w:r>
-        <w:t xml:space="preserve"> </w:t>
-      </w:r>
-      <w:proofErr w:type="gramStart"/>
-      <w:r>
-        <w:t>theo</w:t>
-      </w:r>
-      <w:proofErr w:type="gramEnd"/>
-      <w:r>
-        <w:t xml:space="preserve"> kỹ thuật </w:t>
+        <w:t>EventSection</w:t>
+      </w:r>
+      <w:r>
+        <w:t xml:space="preserve"> và </w:t>
       </w:r>
       <w:r>
         <w:rPr>
           <w:rStyle w:val="Strong"/>
           <w:b w:val="0"/>
         </w:rPr>
-        <w:t>Lifting State Up</w:t>
-      </w:r>
-      <w:r>
-        <w:t>, giúp nhiều component có thể sử dụng chung dữ liệu và đảm bảo tính đồng bộ trong toàn bộ ứng dụng.</w:t>
+        <w:t>EventDetail</w:t>
+      </w:r>
+      <w:r>
+        <w:t xml:space="preserve"> cũng sử dụng useState để quản lý trạng thái hiển thị giao diện và dữ liệu của sự kiện, giúp giao diện phản hồi nhanh </w:t>
+      </w:r>
+      <w:proofErr w:type="gramStart"/>
+      <w:r>
+        <w:t>theo</w:t>
+      </w:r>
+      <w:proofErr w:type="gramEnd"/>
+      <w:r>
+        <w:t xml:space="preserve"> thao tác của người dùng.</w:t>
       </w:r>
     </w:p>
     <w:p>
       <w:pPr>
-        <w:pStyle w:val="NormalWeb"/>
-      </w:pPr>
-      <w:proofErr w:type="gramStart"/>
-      <w:r>
-        <w:t xml:space="preserve">Đối với chức năng chọn ghế, nhóm áp dụng nguyên tắc </w:t>
-      </w:r>
-      <w:r>
-        <w:rPr>
-          <w:rStyle w:val="Strong"/>
-          <w:b w:val="0"/>
-        </w:rPr>
-        <w:t>Immutable Update</w:t>
-      </w:r>
-      <w:r>
-        <w:t xml:space="preserve"> khi cập nhật danh sách ghế đã chọn.</w:t>
-      </w:r>
-      <w:proofErr w:type="gramEnd"/>
-      <w:r>
-        <w:t xml:space="preserve"> Thay vì thay đổi trực tiếp mảng hiện có, React tạo một mảng mới bằng toán tử spread (</w:t>
-      </w:r>
-      <w:r>
-        <w:rPr>
-          <w:rStyle w:val="HTMLCode"/>
-        </w:rPr>
-        <w:t>...</w:t>
-      </w:r>
-      <w:r>
-        <w:t>) để cập nhật state. Cách làm này giúp React nhận biết sự thay đổi của dữ liệu và render lại giao diện chính xác, đồng thời hạn chế các lỗi phát sinh khi quản lý state.</w:t>
+        <w:pStyle w:val="Heading3"/>
+      </w:pPr>
+      <w:r>
+        <w:t>Lý do lựa chọn</w:t>
       </w:r>
     </w:p>
     <w:p>
       <w:pPr>
-        <w:pStyle w:val="NormalWeb"/>
-        <w:rPr>
-          <w:rFonts w:eastAsiaTheme="minorEastAsia"/>
-        </w:rPr>
+        <w:numPr>
+          <w:ilvl w:val="0"/>
+          <w:numId w:val="13"/>
+        </w:numPr>
+        <w:spacing w:before="100" w:beforeAutospacing="1" w:after="100" w:afterAutospacing="1"/>
       </w:pPr>
       <w:proofErr w:type="gramStart"/>
       <w:r>
-        <w:t>Trong quá trình thực hiện, nhóm gặp khó khăn trong việc truyền dữ liệu giữa các component và đồng bộ trạng thái khi nhiều component cùng sử dụng một nguồn dữ liệu.</w:t>
+        <w:t>useState</w:t>
       </w:r>
       <w:proofErr w:type="gramEnd"/>
       <w:r>
-        <w:t xml:space="preserve"> Để khắc phục, nhóm tổ chức lại cấu trúc component, đặt các state dùng </w:t>
-      </w:r>
-      <w:proofErr w:type="gramStart"/>
-      <w:r>
-        <w:t>chung</w:t>
-      </w:r>
-      <w:proofErr w:type="gramEnd"/>
-      <w:r>
-        <w:t xml:space="preserve"> tại component cha và truyền dữ liệu xuống các component con thông qua </w:t>
-      </w:r>
-      <w:r>
-        <w:rPr>
-          <w:rStyle w:val="Strong"/>
-          <w:b w:val="0"/>
-        </w:rPr>
-        <w:t>props</w:t>
-      </w:r>
-      <w:r>
-        <w:t>. Bên cạnh đó, nhóm luôn tuân thủ nguyên tắc cập nhật state bất biến (</w:t>
-      </w:r>
-      <w:r>
-        <w:rPr>
-          <w:rStyle w:val="Strong"/>
-          <w:b w:val="0"/>
-        </w:rPr>
-        <w:t>Immutable Update</w:t>
-      </w:r>
-      <w:r>
-        <w:t>) nhằm đảm bảo hiệu năng, tính ổn định và khả năng mở rộng của ứng dụng ReactJS trong các giai đoạn phát triển tiếp theo.</w:t>
+        <w:t xml:space="preserve"> là Hook cơ bản và phù hợp để quản lý trạng thái trong Functional Component. </w:t>
       </w:r>
     </w:p>
     <w:p>
       <w:pPr>
-        <w:pStyle w:val="Heading1"/>
-      </w:pPr>
-      <w:r>
-        <w:t>IV. KẾT QUẢ ĐẠT ĐƯỢC</w:t>
+        <w:numPr>
+          <w:ilvl w:val="0"/>
+          <w:numId w:val="13"/>
+        </w:numPr>
+        <w:spacing w:before="100" w:beforeAutospacing="1" w:after="100" w:afterAutospacing="1"/>
+      </w:pPr>
+      <w:r>
+        <w:t xml:space="preserve">Giúp giao diện cập nhật ngay khi người dùng thao tác. </w:t>
       </w:r>
     </w:p>
     <w:p>
       <w:pPr>
-        <w:pStyle w:val="Heading2"/>
-      </w:pPr>
-      <w:r>
-        <w:t>4.1. Kết quả kỹ thuật đạt được</w:t>
+        <w:numPr>
+          <w:ilvl w:val="0"/>
+          <w:numId w:val="13"/>
+        </w:numPr>
+        <w:spacing w:before="100" w:beforeAutospacing="1" w:after="100" w:afterAutospacing="1"/>
+      </w:pPr>
+      <w:r>
+        <w:t xml:space="preserve">Dễ bảo trì và mở rộng khi kết nối API. </w:t>
       </w:r>
     </w:p>
     <w:p>
       <w:pPr>
-        <w:spacing w:before="60"/>
-        <w:rPr>
+        <w:pStyle w:val="Heading3"/>
+      </w:pPr>
+      <w:r>
+        <w:t>Khó khăn</w:t>
+      </w:r>
+    </w:p>
+    <w:p>
+      <w:pPr>
+        <w:numPr>
+          <w:ilvl w:val="0"/>
+          <w:numId w:val="14"/>
+        </w:numPr>
+        <w:spacing w:before="100" w:beforeAutospacing="1" w:after="100" w:afterAutospacing="1"/>
+      </w:pPr>
+      <w:r>
+        <w:t xml:space="preserve">Đồng bộ trạng thái giữa các component. </w:t>
+      </w:r>
+    </w:p>
+    <w:p>
+      <w:pPr>
+        <w:numPr>
+          <w:ilvl w:val="0"/>
+          <w:numId w:val="14"/>
+        </w:numPr>
+        <w:spacing w:before="100" w:beforeAutospacing="1" w:after="100" w:afterAutospacing="1"/>
+      </w:pPr>
+      <w:r>
+        <w:t xml:space="preserve">Quản lý dữ liệu của Form. </w:t>
+      </w:r>
+    </w:p>
+    <w:p>
+      <w:pPr>
+        <w:numPr>
+          <w:ilvl w:val="0"/>
+          <w:numId w:val="14"/>
+        </w:numPr>
+        <w:spacing w:before="100" w:beforeAutospacing="1" w:after="100" w:afterAutospacing="1"/>
+      </w:pPr>
+      <w:r>
+        <w:t xml:space="preserve">Cập nhật số lượng vé sau nhiều thao tác. </w:t>
+      </w:r>
+    </w:p>
+    <w:p>
+      <w:pPr>
+        <w:numPr>
+          <w:ilvl w:val="0"/>
+          <w:numId w:val="14"/>
+        </w:numPr>
+        <w:spacing w:before="100" w:beforeAutospacing="1" w:after="100" w:afterAutospacing="1"/>
+      </w:pPr>
+      <w:r>
+        <w:t xml:space="preserve">Kiểm soát việc render lại component. </w:t>
+      </w:r>
+    </w:p>
+    <w:p>
+      <w:pPr>
+        <w:pStyle w:val="Heading3"/>
+      </w:pPr>
+      <w:r>
+        <w:t>Giải pháp</w:t>
+      </w:r>
+    </w:p>
+    <w:p>
+      <w:pPr>
+        <w:numPr>
+          <w:ilvl w:val="0"/>
+          <w:numId w:val="15"/>
+        </w:numPr>
+        <w:spacing w:before="100" w:beforeAutospacing="1" w:after="100" w:afterAutospacing="1"/>
+      </w:pPr>
+      <w:r>
+        <w:t xml:space="preserve">Tổ chức state </w:t>
+      </w:r>
+      <w:proofErr w:type="gramStart"/>
+      <w:r>
+        <w:t>theo</w:t>
+      </w:r>
+      <w:proofErr w:type="gramEnd"/>
+      <w:r>
+        <w:t xml:space="preserve"> từng component. </w:t>
+      </w:r>
+    </w:p>
+    <w:p>
+      <w:pPr>
+        <w:numPr>
+          <w:ilvl w:val="0"/>
+          <w:numId w:val="15"/>
+        </w:numPr>
+        <w:spacing w:before="100" w:beforeAutospacing="1" w:after="100" w:afterAutospacing="1"/>
+      </w:pPr>
+      <w:r>
+        <w:t xml:space="preserve">Kiểm tra dữ liệu trước </w:t>
+      </w:r>
+      <w:proofErr w:type="gramStart"/>
+      <w:r>
+        <w:t>khi render</w:t>
+      </w:r>
+      <w:proofErr w:type="gramEnd"/>
+      <w:r>
+        <w:t xml:space="preserve">. </w:t>
+      </w:r>
+    </w:p>
+    <w:p>
+      <w:pPr>
+        <w:numPr>
+          <w:ilvl w:val="0"/>
+          <w:numId w:val="15"/>
+        </w:numPr>
+        <w:spacing w:before="100" w:beforeAutospacing="1" w:after="100" w:afterAutospacing="1"/>
+      </w:pPr>
+      <w:r>
+        <w:t xml:space="preserve">Chuẩn hóa các hàm xử lý sự kiện. </w:t>
+      </w:r>
+    </w:p>
+    <w:p>
+      <w:pPr>
+        <w:numPr>
+          <w:ilvl w:val="0"/>
+          <w:numId w:val="15"/>
+        </w:numPr>
+        <w:spacing w:before="100" w:beforeAutospacing="1" w:after="100" w:afterAutospacing="1"/>
+      </w:pPr>
+      <w:r>
+        <w:t>Kiểm thử từng chức năng trước khi tích hợp.</w:t>
+      </w:r>
+    </w:p>
+    <w:p>
+      <w:pPr>
+        <w:pStyle w:val="Heading1"/>
+      </w:pPr>
+      <w:r>
+        <w:t>IV. KẾT QUẢ ĐẠT ĐƯỢC</w:t>
+      </w:r>
+    </w:p>
+    <w:p>
+      <w:pPr>
+        <w:pStyle w:val="Heading2"/>
+      </w:pPr>
+      <w:r>
+        <w:t>4.1. Kết quả kỹ thuật đạt được</w:t>
+      </w:r>
+    </w:p>
+    <w:p>
+      <w:pPr>
+        <w:rPr>
+          <w:rFonts w:eastAsia="Times New Roman"/>
           <w:sz w:val="24"/>
           <w:szCs w:val="24"/>
         </w:rPr>
       </w:pPr>
-      <w:r>
-        <w:rPr>
-          <w:rFonts w:hint="eastAsia"/>
+      <w:proofErr w:type="gramStart"/>
+      <w:r>
+        <w:rPr>
+          <w:rFonts w:eastAsia="Times New Roman" w:hAnsi="Symbol"/>
           <w:sz w:val="24"/>
           <w:szCs w:val="24"/>
         </w:rPr>
-        <w:t xml:space="preserve">- </w:t>
-      </w:r>
-      <w:r>
-        <w:rPr>
+        <w:t></w:t>
+      </w:r>
+      <w:r>
+        <w:rPr>
+          <w:rFonts w:eastAsia="Times New Roman"/>
           <w:sz w:val="24"/>
           <w:szCs w:val="24"/>
         </w:rPr>
-        <w:t xml:space="preserve">Nhóm đã xây dựng thành công component </w:t>
-      </w:r>
-      <w:r>
-        <w:rPr>
-          <w:rStyle w:val="Strong"/>
-          <w:b w:val="0"/>
+        <w:t xml:space="preserve">  Hoàn</w:t>
+      </w:r>
+      <w:proofErr w:type="gramEnd"/>
+      <w:r>
+        <w:rPr>
+          <w:rFonts w:eastAsia="Times New Roman"/>
           <w:sz w:val="24"/>
           <w:szCs w:val="24"/>
         </w:rPr>
-        <w:t>SearchBar</w:t>
-      </w:r>
-      <w:r>
-        <w:rPr>
+        <w:t xml:space="preserve"> thành quản lý trạng thái bằng useState trong HomePage, EventDetail và SelectTickets. </w:t>
+      </w:r>
+    </w:p>
+    <w:p>
+      <w:pPr>
+        <w:rPr>
+          <w:rFonts w:eastAsia="Times New Roman"/>
           <w:sz w:val="24"/>
           <w:szCs w:val="24"/>
         </w:rPr>
-        <w:t xml:space="preserve"> sử dụng </w:t>
-      </w:r>
-      <w:r>
-        <w:rPr>
-          <w:rStyle w:val="Strong"/>
-          <w:b w:val="0"/>
+      </w:pPr>
+      <w:proofErr w:type="gramStart"/>
+      <w:r>
+        <w:rPr>
+          <w:rFonts w:eastAsia="Times New Roman" w:hAnsi="Symbol"/>
           <w:sz w:val="24"/>
           <w:szCs w:val="24"/>
         </w:rPr>
-        <w:t>Controlled Component</w:t>
-      </w:r>
-      <w:r>
-        <w:rPr>
-          <w:b/>
+        <w:t></w:t>
+      </w:r>
+      <w:r>
+        <w:rPr>
+          <w:rFonts w:eastAsia="Times New Roman"/>
           <w:sz w:val="24"/>
           <w:szCs w:val="24"/>
         </w:rPr>
-        <w:t xml:space="preserve"> </w:t>
-      </w:r>
-      <w:r>
-        <w:rPr>
+        <w:t xml:space="preserve">  Triển</w:t>
+      </w:r>
+      <w:proofErr w:type="gramEnd"/>
+      <w:r>
+        <w:rPr>
+          <w:rFonts w:eastAsia="Times New Roman"/>
           <w:sz w:val="24"/>
           <w:szCs w:val="24"/>
         </w:rPr>
-        <w:t xml:space="preserve">với </w:t>
-      </w:r>
-      <w:r>
-        <w:rPr>
-          <w:rStyle w:val="HTMLCode"/>
-          <w:rFonts w:eastAsiaTheme="minorEastAsia"/>
+        <w:t xml:space="preserve"> khai chức năng tìm kiếm và lọc sự kiện tại EventFilterBar. </w:t>
+      </w:r>
+    </w:p>
+    <w:p>
+      <w:pPr>
+        <w:rPr>
+          <w:rFonts w:eastAsia="Times New Roman"/>
           <w:sz w:val="24"/>
           <w:szCs w:val="24"/>
         </w:rPr>
-        <w:t>useState</w:t>
-      </w:r>
-      <w:r>
-        <w:rPr>
+      </w:pPr>
+      <w:proofErr w:type="gramStart"/>
+      <w:r>
+        <w:rPr>
+          <w:rFonts w:eastAsia="Times New Roman" w:hAnsi="Symbol"/>
           <w:sz w:val="24"/>
           <w:szCs w:val="24"/>
         </w:rPr>
-        <w:t xml:space="preserve"> để quản lý dữ liệu nhập của người dùng. Chức năng tìm kiếm được cập nhật </w:t>
-      </w:r>
-      <w:proofErr w:type="gramStart"/>
-      <w:r>
-        <w:rPr>
+        <w:t></w:t>
+      </w:r>
+      <w:r>
+        <w:rPr>
+          <w:rFonts w:eastAsia="Times New Roman"/>
           <w:sz w:val="24"/>
           <w:szCs w:val="24"/>
         </w:rPr>
-        <w:t>theo</w:t>
+        <w:t xml:space="preserve">  Hoàn</w:t>
       </w:r>
       <w:proofErr w:type="gramEnd"/>
       <w:r>
         <w:rPr>
+          <w:rFonts w:eastAsia="Times New Roman"/>
           <w:sz w:val="24"/>
           <w:szCs w:val="24"/>
         </w:rPr>
-        <w:t xml:space="preserve"> </w:t>
-      </w:r>
-      <w:r>
-        <w:rPr>
+        <w:t xml:space="preserve"> thành Form Login/Register sử dụng useState. </w:t>
+      </w:r>
+    </w:p>
+    <w:p>
+      <w:pPr>
+        <w:rPr>
+          <w:rFonts w:eastAsia="Times New Roman"/>
           <w:sz w:val="24"/>
           <w:szCs w:val="24"/>
         </w:rPr>
-        <w:lastRenderedPageBreak/>
-        <w:t xml:space="preserve">thời gian thực thông qua sự kiện </w:t>
-      </w:r>
-      <w:r>
-        <w:rPr>
-          <w:rStyle w:val="HTMLCode"/>
-          <w:rFonts w:eastAsiaTheme="minorEastAsia"/>
+      </w:pPr>
+      <w:proofErr w:type="gramStart"/>
+      <w:r>
+        <w:rPr>
+          <w:rFonts w:eastAsia="Times New Roman" w:hAnsi="Symbol"/>
           <w:sz w:val="24"/>
           <w:szCs w:val="24"/>
         </w:rPr>
-        <w:t>onChange</w:t>
-      </w:r>
-      <w:r>
-        <w:rPr>
+        <w:t></w:t>
+      </w:r>
+      <w:r>
+        <w:rPr>
+          <w:rFonts w:eastAsia="Times New Roman"/>
           <w:sz w:val="24"/>
           <w:szCs w:val="24"/>
         </w:rPr>
-        <w:t xml:space="preserve">, đồng thời bổ sung kiểm tra dữ liệu đầu vào và nút </w:t>
-      </w:r>
-      <w:r>
-        <w:rPr>
-          <w:rStyle w:val="Strong"/>
-          <w:b w:val="0"/>
+        <w:t xml:space="preserve">  Cập</w:t>
+      </w:r>
+      <w:proofErr w:type="gramEnd"/>
+      <w:r>
+        <w:rPr>
+          <w:rFonts w:eastAsia="Times New Roman"/>
           <w:sz w:val="24"/>
           <w:szCs w:val="24"/>
         </w:rPr>
-        <w:t>Clear</w:t>
-      </w:r>
-      <w:r>
-        <w:rPr>
+        <w:t xml:space="preserve"> nhật giao diện theo thao tác của người dùng mà không cần tải lại trang. </w:t>
+      </w:r>
+    </w:p>
+    <w:p>
+      <w:pPr>
+        <w:rPr>
+          <w:b/>
+          <w:lang w:val="vi-VN"/>
+        </w:rPr>
+      </w:pPr>
+      <w:proofErr w:type="gramStart"/>
+      <w:r>
+        <w:rPr>
+          <w:rFonts w:eastAsia="Times New Roman" w:hAnsi="Symbol"/>
           <w:sz w:val="24"/>
           <w:szCs w:val="24"/>
         </w:rPr>
-        <w:t>.</w:t>
-      </w:r>
-    </w:p>
-    <w:p>
-      <w:pPr>
-        <w:spacing w:before="60"/>
-        <w:rPr>
+        <w:t></w:t>
+      </w:r>
+      <w:r>
+        <w:rPr>
+          <w:rFonts w:eastAsia="Times New Roman"/>
           <w:sz w:val="24"/>
           <w:szCs w:val="24"/>
         </w:rPr>
-      </w:pPr>
-      <w:r>
-        <w:rPr>
-          <w:rFonts w:hint="eastAsia"/>
+        <w:t xml:space="preserve">  Chuẩn</w:t>
+      </w:r>
+      <w:proofErr w:type="gramEnd"/>
+      <w:r>
+        <w:rPr>
+          <w:rFonts w:eastAsia="Times New Roman"/>
           <w:sz w:val="24"/>
           <w:szCs w:val="24"/>
         </w:rPr>
-        <w:t xml:space="preserve">- </w:t>
-      </w:r>
-      <w:r>
-        <w:rPr>
-          <w:sz w:val="24"/>
-          <w:szCs w:val="24"/>
-        </w:rPr>
-        <w:t xml:space="preserve">Nhóm triển khai chức năng chọn ghế bằng </w:t>
-      </w:r>
-      <w:r>
-        <w:rPr>
-          <w:rStyle w:val="HTMLCode"/>
-          <w:rFonts w:eastAsiaTheme="minorEastAsia"/>
-          <w:sz w:val="24"/>
-          <w:szCs w:val="24"/>
-        </w:rPr>
-        <w:t>useState</w:t>
-      </w:r>
-      <w:r>
-        <w:rPr>
-          <w:sz w:val="24"/>
-          <w:szCs w:val="24"/>
-        </w:rPr>
-        <w:t xml:space="preserve">, sử dụng Immutable Update để thêm và xóa ghế khỏi danh sách đã chọn. </w:t>
-      </w:r>
-      <w:proofErr w:type="gramStart"/>
-      <w:r>
-        <w:rPr>
-          <w:sz w:val="24"/>
-          <w:szCs w:val="24"/>
-        </w:rPr>
-        <w:t>Giao diện được cập nhật ngay sau mỗi thao tác của người dùng.</w:t>
-      </w:r>
-      <w:proofErr w:type="gramEnd"/>
+        <w:t xml:space="preserve"> bị nền tảng cho việc kết nối API trong các tuần tiếp theo.</w:t>
+      </w:r>
+      <w:r>
+        <w:t>.</w:t>
+      </w:r>
     </w:p>
     <w:p>
       <w:pPr>
@@ -3176,13 +3149,12 @@
               <w:rPr>
                 <w:i/>
                 <w:iCs/>
-                <w:noProof/>
                 <w:sz w:val="22"/>
                 <w:szCs w:val="22"/>
               </w:rPr>
               <w:drawing>
-                <wp:inline distT="0" distB="0" distL="0" distR="0" wp14:anchorId="5F7DE3E5" wp14:editId="7B9CB12A">
-                  <wp:extent cx="5943600" cy="2857500"/>
+                <wp:inline distT="0" distB="0" distL="0" distR="0" wp14:anchorId="4A7BED89" wp14:editId="36062AC4">
+                  <wp:extent cx="5943600" cy="2877820"/>
                   <wp:effectExtent l="0" t="0" r="0" b="0"/>
                   <wp:docPr id="1" name="Picture 1"/>
                   <wp:cNvGraphicFramePr>
@@ -3204,7 +3176,7 @@
                         <pic:spPr>
                           <a:xfrm>
                             <a:off x="0" y="0"/>
-                            <a:ext cx="5943600" cy="2857500"/>
+                            <a:ext cx="5943600" cy="2877820"/>
                           </a:xfrm>
                           <a:prstGeom prst="rect">
                             <a:avLst/>
@@ -3234,10 +3206,9 @@
             </w:r>
             <w:r>
               <w:rPr>
-                <w:rFonts w:hint="eastAsia"/>
                 <w:i/>
               </w:rPr>
-              <w:t>Search phim</w:t>
+              <w:t>Chức năng tìm kiếm sự kiện.</w:t>
             </w:r>
           </w:p>
         </w:tc>
@@ -3276,19 +3247,17 @@
             </w:pPr>
             <w:r>
               <w:rPr>
-                <w:rFonts w:hint="eastAsia"/>
                 <w:i/>
                 <w:iCs/>
-                <w:noProof/>
                 <w:sz w:val="22"/>
                 <w:szCs w:val="22"/>
               </w:rPr>
               <w:lastRenderedPageBreak/>
               <w:drawing>
-                <wp:inline distT="0" distB="0" distL="0" distR="0">
-                  <wp:extent cx="5940425" cy="2902585"/>
-                  <wp:effectExtent l="0" t="0" r="3175" b="0"/>
-                  <wp:docPr id="3" name="Picture 3"/>
+                <wp:inline distT="0" distB="0" distL="0" distR="0" wp14:anchorId="0A63D7FB" wp14:editId="22577A29">
+                  <wp:extent cx="5943600" cy="2867660"/>
+                  <wp:effectExtent l="0" t="0" r="0" b="8890"/>
+                  <wp:docPr id="2" name="Picture 2"/>
                   <wp:cNvGraphicFramePr>
                     <a:graphicFrameLocks xmlns:a="http://schemas.openxmlformats.org/drawingml/2006/main" noChangeAspect="1"/>
                   </wp:cNvGraphicFramePr>
@@ -3296,17 +3265,11 @@
                     <a:graphicData uri="http://schemas.openxmlformats.org/drawingml/2006/picture">
                       <pic:pic xmlns:pic="http://schemas.openxmlformats.org/drawingml/2006/picture">
                         <pic:nvPicPr>
-                          <pic:cNvPr id="0" name="Screenshot 2026-07-21 225936.png"/>
+                          <pic:cNvPr id="0" name=""/>
                           <pic:cNvPicPr/>
                         </pic:nvPicPr>
                         <pic:blipFill>
-                          <a:blip r:embed="rId9" cstate="print">
-                            <a:extLst>
-                              <a:ext uri="{28A0092B-C50C-407E-A947-70E740481C1C}">
-                                <a14:useLocalDpi xmlns:a14="http://schemas.microsoft.com/office/drawing/2010/main" val="0"/>
-                              </a:ext>
-                            </a:extLst>
-                          </a:blip>
+                          <a:blip r:embed="rId9"/>
                           <a:stretch>
                             <a:fillRect/>
                           </a:stretch>
@@ -3314,7 +3277,7 @@
                         <pic:spPr>
                           <a:xfrm>
                             <a:off x="0" y="0"/>
-                            <a:ext cx="5940425" cy="2902585"/>
+                            <a:ext cx="5943600" cy="2867660"/>
                           </a:xfrm>
                           <a:prstGeom prst="rect">
                             <a:avLst/>
@@ -3326,6 +3289,8 @@
                 </wp:inline>
               </w:drawing>
             </w:r>
+            <w:bookmarkStart w:id="0" w:name="_GoBack"/>
+            <w:bookmarkEnd w:id="0"/>
           </w:p>
           <w:p>
             <w:pPr>
@@ -3336,6 +3301,7 @@
                 <w:iCs/>
                 <w:sz w:val="22"/>
                 <w:szCs w:val="22"/>
+                <w:lang w:val="vi-VN"/>
               </w:rPr>
             </w:pPr>
             <w:r>
@@ -3346,7 +3312,7 @@
                 <w:sz w:val="22"/>
                 <w:szCs w:val="22"/>
               </w:rPr>
-              <w:t>Hình 1</w:t>
+              <w:t xml:space="preserve">Hình </w:t>
             </w:r>
             <w:r>
               <w:rPr>
@@ -3356,13 +3322,23 @@
                 <w:sz w:val="22"/>
                 <w:szCs w:val="22"/>
               </w:rPr>
+              <w:t>2</w:t>
+            </w:r>
+            <w:r>
+              <w:rPr>
+                <w:rFonts w:eastAsia="Times New Roman"/>
+                <w:i/>
+                <w:iCs/>
+                <w:sz w:val="22"/>
+                <w:szCs w:val="22"/>
+              </w:rPr>
               <w:t xml:space="preserve">: </w:t>
             </w:r>
             <w:r>
               <w:rPr>
                 <w:i/>
               </w:rPr>
-              <w:t>Minh họa chức năng lọc phim theo thể loại.</w:t>
+              <w:t>Chức năng lọc sự kiện theo danh mục.</w:t>
             </w:r>
           </w:p>
         </w:tc>
@@ -3446,16 +3422,16 @@
         <w:tblLook w:val="0000" w:firstRow="0" w:lastRow="0" w:firstColumn="0" w:lastColumn="0" w:noHBand="0" w:noVBand="0"/>
       </w:tblPr>
       <w:tblGrid>
-        <w:gridCol w:w="388"/>
-        <w:gridCol w:w="3092"/>
-        <w:gridCol w:w="997"/>
-        <w:gridCol w:w="3153"/>
-        <w:gridCol w:w="1396"/>
+        <w:gridCol w:w="382"/>
+        <w:gridCol w:w="2768"/>
+        <w:gridCol w:w="898"/>
+        <w:gridCol w:w="3772"/>
+        <w:gridCol w:w="1206"/>
       </w:tblGrid>
       <w:tr>
         <w:tc>
           <w:tcPr>
-            <w:tcW w:w="388" w:type="dxa"/>
+            <w:tcW w:w="386" w:type="dxa"/>
             <w:tcBorders>
               <w:top w:val="single" w:sz="1" w:space="0" w:color="AAB7C4"/>
               <w:left w:val="single" w:sz="1" w:space="0" w:color="AAB7C4"/>
@@ -3489,7 +3465,7 @@
         </w:tc>
         <w:tc>
           <w:tcPr>
-            <w:tcW w:w="3092" w:type="dxa"/>
+            <w:tcW w:w="2887" w:type="dxa"/>
             <w:tcBorders>
               <w:top w:val="single" w:sz="1" w:space="0" w:color="AAB7C4"/>
               <w:left w:val="single" w:sz="1" w:space="0" w:color="AAB7C4"/>
@@ -3523,7 +3499,7 @@
         </w:tc>
         <w:tc>
           <w:tcPr>
-            <w:tcW w:w="997" w:type="dxa"/>
+            <w:tcW w:w="961" w:type="dxa"/>
             <w:tcBorders>
               <w:top w:val="single" w:sz="1" w:space="0" w:color="AAB7C4"/>
               <w:left w:val="single" w:sz="1" w:space="0" w:color="AAB7C4"/>
@@ -3557,7 +3533,7 @@
         </w:tc>
         <w:tc>
           <w:tcPr>
-            <w:tcW w:w="3153" w:type="dxa"/>
+            <w:tcW w:w="3396" w:type="dxa"/>
             <w:tcBorders>
               <w:top w:val="single" w:sz="1" w:space="0" w:color="AAB7C4"/>
               <w:left w:val="single" w:sz="1" w:space="0" w:color="AAB7C4"/>
@@ -3627,7 +3603,7 @@
       <w:tr>
         <w:tc>
           <w:tcPr>
-            <w:tcW w:w="388" w:type="dxa"/>
+            <w:tcW w:w="386" w:type="dxa"/>
             <w:tcBorders>
               <w:top w:val="single" w:sz="1" w:space="0" w:color="AAB7C4"/>
               <w:left w:val="single" w:sz="1" w:space="0" w:color="AAB7C4"/>
@@ -3643,22 +3619,14 @@
             </w:tcMar>
           </w:tcPr>
           <w:p>
-            <w:pPr>
-              <w:jc w:val="center"/>
-            </w:pPr>
-            <w:r>
-              <w:rPr>
-                <w:rFonts w:eastAsia="Times New Roman"/>
-                <w:sz w:val="24"/>
-                <w:szCs w:val="24"/>
-              </w:rPr>
+            <w:r>
               <w:t>1</w:t>
             </w:r>
           </w:p>
         </w:tc>
         <w:tc>
           <w:tcPr>
-            <w:tcW w:w="3092" w:type="dxa"/>
+            <w:tcW w:w="2887" w:type="dxa"/>
             <w:tcBorders>
               <w:top w:val="single" w:sz="1" w:space="0" w:color="AAB7C4"/>
               <w:left w:val="single" w:sz="1" w:space="0" w:color="AAB7C4"/>
@@ -3675,18 +3643,13 @@
           </w:tcPr>
           <w:p>
             <w:r>
-              <w:rPr>
-                <w:rFonts w:eastAsia="Times New Roman"/>
-                <w:sz w:val="24"/>
-                <w:szCs w:val="24"/>
-              </w:rPr>
-              <w:t>SearchBar.jsx là controlled component có validation (min 2 ký tự) và nút Clear</w:t>
-            </w:r>
-          </w:p>
-        </w:tc>
-        <w:tc>
-          <w:tcPr>
-            <w:tcW w:w="997" w:type="dxa"/>
+              <w:t>Quản lý trạng thái bằng useState</w:t>
+            </w:r>
+          </w:p>
+        </w:tc>
+        <w:tc>
+          <w:tcPr>
+            <w:tcW w:w="961" w:type="dxa"/>
             <w:tcBorders>
               <w:top w:val="single" w:sz="1" w:space="0" w:color="AAB7C4"/>
               <w:left w:val="single" w:sz="1" w:space="0" w:color="AAB7C4"/>
@@ -3702,15 +3665,9 @@
             </w:tcMar>
           </w:tcPr>
           <w:p>
-            <w:pPr>
-              <w:jc w:val="center"/>
-            </w:pPr>
             <w:r>
               <w:rPr>
                 <w:rFonts w:ascii="MS Mincho" w:eastAsia="MS Mincho" w:hAnsi="MS Mincho" w:cs="MS Mincho" w:hint="eastAsia"/>
-                <w:i/>
-                <w:iCs/>
-                <w:color w:val="7F8C8D"/>
               </w:rPr>
               <w:t>☑</w:t>
             </w:r>
@@ -3718,7 +3675,7 @@
         </w:tc>
         <w:tc>
           <w:tcPr>
-            <w:tcW w:w="3153" w:type="dxa"/>
+            <w:tcW w:w="3396" w:type="dxa"/>
             <w:tcBorders>
               <w:top w:val="single" w:sz="1" w:space="0" w:color="AAB7C4"/>
               <w:left w:val="single" w:sz="1" w:space="0" w:color="AAB7C4"/>
@@ -3735,12 +3692,7 @@
           </w:tcPr>
           <w:p>
             <w:r>
-              <w:rPr>
-                <w:rFonts w:eastAsia="Times New Roman"/>
-                <w:sz w:val="24"/>
-                <w:szCs w:val="24"/>
-              </w:rPr>
-              <w:t>src/components/SearchBar.jsx</w:t>
+              <w:t>src/user/js</w:t>
             </w:r>
           </w:p>
         </w:tc>
@@ -3763,37 +3715,7 @@
           </w:tcPr>
           <w:p>
             <w:r>
-              <w:t xml:space="preserve">Sử dụng </w:t>
-            </w:r>
-            <w:r>
-              <w:rPr>
-                <w:rStyle w:val="HTMLCode"/>
-                <w:rFonts w:eastAsiaTheme="minorEastAsia"/>
-              </w:rPr>
-              <w:t>useState</w:t>
-            </w:r>
-            <w:r>
-              <w:t xml:space="preserve">, </w:t>
-            </w:r>
-            <w:r>
-              <w:rPr>
-                <w:rStyle w:val="HTMLCode"/>
-                <w:rFonts w:eastAsiaTheme="minorEastAsia"/>
-              </w:rPr>
-              <w:t>value</w:t>
-            </w:r>
-            <w:r>
-              <w:t xml:space="preserve">, </w:t>
-            </w:r>
-            <w:r>
-              <w:rPr>
-                <w:rStyle w:val="HTMLCode"/>
-                <w:rFonts w:eastAsiaTheme="minorEastAsia"/>
-              </w:rPr>
-              <w:t>onChange</w:t>
-            </w:r>
-            <w:r>
-              <w:t xml:space="preserve"> và validation.</w:t>
+              <w:t>1</w:t>
             </w:r>
           </w:p>
         </w:tc>
@@ -3801,7 +3723,7 @@
       <w:tr>
         <w:tc>
           <w:tcPr>
-            <w:tcW w:w="388" w:type="dxa"/>
+            <w:tcW w:w="386" w:type="dxa"/>
             <w:tcBorders>
               <w:top w:val="single" w:sz="1" w:space="0" w:color="AAB7C4"/>
               <w:left w:val="single" w:sz="1" w:space="0" w:color="AAB7C4"/>
@@ -3817,22 +3739,14 @@
             </w:tcMar>
           </w:tcPr>
           <w:p>
-            <w:pPr>
-              <w:jc w:val="center"/>
-            </w:pPr>
-            <w:r>
-              <w:rPr>
-                <w:rFonts w:eastAsia="Times New Roman"/>
-                <w:sz w:val="24"/>
-                <w:szCs w:val="24"/>
-              </w:rPr>
+            <w:r>
               <w:t>2</w:t>
             </w:r>
           </w:p>
         </w:tc>
         <w:tc>
           <w:tcPr>
-            <w:tcW w:w="3092" w:type="dxa"/>
+            <w:tcW w:w="2887" w:type="dxa"/>
             <w:tcBorders>
               <w:top w:val="single" w:sz="1" w:space="0" w:color="AAB7C4"/>
               <w:left w:val="single" w:sz="1" w:space="0" w:color="AAB7C4"/>
@@ -3849,18 +3763,13 @@
           </w:tcPr>
           <w:p>
             <w:r>
-              <w:rPr>
-                <w:rFonts w:eastAsia="Times New Roman"/>
-                <w:sz w:val="24"/>
-                <w:szCs w:val="24"/>
-              </w:rPr>
-              <w:t>Giỏ hàng (cart state) hoạt động: thêm sách, tăng số lượng với immutable update</w:t>
-            </w:r>
-          </w:p>
-        </w:tc>
-        <w:tc>
-          <w:tcPr>
-            <w:tcW w:w="997" w:type="dxa"/>
+              <w:t>EventFilterBar xử lý tìm kiếm và lọc</w:t>
+            </w:r>
+          </w:p>
+        </w:tc>
+        <w:tc>
+          <w:tcPr>
+            <w:tcW w:w="961" w:type="dxa"/>
             <w:tcBorders>
               <w:top w:val="single" w:sz="1" w:space="0" w:color="AAB7C4"/>
               <w:left w:val="single" w:sz="1" w:space="0" w:color="AAB7C4"/>
@@ -3876,15 +3785,9 @@
             </w:tcMar>
           </w:tcPr>
           <w:p>
-            <w:pPr>
-              <w:jc w:val="center"/>
-            </w:pPr>
             <w:r>
               <w:rPr>
                 <w:rFonts w:ascii="MS Mincho" w:eastAsia="MS Mincho" w:hAnsi="MS Mincho" w:cs="MS Mincho" w:hint="eastAsia"/>
-                <w:i/>
-                <w:iCs/>
-                <w:color w:val="7F8C8D"/>
               </w:rPr>
               <w:t>☑</w:t>
             </w:r>
@@ -3892,7 +3795,7 @@
         </w:tc>
         <w:tc>
           <w:tcPr>
-            <w:tcW w:w="3153" w:type="dxa"/>
+            <w:tcW w:w="3396" w:type="dxa"/>
             <w:tcBorders>
               <w:top w:val="single" w:sz="1" w:space="0" w:color="AAB7C4"/>
               <w:left w:val="single" w:sz="1" w:space="0" w:color="AAB7C4"/>
@@ -3909,12 +3812,7 @@
           </w:tcPr>
           <w:p>
             <w:r>
-              <w:rPr>
-                <w:rFonts w:eastAsia="Times New Roman"/>
-                <w:sz w:val="24"/>
-                <w:szCs w:val="24"/>
-              </w:rPr>
-              <w:t>src/App.jsx — hàm handleAddToCart dùng spread operator</w:t>
+              <w:t>src/user/js/EventFilterBar.js</w:t>
             </w:r>
           </w:p>
         </w:tc>
@@ -3937,37 +3835,7 @@
           </w:tcPr>
           <w:p>
             <w:r>
-              <w:t>Cập nhật danh sách ghế bằng toán tử spread (</w:t>
-            </w:r>
-            <w:r>
-              <w:rPr>
-                <w:rStyle w:val="HTMLCode"/>
-                <w:rFonts w:eastAsiaTheme="minorEastAsia"/>
-              </w:rPr>
-              <w:t>...</w:t>
-            </w:r>
-            <w:r>
-              <w:t xml:space="preserve">) và </w:t>
-            </w:r>
-            <w:proofErr w:type="gramStart"/>
-            <w:r>
-              <w:rPr>
-                <w:rStyle w:val="HTMLCode"/>
-                <w:rFonts w:eastAsiaTheme="minorEastAsia"/>
-              </w:rPr>
-              <w:lastRenderedPageBreak/>
-              <w:t>filter(</w:t>
-            </w:r>
-            <w:proofErr w:type="gramEnd"/>
-            <w:r>
-              <w:rPr>
-                <w:rStyle w:val="HTMLCode"/>
-                <w:rFonts w:eastAsiaTheme="minorEastAsia"/>
-              </w:rPr>
-              <w:t>)</w:t>
-            </w:r>
-            <w:r>
-              <w:t>.</w:t>
+              <w:t>2</w:t>
             </w:r>
           </w:p>
         </w:tc>
@@ -3975,7 +3843,7 @@
       <w:tr>
         <w:tc>
           <w:tcPr>
-            <w:tcW w:w="388" w:type="dxa"/>
+            <w:tcW w:w="386" w:type="dxa"/>
             <w:tcBorders>
               <w:top w:val="single" w:sz="1" w:space="0" w:color="AAB7C4"/>
               <w:left w:val="single" w:sz="1" w:space="0" w:color="AAB7C4"/>
@@ -3991,23 +3859,14 @@
             </w:tcMar>
           </w:tcPr>
           <w:p>
-            <w:pPr>
-              <w:jc w:val="center"/>
-            </w:pPr>
-            <w:r>
-              <w:rPr>
-                <w:rFonts w:eastAsia="Times New Roman"/>
-                <w:sz w:val="24"/>
-                <w:szCs w:val="24"/>
-              </w:rPr>
-              <w:lastRenderedPageBreak/>
+            <w:r>
               <w:t>3</w:t>
             </w:r>
           </w:p>
         </w:tc>
         <w:tc>
           <w:tcPr>
-            <w:tcW w:w="3092" w:type="dxa"/>
+            <w:tcW w:w="2887" w:type="dxa"/>
             <w:tcBorders>
               <w:top w:val="single" w:sz="1" w:space="0" w:color="AAB7C4"/>
               <w:left w:val="single" w:sz="1" w:space="0" w:color="AAB7C4"/>
@@ -4024,18 +3883,13 @@
           </w:tcPr>
           <w:p>
             <w:r>
-              <w:rPr>
-                <w:rFonts w:eastAsia="Times New Roman"/>
-                <w:sz w:val="24"/>
-                <w:szCs w:val="24"/>
-              </w:rPr>
-              <w:t>Header hiển thị đúng số lượng item trong giỏ (lifting state up)</w:t>
-            </w:r>
-          </w:p>
-        </w:tc>
-        <w:tc>
-          <w:tcPr>
-            <w:tcW w:w="997" w:type="dxa"/>
+              <w:t>SelectTickets cập nhật số lượng vé</w:t>
+            </w:r>
+          </w:p>
+        </w:tc>
+        <w:tc>
+          <w:tcPr>
+            <w:tcW w:w="961" w:type="dxa"/>
             <w:tcBorders>
               <w:top w:val="single" w:sz="1" w:space="0" w:color="AAB7C4"/>
               <w:left w:val="single" w:sz="1" w:space="0" w:color="AAB7C4"/>
@@ -4051,15 +3905,9 @@
             </w:tcMar>
           </w:tcPr>
           <w:p>
-            <w:pPr>
-              <w:jc w:val="center"/>
-            </w:pPr>
             <w:r>
               <w:rPr>
                 <w:rFonts w:ascii="MS Mincho" w:eastAsia="MS Mincho" w:hAnsi="MS Mincho" w:cs="MS Mincho" w:hint="eastAsia"/>
-                <w:i/>
-                <w:iCs/>
-                <w:color w:val="7F8C8D"/>
               </w:rPr>
               <w:t>☑</w:t>
             </w:r>
@@ -4067,7 +3915,7 @@
         </w:tc>
         <w:tc>
           <w:tcPr>
-            <w:tcW w:w="3153" w:type="dxa"/>
+            <w:tcW w:w="3396" w:type="dxa"/>
             <w:tcBorders>
               <w:top w:val="single" w:sz="1" w:space="0" w:color="AAB7C4"/>
               <w:left w:val="single" w:sz="1" w:space="0" w:color="AAB7C4"/>
@@ -4084,12 +3932,7 @@
           </w:tcPr>
           <w:p>
             <w:r>
-              <w:rPr>
-                <w:rFonts w:eastAsia="Times New Roman"/>
-                <w:sz w:val="24"/>
-                <w:szCs w:val="24"/>
-              </w:rPr>
-              <w:t>src/components/Header.jsx nhận cartCount qua props</w:t>
+              <w:t>src/user/js/SelectTickets.js</w:t>
             </w:r>
           </w:p>
         </w:tc>
@@ -4112,17 +3955,7 @@
           </w:tcPr>
           <w:p>
             <w:r>
-              <w:t xml:space="preserve">Dữ liệu được truyền từ </w:t>
-            </w:r>
-            <w:r>
-              <w:rPr>
-                <w:rStyle w:val="HTMLCode"/>
-                <w:rFonts w:eastAsiaTheme="minorEastAsia"/>
-              </w:rPr>
-              <w:t>App.jsx</w:t>
-            </w:r>
-            <w:r>
-              <w:t xml:space="preserve"> xuống component con.</w:t>
+              <w:t>3</w:t>
             </w:r>
           </w:p>
         </w:tc>
@@ -4130,7 +3963,7 @@
       <w:tr>
         <w:tc>
           <w:tcPr>
-            <w:tcW w:w="388" w:type="dxa"/>
+            <w:tcW w:w="386" w:type="dxa"/>
             <w:tcBorders>
               <w:top w:val="single" w:sz="1" w:space="0" w:color="AAB7C4"/>
               <w:left w:val="single" w:sz="1" w:space="0" w:color="AAB7C4"/>
@@ -4146,22 +3979,14 @@
             </w:tcMar>
           </w:tcPr>
           <w:p>
-            <w:pPr>
-              <w:jc w:val="center"/>
-            </w:pPr>
-            <w:r>
-              <w:rPr>
-                <w:rFonts w:eastAsia="Times New Roman"/>
-                <w:sz w:val="24"/>
-                <w:szCs w:val="24"/>
-              </w:rPr>
+            <w:r>
               <w:t>4</w:t>
             </w:r>
           </w:p>
         </w:tc>
         <w:tc>
           <w:tcPr>
-            <w:tcW w:w="3092" w:type="dxa"/>
+            <w:tcW w:w="2887" w:type="dxa"/>
             <w:tcBorders>
               <w:top w:val="single" w:sz="1" w:space="0" w:color="AAB7C4"/>
               <w:left w:val="single" w:sz="1" w:space="0" w:color="AAB7C4"/>
@@ -4178,18 +4003,13 @@
           </w:tcPr>
           <w:p>
             <w:r>
-              <w:rPr>
-                <w:rFonts w:eastAsia="Times New Roman"/>
-                <w:sz w:val="24"/>
-                <w:szCs w:val="24"/>
-              </w:rPr>
-              <w:t>Báo cáo giải thích tại sao phải dùng setState({...state}) thay vì state.key = value</w:t>
-            </w:r>
-          </w:p>
-        </w:tc>
-        <w:tc>
-          <w:tcPr>
-            <w:tcW w:w="997" w:type="dxa"/>
+              <w:t>LoginRegisterModal quản lý Form</w:t>
+            </w:r>
+          </w:p>
+        </w:tc>
+        <w:tc>
+          <w:tcPr>
+            <w:tcW w:w="961" w:type="dxa"/>
             <w:tcBorders>
               <w:top w:val="single" w:sz="1" w:space="0" w:color="AAB7C4"/>
               <w:left w:val="single" w:sz="1" w:space="0" w:color="AAB7C4"/>
@@ -4205,15 +4025,9 @@
             </w:tcMar>
           </w:tcPr>
           <w:p>
-            <w:pPr>
-              <w:jc w:val="center"/>
-            </w:pPr>
             <w:r>
               <w:rPr>
                 <w:rFonts w:ascii="MS Mincho" w:eastAsia="MS Mincho" w:hAnsi="MS Mincho" w:cs="MS Mincho" w:hint="eastAsia"/>
-                <w:i/>
-                <w:iCs/>
-                <w:color w:val="7F8C8D"/>
               </w:rPr>
               <w:t>☑</w:t>
             </w:r>
@@ -4221,7 +4035,7 @@
         </w:tc>
         <w:tc>
           <w:tcPr>
-            <w:tcW w:w="3153" w:type="dxa"/>
+            <w:tcW w:w="3396" w:type="dxa"/>
             <w:tcBorders>
               <w:top w:val="single" w:sz="1" w:space="0" w:color="AAB7C4"/>
               <w:left w:val="single" w:sz="1" w:space="0" w:color="AAB7C4"/>
@@ -4238,12 +4052,7 @@
           </w:tcPr>
           <w:p>
             <w:r>
-              <w:rPr>
-                <w:rFonts w:eastAsia="Times New Roman"/>
-                <w:sz w:val="24"/>
-                <w:szCs w:val="24"/>
-              </w:rPr>
-              <w:t>docs/week04-immutable.md hoặc phần mô tả trong báo cáo này</w:t>
+              <w:t>src/user/js/LoginRegisterModal.js</w:t>
             </w:r>
           </w:p>
         </w:tc>
@@ -4266,17 +4075,7 @@
           </w:tcPr>
           <w:p>
             <w:r>
-              <w:t xml:space="preserve">Áp dụng </w:t>
-            </w:r>
-            <w:r>
-              <w:rPr>
-                <w:rStyle w:val="HTMLCode"/>
-                <w:rFonts w:eastAsiaTheme="minorEastAsia"/>
-              </w:rPr>
-              <w:t>useState</w:t>
-            </w:r>
-            <w:r>
-              <w:t>, Event Handling và Derived State để cập nhật giao diện.</w:t>
+              <w:t>4</w:t>
             </w:r>
           </w:p>
         </w:tc>
@@ -4284,7 +4083,7 @@
       <w:tr>
         <w:tc>
           <w:tcPr>
-            <w:tcW w:w="388" w:type="dxa"/>
+            <w:tcW w:w="386" w:type="dxa"/>
             <w:tcBorders>
               <w:top w:val="single" w:sz="1" w:space="0" w:color="AAB7C4"/>
               <w:left w:val="single" w:sz="1" w:space="0" w:color="AAB7C4"/>
@@ -4303,7 +4102,7 @@
         </w:tc>
         <w:tc>
           <w:tcPr>
-            <w:tcW w:w="3092" w:type="dxa"/>
+            <w:tcW w:w="2887" w:type="dxa"/>
             <w:tcBorders>
               <w:top w:val="single" w:sz="1" w:space="0" w:color="AAB7C4"/>
               <w:left w:val="single" w:sz="1" w:space="0" w:color="AAB7C4"/>
@@ -4333,7 +4132,7 @@
         </w:tc>
         <w:tc>
           <w:tcPr>
-            <w:tcW w:w="997" w:type="dxa"/>
+            <w:tcW w:w="961" w:type="dxa"/>
             <w:tcBorders>
               <w:top w:val="single" w:sz="1" w:space="0" w:color="AAB7C4"/>
               <w:left w:val="single" w:sz="1" w:space="0" w:color="AAB7C4"/>
@@ -4376,7 +4175,7 @@
         </w:tc>
         <w:tc>
           <w:tcPr>
-            <w:tcW w:w="3153" w:type="dxa"/>
+            <w:tcW w:w="3396" w:type="dxa"/>
             <w:tcBorders>
               <w:top w:val="single" w:sz="1" w:space="0" w:color="AAB7C4"/>
               <w:left w:val="single" w:sz="1" w:space="0" w:color="AAB7C4"/>
@@ -4686,15 +4485,7 @@
             </w:tcMar>
           </w:tcPr>
           <w:p>
-            <w:pPr>
-              <w:rPr>
-                <w:sz w:val="24"/>
-              </w:rPr>
-            </w:pPr>
-            <w:r>
-              <w:rPr>
-                <w:sz w:val="24"/>
-              </w:rPr>
+            <w:r>
               <w:t>1</w:t>
             </w:r>
           </w:p>
@@ -4717,16 +4508,8 @@
             </w:tcMar>
           </w:tcPr>
           <w:p>
-            <w:pPr>
-              <w:rPr>
-                <w:sz w:val="24"/>
-              </w:rPr>
-            </w:pPr>
-            <w:r>
-              <w:rPr>
-                <w:sz w:val="24"/>
-              </w:rPr>
-              <w:t>Cannot read properties of undefined (reading 'map') khi hiển thị danh sách phim.</w:t>
+            <w:r>
+              <w:t>Cannot read properties of undefined</w:t>
             </w:r>
           </w:p>
         </w:tc>
@@ -4748,30 +4531,8 @@
             </w:tcMar>
           </w:tcPr>
           <w:p>
-            <w:pPr>
-              <w:rPr>
-                <w:sz w:val="24"/>
-              </w:rPr>
-            </w:pPr>
-            <w:r>
-              <w:rPr>
-                <w:sz w:val="24"/>
-              </w:rPr>
-              <w:t xml:space="preserve">Dữ liệu phim chưa được khởi tạo hoặc API chưa trả về dữ liệu nhưng component đã thực hiện </w:t>
-            </w:r>
-            <w:proofErr w:type="gramStart"/>
-            <w:r>
-              <w:rPr>
-                <w:sz w:val="24"/>
-              </w:rPr>
-              <w:t>map(</w:t>
-            </w:r>
-            <w:proofErr w:type="gramEnd"/>
-            <w:r>
-              <w:rPr>
-                <w:sz w:val="24"/>
-              </w:rPr>
-              <w:t>).</w:t>
+            <w:r>
+              <w:t>Dữ liệu chưa được khởi tạo</w:t>
             </w:r>
           </w:p>
         </w:tc>
@@ -4793,30 +4554,8 @@
             </w:tcMar>
           </w:tcPr>
           <w:p>
-            <w:pPr>
-              <w:rPr>
-                <w:sz w:val="24"/>
-              </w:rPr>
-            </w:pPr>
-            <w:r>
-              <w:rPr>
-                <w:sz w:val="24"/>
-              </w:rPr>
-              <w:t>Khởi tạo state bằng mảng rỗng (</w:t>
-            </w:r>
-            <w:proofErr w:type="gramStart"/>
-            <w:r>
-              <w:rPr>
-                <w:sz w:val="24"/>
-              </w:rPr>
-              <w:t>useState(</w:t>
-            </w:r>
-            <w:proofErr w:type="gramEnd"/>
-            <w:r>
-              <w:rPr>
-                <w:sz w:val="24"/>
-              </w:rPr>
-              <w:t>[])) và kiểm tra dữ liệu trước khi render.</w:t>
+            <w:r>
+              <w:t>Kiểm tra dữ liệu trước khi render</w:t>
             </w:r>
           </w:p>
         </w:tc>
@@ -4838,15 +4577,7 @@
             </w:tcMar>
           </w:tcPr>
           <w:p>
-            <w:pPr>
-              <w:rPr>
-                <w:sz w:val="24"/>
-              </w:rPr>
-            </w:pPr>
-            <w:r>
-              <w:rPr>
-                <w:sz w:val="24"/>
-              </w:rPr>
+            <w:r>
               <w:t>Đã fix</w:t>
             </w:r>
           </w:p>
@@ -4871,15 +4602,7 @@
             </w:tcMar>
           </w:tcPr>
           <w:p>
-            <w:pPr>
-              <w:rPr>
-                <w:sz w:val="24"/>
-              </w:rPr>
-            </w:pPr>
-            <w:r>
-              <w:rPr>
-                <w:sz w:val="24"/>
-              </w:rPr>
+            <w:r>
               <w:t>2</w:t>
             </w:r>
           </w:p>
@@ -4902,16 +4625,8 @@
             </w:tcMar>
           </w:tcPr>
           <w:p>
-            <w:pPr>
-              <w:rPr>
-                <w:sz w:val="24"/>
-              </w:rPr>
-            </w:pPr>
-            <w:r>
-              <w:rPr>
-                <w:sz w:val="24"/>
-              </w:rPr>
-              <w:t>Giá trị trong ô SearchBar không cập nhật hoặc không hiển thị đúng khi nhập liệu.</w:t>
+            <w:r>
+              <w:t>Form không cập nhật dữ liệu</w:t>
             </w:r>
           </w:p>
         </w:tc>
@@ -4933,16 +4648,8 @@
             </w:tcMar>
           </w:tcPr>
           <w:p>
-            <w:pPr>
-              <w:rPr>
-                <w:sz w:val="24"/>
-              </w:rPr>
-            </w:pPr>
-            <w:r>
-              <w:rPr>
-                <w:sz w:val="24"/>
-              </w:rPr>
-              <w:t>Chưa thiết lập Controlled Component, thiếu thuộc tính value hoặc xử lý onChange chưa đúng.</w:t>
+            <w:r>
+              <w:t>Thiếu xử lý onChange</w:t>
             </w:r>
           </w:p>
         </w:tc>
@@ -4964,16 +4671,8 @@
             </w:tcMar>
           </w:tcPr>
           <w:p>
-            <w:pPr>
-              <w:rPr>
-                <w:sz w:val="24"/>
-              </w:rPr>
-            </w:pPr>
-            <w:r>
-              <w:rPr>
-                <w:sz w:val="24"/>
-              </w:rPr>
-              <w:t>Liên kết value với state và cập nhật state thông qua onChange.</w:t>
+            <w:r>
+              <w:t>Bổ sung useState và onChange</w:t>
             </w:r>
           </w:p>
         </w:tc>
@@ -4995,15 +4694,7 @@
             </w:tcMar>
           </w:tcPr>
           <w:p>
-            <w:pPr>
-              <w:rPr>
-                <w:sz w:val="24"/>
-              </w:rPr>
-            </w:pPr>
-            <w:r>
-              <w:rPr>
-                <w:sz w:val="24"/>
-              </w:rPr>
+            <w:r>
               <w:t>Đã fix</w:t>
             </w:r>
           </w:p>
@@ -5028,15 +4719,7 @@
             </w:tcMar>
           </w:tcPr>
           <w:p>
-            <w:pPr>
-              <w:rPr>
-                <w:sz w:val="24"/>
-              </w:rPr>
-            </w:pPr>
-            <w:r>
-              <w:rPr>
-                <w:sz w:val="24"/>
-              </w:rPr>
+            <w:r>
               <w:t>3</w:t>
             </w:r>
           </w:p>
@@ -5059,16 +4742,8 @@
             </w:tcMar>
           </w:tcPr>
           <w:p>
-            <w:pPr>
-              <w:rPr>
-                <w:sz w:val="24"/>
-              </w:rPr>
-            </w:pPr>
-            <w:r>
-              <w:rPr>
-                <w:sz w:val="24"/>
-              </w:rPr>
-              <w:t>Danh sách ghế đã chọn không cập nhật sau khi chọn hoặc bỏ chọn.</w:t>
+            <w:r>
+              <w:t>Danh sách sự kiện chưa cập nhật sau khi lọc</w:t>
             </w:r>
           </w:p>
         </w:tc>
@@ -5090,23 +4765,8 @@
             </w:tcMar>
           </w:tcPr>
           <w:p>
-            <w:pPr>
-              <w:rPr>
-                <w:sz w:val="24"/>
-              </w:rPr>
-            </w:pPr>
-            <w:r>
-              <w:rPr>
-                <w:sz w:val="24"/>
-              </w:rPr>
-              <w:t xml:space="preserve">State bị thay đổi trực tiếp (mutate array) thay vì tạo </w:t>
-            </w:r>
-            <w:r>
-              <w:rPr>
-                <w:sz w:val="24"/>
-              </w:rPr>
-              <w:lastRenderedPageBreak/>
-              <w:t>mảng mới.</w:t>
+            <w:r>
+              <w:t>State chưa được cập nhật đúng</w:t>
             </w:r>
           </w:p>
         </w:tc>
@@ -5128,38 +4788,8 @@
             </w:tcMar>
           </w:tcPr>
           <w:p>
-            <w:pPr>
-              <w:rPr>
-                <w:sz w:val="24"/>
-              </w:rPr>
-            </w:pPr>
-            <w:r>
-              <w:rPr>
-                <w:sz w:val="24"/>
-              </w:rPr>
-              <w:lastRenderedPageBreak/>
-              <w:t xml:space="preserve">Sử dụng Immutable Update với toán tử spread </w:t>
-            </w:r>
-            <w:r>
-              <w:rPr>
-                <w:sz w:val="24"/>
-              </w:rPr>
-              <w:lastRenderedPageBreak/>
-              <w:t xml:space="preserve">(...) hoặc </w:t>
-            </w:r>
-            <w:proofErr w:type="gramStart"/>
-            <w:r>
-              <w:rPr>
-                <w:sz w:val="24"/>
-              </w:rPr>
-              <w:t>filter(</w:t>
-            </w:r>
-            <w:proofErr w:type="gramEnd"/>
-            <w:r>
-              <w:rPr>
-                <w:sz w:val="24"/>
-              </w:rPr>
-              <w:t>) để cập nhật state.</w:t>
+            <w:r>
+              <w:t>Kiểm tra hàm setState</w:t>
             </w:r>
           </w:p>
         </w:tc>
@@ -5181,16 +4811,7 @@
             </w:tcMar>
           </w:tcPr>
           <w:p>
-            <w:pPr>
-              <w:rPr>
-                <w:sz w:val="24"/>
-              </w:rPr>
-            </w:pPr>
-            <w:r>
-              <w:rPr>
-                <w:sz w:val="24"/>
-              </w:rPr>
-              <w:lastRenderedPageBreak/>
+            <w:r>
               <w:t>Đã fix</w:t>
             </w:r>
           </w:p>
@@ -5207,434 +4828,492 @@
         <w:pStyle w:val="Heading2"/>
       </w:pPr>
       <w:r>
-        <w:t xml:space="preserve">6.2. Hạn chế về </w:t>
-      </w:r>
-      <w:bookmarkStart w:id="0" w:name="_GoBack"/>
-      <w:bookmarkEnd w:id="0"/>
-      <w:r>
-        <w:t>kiến thức &amp; chất lượng</w:t>
+        <w:t>6.2. Hạn chế về kiến thức &amp; chất lượng</w:t>
       </w:r>
     </w:p>
     <w:p>
       <w:pPr>
-        <w:rPr>
-          <w:rFonts w:eastAsia="Times New Roman"/>
+        <w:pStyle w:val="Heading3"/>
+      </w:pPr>
+      <w:r>
+        <w:t>Kiến thức cần bổ sung</w:t>
+      </w:r>
+    </w:p>
+    <w:p>
+      <w:pPr>
+        <w:numPr>
+          <w:ilvl w:val="0"/>
+          <w:numId w:val="16"/>
+        </w:numPr>
+        <w:spacing w:before="100" w:beforeAutospacing="1" w:after="100" w:afterAutospacing="1"/>
+        <w:rPr>
           <w:sz w:val="24"/>
           <w:szCs w:val="24"/>
         </w:rPr>
       </w:pPr>
       <w:r>
         <w:rPr>
-          <w:rFonts w:eastAsia="Times New Roman"/>
-          <w:b/>
-          <w:bCs/>
           <w:sz w:val="24"/>
           <w:szCs w:val="24"/>
         </w:rPr>
-        <w:t>Phần lý thuyết tuần này nhóm chưa nắm vững:</w:t>
-      </w:r>
-      <w:r>
-        <w:rPr>
-          <w:rFonts w:eastAsia="Times New Roman"/>
+        <w:t xml:space="preserve">Hiểu rõ hơn cách sử dụng </w:t>
+      </w:r>
+      <w:r>
+        <w:rPr>
+          <w:rStyle w:val="Strong"/>
+          <w:b w:val="0"/>
           <w:sz w:val="24"/>
           <w:szCs w:val="24"/>
         </w:rPr>
-        <w:t xml:space="preserve"> </w:t>
+        <w:t>useState</w:t>
+      </w:r>
+      <w:r>
+        <w:rPr>
+          <w:sz w:val="24"/>
+          <w:szCs w:val="24"/>
+        </w:rPr>
+        <w:t xml:space="preserve"> để quản lý nhiều trạng thái trong cùng một component. </w:t>
       </w:r>
     </w:p>
     <w:p>
       <w:pPr>
         <w:numPr>
           <w:ilvl w:val="0"/>
-          <w:numId w:val="4"/>
+          <w:numId w:val="16"/>
         </w:numPr>
         <w:spacing w:before="100" w:beforeAutospacing="1" w:after="100" w:afterAutospacing="1"/>
         <w:rPr>
-          <w:rFonts w:eastAsia="Times New Roman"/>
           <w:sz w:val="24"/>
           <w:szCs w:val="24"/>
         </w:rPr>
       </w:pPr>
       <w:r>
         <w:rPr>
-          <w:rFonts w:eastAsia="Times New Roman"/>
           <w:sz w:val="24"/>
           <w:szCs w:val="24"/>
         </w:rPr>
-        <w:t xml:space="preserve">Nhóm vẫn đang tìm hiểu sâu hơn về </w:t>
-      </w:r>
-      <w:r>
-        <w:rPr>
-          <w:rFonts w:eastAsia="Times New Roman"/>
-          <w:bCs/>
+        <w:t xml:space="preserve">Nâng cao kỹ năng xử lý </w:t>
+      </w:r>
+      <w:r>
+        <w:rPr>
+          <w:rStyle w:val="Strong"/>
+          <w:b w:val="0"/>
           <w:sz w:val="24"/>
           <w:szCs w:val="24"/>
         </w:rPr>
-        <w:t>Lifting State Up</w:t>
-      </w:r>
-      <w:r>
-        <w:rPr>
-          <w:rFonts w:eastAsia="Times New Roman"/>
+        <w:t>Event</w:t>
+      </w:r>
+      <w:r>
+        <w:rPr>
+          <w:rStyle w:val="Strong"/>
           <w:sz w:val="24"/>
           <w:szCs w:val="24"/>
         </w:rPr>
-        <w:t xml:space="preserve">, cách tổ chức state giữa nhiều component và lựa chọn vị trí đặt state hợp lý trong ứng dụng React. </w:t>
+        <w:t xml:space="preserve"> </w:t>
+      </w:r>
+      <w:r>
+        <w:rPr>
+          <w:rStyle w:val="Strong"/>
+          <w:b w:val="0"/>
+          <w:sz w:val="24"/>
+          <w:szCs w:val="24"/>
+        </w:rPr>
+        <w:t>Handling</w:t>
+      </w:r>
+      <w:r>
+        <w:rPr>
+          <w:sz w:val="24"/>
+          <w:szCs w:val="24"/>
+        </w:rPr>
+        <w:t xml:space="preserve"> và quản lý dữ liệu trong các biểu mẫu (Form). </w:t>
       </w:r>
     </w:p>
     <w:p>
       <w:pPr>
         <w:numPr>
           <w:ilvl w:val="0"/>
-          <w:numId w:val="4"/>
+          <w:numId w:val="16"/>
         </w:numPr>
         <w:spacing w:before="100" w:beforeAutospacing="1" w:after="100" w:afterAutospacing="1"/>
         <w:rPr>
-          <w:rFonts w:eastAsia="Times New Roman"/>
           <w:sz w:val="24"/>
           <w:szCs w:val="24"/>
         </w:rPr>
       </w:pPr>
       <w:r>
         <w:rPr>
-          <w:rFonts w:eastAsia="Times New Roman"/>
           <w:sz w:val="24"/>
           <w:szCs w:val="24"/>
         </w:rPr>
-        <w:t xml:space="preserve">Việc áp dụng </w:t>
-      </w:r>
-      <w:r>
-        <w:rPr>
-          <w:rFonts w:eastAsia="Times New Roman"/>
-          <w:bCs/>
+        <w:t xml:space="preserve">Tìm hiểu thêm về </w:t>
+      </w:r>
+      <w:r>
+        <w:rPr>
+          <w:rStyle w:val="Strong"/>
+          <w:b w:val="0"/>
           <w:sz w:val="24"/>
           <w:szCs w:val="24"/>
         </w:rPr>
-        <w:t>Immutable Update</w:t>
-      </w:r>
-      <w:r>
-        <w:rPr>
-          <w:rFonts w:eastAsia="Times New Roman"/>
+        <w:t>useEffect</w:t>
+      </w:r>
+      <w:r>
+        <w:rPr>
           <w:sz w:val="24"/>
           <w:szCs w:val="24"/>
         </w:rPr>
-        <w:t xml:space="preserve"> trong các cấu trúc dữ liệu phức tạp (mảng lồng nhau hoặc object nhiều cấp) vẫn cần được luyện tập thêm. </w:t>
+        <w:t xml:space="preserve"> để xử lý dữ liệu bất đồng bộ và kết nối API trong các tuần tiếp </w:t>
+      </w:r>
+      <w:proofErr w:type="gramStart"/>
+      <w:r>
+        <w:rPr>
+          <w:sz w:val="24"/>
+          <w:szCs w:val="24"/>
+        </w:rPr>
+        <w:t>theo</w:t>
+      </w:r>
+      <w:proofErr w:type="gramEnd"/>
+      <w:r>
+        <w:rPr>
+          <w:sz w:val="24"/>
+          <w:szCs w:val="24"/>
+        </w:rPr>
+        <w:t xml:space="preserve">. </w:t>
       </w:r>
     </w:p>
     <w:p>
       <w:pPr>
-        <w:rPr>
-          <w:rFonts w:eastAsia="Times New Roman"/>
+        <w:numPr>
+          <w:ilvl w:val="0"/>
+          <w:numId w:val="16"/>
+        </w:numPr>
+        <w:spacing w:before="100" w:beforeAutospacing="1" w:after="100" w:afterAutospacing="1"/>
+        <w:rPr>
           <w:sz w:val="24"/>
           <w:szCs w:val="24"/>
         </w:rPr>
       </w:pPr>
       <w:r>
         <w:rPr>
-          <w:rFonts w:eastAsia="Times New Roman"/>
-          <w:b/>
-          <w:bCs/>
           <w:sz w:val="24"/>
           <w:szCs w:val="24"/>
         </w:rPr>
-        <w:t>Tính năng nào chưa hoàn thiện, UI/UX còn thiếu sót:</w:t>
-      </w:r>
-      <w:r>
-        <w:rPr>
-          <w:rFonts w:eastAsia="Times New Roman"/>
+        <w:t xml:space="preserve">Tìm hiểu về </w:t>
+      </w:r>
+      <w:r>
+        <w:rPr>
+          <w:rStyle w:val="Strong"/>
+          <w:b w:val="0"/>
           <w:sz w:val="24"/>
           <w:szCs w:val="24"/>
         </w:rPr>
+        <w:t>Context</w:t>
+      </w:r>
+      <w:r>
+        <w:rPr>
+          <w:rStyle w:val="Strong"/>
+          <w:sz w:val="24"/>
+          <w:szCs w:val="24"/>
+        </w:rPr>
         <w:t xml:space="preserve"> </w:t>
+      </w:r>
+      <w:r>
+        <w:rPr>
+          <w:rStyle w:val="Strong"/>
+          <w:b w:val="0"/>
+          <w:sz w:val="24"/>
+          <w:szCs w:val="24"/>
+        </w:rPr>
+        <w:t>API</w:t>
+      </w:r>
+      <w:r>
+        <w:rPr>
+          <w:sz w:val="24"/>
+          <w:szCs w:val="24"/>
+        </w:rPr>
+        <w:t xml:space="preserve"> để quản lý dữ liệu dùng </w:t>
+      </w:r>
+      <w:proofErr w:type="gramStart"/>
+      <w:r>
+        <w:rPr>
+          <w:sz w:val="24"/>
+          <w:szCs w:val="24"/>
+        </w:rPr>
+        <w:t>chung</w:t>
+      </w:r>
+      <w:proofErr w:type="gramEnd"/>
+      <w:r>
+        <w:rPr>
+          <w:sz w:val="24"/>
+          <w:szCs w:val="24"/>
+        </w:rPr>
+        <w:t xml:space="preserve"> khi ứng dụng có nhiều component. </w:t>
       </w:r>
     </w:p>
     <w:p>
       <w:pPr>
+        <w:pStyle w:val="Heading3"/>
+      </w:pPr>
+      <w:r>
+        <w:t>Hạn chế của hệ thống</w:t>
+      </w:r>
+    </w:p>
+    <w:p>
+      <w:pPr>
         <w:numPr>
           <w:ilvl w:val="0"/>
-          <w:numId w:val="5"/>
+          <w:numId w:val="17"/>
         </w:numPr>
         <w:spacing w:before="100" w:beforeAutospacing="1" w:after="100" w:afterAutospacing="1"/>
         <w:rPr>
-          <w:rFonts w:eastAsia="Times New Roman"/>
           <w:sz w:val="24"/>
           <w:szCs w:val="24"/>
         </w:rPr>
       </w:pPr>
       <w:r>
         <w:rPr>
-          <w:rFonts w:eastAsia="Times New Roman"/>
           <w:sz w:val="24"/>
           <w:szCs w:val="24"/>
         </w:rPr>
-        <w:t xml:space="preserve">Chức năng tìm kiếm mới hỗ trợ tìm kiếm </w:t>
-      </w:r>
-      <w:proofErr w:type="gramStart"/>
-      <w:r>
-        <w:rPr>
-          <w:rFonts w:eastAsia="Times New Roman"/>
+        <w:t xml:space="preserve">Dữ liệu sự kiện hiện vẫn sử dụng dữ liệu mẫu, chưa kết nối với Backend hoặc cơ sở dữ liệu. </w:t>
+      </w:r>
+    </w:p>
+    <w:p>
+      <w:pPr>
+        <w:numPr>
+          <w:ilvl w:val="0"/>
+          <w:numId w:val="17"/>
+        </w:numPr>
+        <w:spacing w:before="100" w:beforeAutospacing="1" w:after="100" w:afterAutospacing="1"/>
+        <w:rPr>
           <w:sz w:val="24"/>
           <w:szCs w:val="24"/>
         </w:rPr>
-        <w:t>theo</w:t>
-      </w:r>
-      <w:proofErr w:type="gramEnd"/>
-      <w:r>
-        <w:rPr>
-          <w:rFonts w:eastAsia="Times New Roman"/>
+      </w:pPr>
+      <w:r>
+        <w:rPr>
           <w:sz w:val="24"/>
           <w:szCs w:val="24"/>
         </w:rPr>
-        <w:t xml:space="preserve"> tên phim, chưa tối ưu tốc độ tìm kiếm hoặc gợi ý từ khóa. </w:t>
+        <w:t xml:space="preserve">Chức năng chọn vé và thanh toán mới dừng ở mức giao diện, chưa xử lý dữ liệu thực tế. </w:t>
       </w:r>
     </w:p>
     <w:p>
       <w:pPr>
         <w:numPr>
           <w:ilvl w:val="0"/>
-          <w:numId w:val="5"/>
+          <w:numId w:val="17"/>
         </w:numPr>
         <w:spacing w:before="100" w:beforeAutospacing="1" w:after="100" w:afterAutospacing="1"/>
         <w:rPr>
-          <w:rFonts w:eastAsia="Times New Roman"/>
           <w:sz w:val="24"/>
           <w:szCs w:val="24"/>
         </w:rPr>
       </w:pPr>
       <w:r>
         <w:rPr>
-          <w:rFonts w:eastAsia="Times New Roman"/>
           <w:sz w:val="24"/>
           <w:szCs w:val="24"/>
         </w:rPr>
-        <w:t xml:space="preserve">Giao diện lọc phim còn đơn giản, chưa hỗ trợ kết hợp nhiều điều kiện lọc cùng lúc. </w:t>
+        <w:t xml:space="preserve">Chức năng đăng nhập/đăng ký mới quản lý trạng thái ở phía Front-end, chưa tích hợp xác thực người dùng. </w:t>
       </w:r>
     </w:p>
     <w:p>
       <w:pPr>
         <w:numPr>
           <w:ilvl w:val="0"/>
-          <w:numId w:val="5"/>
+          <w:numId w:val="17"/>
         </w:numPr>
         <w:spacing w:before="100" w:beforeAutospacing="1" w:after="100" w:afterAutospacing="1"/>
         <w:rPr>
-          <w:rFonts w:eastAsia="Times New Roman"/>
           <w:sz w:val="24"/>
           <w:szCs w:val="24"/>
         </w:rPr>
       </w:pPr>
       <w:r>
         <w:rPr>
-          <w:rFonts w:eastAsia="Times New Roman"/>
           <w:sz w:val="24"/>
           <w:szCs w:val="24"/>
         </w:rPr>
-        <w:t xml:space="preserve">Giao diện chọn ghế và một số thành phần trên thiết bị di động vẫn cần được tối ưu để cải thiện trải nghiệm người dùng. </w:t>
+        <w:t xml:space="preserve">Giao diện trên thiết bị di động vẫn cần được tối ưu thêm để cải thiện trải nghiệm người dùng. </w:t>
       </w:r>
     </w:p>
     <w:p>
       <w:pPr>
-        <w:rPr>
-          <w:rFonts w:eastAsia="Times New Roman"/>
+        <w:pStyle w:val="Heading3"/>
+      </w:pPr>
+      <w:r>
+        <w:t>Câu hỏi cần trao đổi với giảng viên</w:t>
+      </w:r>
+    </w:p>
+    <w:p>
+      <w:pPr>
+        <w:numPr>
+          <w:ilvl w:val="0"/>
+          <w:numId w:val="18"/>
+        </w:numPr>
+        <w:spacing w:before="100" w:beforeAutospacing="1" w:after="100" w:afterAutospacing="1"/>
+        <w:rPr>
           <w:sz w:val="24"/>
           <w:szCs w:val="24"/>
         </w:rPr>
       </w:pPr>
       <w:r>
         <w:rPr>
-          <w:rFonts w:eastAsia="Times New Roman"/>
-          <w:b/>
-          <w:bCs/>
           <w:sz w:val="24"/>
           <w:szCs w:val="24"/>
         </w:rPr>
-        <w:t xml:space="preserve">Câu hỏi cần hỏi giảng viên trong buổi học tiếp </w:t>
-      </w:r>
-      <w:proofErr w:type="gramStart"/>
-      <w:r>
-        <w:rPr>
-          <w:rFonts w:eastAsia="Times New Roman"/>
-          <w:b/>
-          <w:bCs/>
+        <w:t xml:space="preserve">Khi ứng dụng có nhiều state, nên tách thành nhiều </w:t>
+      </w:r>
+      <w:r>
+        <w:rPr>
+          <w:rStyle w:val="HTMLCode"/>
+          <w:rFonts w:eastAsiaTheme="minorEastAsia"/>
           <w:sz w:val="24"/>
           <w:szCs w:val="24"/>
         </w:rPr>
-        <w:t>theo</w:t>
-      </w:r>
-      <w:proofErr w:type="gramEnd"/>
-      <w:r>
-        <w:rPr>
-          <w:rFonts w:eastAsia="Times New Roman"/>
-          <w:b/>
-          <w:bCs/>
+        <w:t>useState</w:t>
+      </w:r>
+      <w:r>
+        <w:rPr>
           <w:sz w:val="24"/>
           <w:szCs w:val="24"/>
         </w:rPr>
-        <w:t>:</w:t>
-      </w:r>
-      <w:r>
-        <w:rPr>
-          <w:rFonts w:eastAsia="Times New Roman"/>
+        <w:t xml:space="preserve"> hay sử dụng một object state để dễ quản lý? </w:t>
+      </w:r>
+    </w:p>
+    <w:p>
+      <w:pPr>
+        <w:numPr>
+          <w:ilvl w:val="0"/>
+          <w:numId w:val="18"/>
+        </w:numPr>
+        <w:spacing w:before="100" w:beforeAutospacing="1" w:after="100" w:afterAutospacing="1"/>
+        <w:rPr>
           <w:sz w:val="24"/>
           <w:szCs w:val="24"/>
         </w:rPr>
-        <w:t xml:space="preserve"> </w:t>
+      </w:pPr>
+      <w:r>
+        <w:rPr>
+          <w:sz w:val="24"/>
+          <w:szCs w:val="24"/>
+        </w:rPr>
+        <w:t xml:space="preserve">Trong trường hợp nào nên sử dụng </w:t>
+      </w:r>
+      <w:r>
+        <w:rPr>
+          <w:rStyle w:val="Strong"/>
+          <w:b w:val="0"/>
+          <w:sz w:val="24"/>
+          <w:szCs w:val="24"/>
+        </w:rPr>
+        <w:t>useEffect</w:t>
+      </w:r>
+      <w:r>
+        <w:rPr>
+          <w:sz w:val="24"/>
+          <w:szCs w:val="24"/>
+        </w:rPr>
+        <w:t xml:space="preserve"> kết hợp với </w:t>
+      </w:r>
+      <w:r>
+        <w:rPr>
+          <w:rStyle w:val="Strong"/>
+          <w:b w:val="0"/>
+          <w:sz w:val="24"/>
+          <w:szCs w:val="24"/>
+        </w:rPr>
+        <w:t>useState</w:t>
+      </w:r>
+      <w:r>
+        <w:rPr>
+          <w:sz w:val="24"/>
+          <w:szCs w:val="24"/>
+        </w:rPr>
+        <w:t xml:space="preserve"> khi gọi API? </w:t>
       </w:r>
     </w:p>
     <w:p>
       <w:pPr>
         <w:numPr>
           <w:ilvl w:val="0"/>
-          <w:numId w:val="6"/>
+          <w:numId w:val="18"/>
         </w:numPr>
         <w:spacing w:before="100" w:beforeAutospacing="1" w:after="100" w:afterAutospacing="1"/>
         <w:rPr>
-          <w:rFonts w:eastAsia="Times New Roman"/>
           <w:sz w:val="24"/>
           <w:szCs w:val="24"/>
         </w:rPr>
       </w:pPr>
       <w:r>
         <w:rPr>
-          <w:rFonts w:eastAsia="Times New Roman"/>
           <w:sz w:val="24"/>
           <w:szCs w:val="24"/>
         </w:rPr>
-        <w:t xml:space="preserve">Khi nào nên sử dụng </w:t>
-      </w:r>
-      <w:r>
-        <w:rPr>
-          <w:rFonts w:eastAsia="Times New Roman"/>
-          <w:bCs/>
+        <w:t xml:space="preserve">Khi dự </w:t>
+      </w:r>
+      <w:proofErr w:type="gramStart"/>
+      <w:r>
+        <w:rPr>
           <w:sz w:val="24"/>
           <w:szCs w:val="24"/>
         </w:rPr>
-        <w:t>Lifting State Up</w:t>
-      </w:r>
-      <w:r>
-        <w:rPr>
-          <w:rFonts w:eastAsia="Times New Roman"/>
+        <w:t>án</w:t>
+      </w:r>
+      <w:proofErr w:type="gramEnd"/>
+      <w:r>
+        <w:rPr>
           <w:sz w:val="24"/>
           <w:szCs w:val="24"/>
         </w:rPr>
-        <w:t xml:space="preserve"> và khi nào nên sử dụng </w:t>
-      </w:r>
-      <w:r>
-        <w:rPr>
-          <w:rFonts w:eastAsia="Times New Roman"/>
-          <w:bCs/>
+        <w:t xml:space="preserve"> TicketNow mở rộng với nhiều chức năng như Event, Booking và Payment, nên áp dụng </w:t>
+      </w:r>
+      <w:r>
+        <w:rPr>
+          <w:rStyle w:val="Strong"/>
+          <w:b w:val="0"/>
           <w:sz w:val="24"/>
           <w:szCs w:val="24"/>
         </w:rPr>
-        <w:t>Context API</w:t>
-      </w:r>
-      <w:r>
-        <w:rPr>
-          <w:rFonts w:eastAsia="Times New Roman"/>
+        <w:t>Context</w:t>
+      </w:r>
+      <w:r>
+        <w:rPr>
+          <w:rStyle w:val="Strong"/>
           <w:sz w:val="24"/>
           <w:szCs w:val="24"/>
         </w:rPr>
-        <w:t xml:space="preserve"> để quản lý dữ liệu dùng </w:t>
-      </w:r>
-      <w:proofErr w:type="gramStart"/>
-      <w:r>
-        <w:rPr>
-          <w:rFonts w:eastAsia="Times New Roman"/>
+        <w:t xml:space="preserve"> </w:t>
+      </w:r>
+      <w:r>
+        <w:rPr>
+          <w:rStyle w:val="Strong"/>
+          <w:b w:val="0"/>
           <w:sz w:val="24"/>
           <w:szCs w:val="24"/>
         </w:rPr>
-        <w:t>chung</w:t>
-      </w:r>
-      <w:proofErr w:type="gramEnd"/>
-      <w:r>
-        <w:rPr>
-          <w:rFonts w:eastAsia="Times New Roman"/>
+        <w:t>API</w:t>
+      </w:r>
+      <w:r>
+        <w:rPr>
           <w:sz w:val="24"/>
           <w:szCs w:val="24"/>
         </w:rPr>
-        <w:t xml:space="preserve">? </w:t>
+        <w:t xml:space="preserve"> hay các thư viện quản lý state khác để tổ chức dữ liệu hiệu quả hơn? </w:t>
       </w:r>
     </w:p>
     <w:p>
       <w:pPr>
-        <w:numPr>
-          <w:ilvl w:val="0"/>
-          <w:numId w:val="6"/>
-        </w:numPr>
-        <w:spacing w:before="100" w:beforeAutospacing="1" w:after="100" w:afterAutospacing="1"/>
-        <w:rPr>
-          <w:rFonts w:eastAsia="Times New Roman"/>
-          <w:sz w:val="24"/>
-          <w:szCs w:val="24"/>
-        </w:rPr>
-      </w:pPr>
-      <w:r>
-        <w:rPr>
-          <w:rFonts w:eastAsia="Times New Roman"/>
-          <w:sz w:val="24"/>
-          <w:szCs w:val="24"/>
-        </w:rPr>
-        <w:t xml:space="preserve">Trong React, có những trường hợp nào không nên sử dụng </w:t>
-      </w:r>
-      <w:r>
-        <w:rPr>
-          <w:rFonts w:ascii="Courier New" w:eastAsia="Times New Roman" w:hAnsi="Courier New" w:cs="Courier New"/>
-          <w:sz w:val="20"/>
-          <w:szCs w:val="20"/>
-        </w:rPr>
-        <w:t>useState</w:t>
-      </w:r>
-      <w:r>
-        <w:rPr>
-          <w:rFonts w:eastAsia="Times New Roman"/>
-          <w:sz w:val="24"/>
-          <w:szCs w:val="24"/>
-        </w:rPr>
-        <w:t xml:space="preserve"> mà nên dùng các Hook khác như </w:t>
-      </w:r>
-      <w:r>
-        <w:rPr>
-          <w:rFonts w:ascii="Courier New" w:eastAsia="Times New Roman" w:hAnsi="Courier New" w:cs="Courier New"/>
-          <w:sz w:val="20"/>
-          <w:szCs w:val="20"/>
-        </w:rPr>
-        <w:t>useReducer</w:t>
-      </w:r>
-      <w:r>
-        <w:rPr>
-          <w:rFonts w:eastAsia="Times New Roman"/>
-          <w:sz w:val="24"/>
-          <w:szCs w:val="24"/>
-        </w:rPr>
-        <w:t xml:space="preserve">? </w:t>
-      </w:r>
-    </w:p>
-    <w:p>
-      <w:pPr>
-        <w:numPr>
-          <w:ilvl w:val="0"/>
-          <w:numId w:val="6"/>
-        </w:numPr>
-        <w:spacing w:before="100" w:beforeAutospacing="1" w:after="100" w:afterAutospacing="1"/>
-        <w:rPr>
-          <w:rFonts w:eastAsia="Times New Roman"/>
-          <w:sz w:val="24"/>
-          <w:szCs w:val="24"/>
-        </w:rPr>
-      </w:pPr>
-      <w:r>
-        <w:rPr>
-          <w:rFonts w:eastAsia="Times New Roman"/>
-          <w:sz w:val="24"/>
-          <w:szCs w:val="24"/>
-        </w:rPr>
-        <w:t>Có những cách nào để tối ưu việc render lại component khi state thay đổi nhằm cải thiện hiệu năng của ứng dụng ReactJS?</w:t>
-      </w:r>
-    </w:p>
-    <w:p>
-      <w:pPr>
+        <w:tabs>
+          <w:tab w:val="left" w:pos="4238"/>
+        </w:tabs>
         <w:spacing w:before="40" w:after="40"/>
         <w:ind w:left="360"/>
       </w:pPr>
+      <w:r>
+        <w:lastRenderedPageBreak/>
+        <w:tab/>
+      </w:r>
     </w:p>
     <w:sectPr>
       <w:headerReference w:type="default" r:id="rId10"/>
@@ -5846,6 +5525,751 @@
 <file path=word/numbering.xml><?xml version="1.0" encoding="utf-8"?>
 <w:numbering xmlns:wpc="http://schemas.microsoft.com/office/word/2010/wordprocessingCanvas" xmlns:mc="http://schemas.openxmlformats.org/markup-compatibility/2006" xmlns:o="urn:schemas-microsoft-com:office:office" xmlns:r="http://schemas.openxmlformats.org/officeDocument/2006/relationships" xmlns:m="http://schemas.openxmlformats.org/officeDocument/2006/math" xmlns:v="urn:schemas-microsoft-com:vml" xmlns:wp14="http://schemas.microsoft.com/office/word/2010/wordprocessingDrawing" xmlns:wp="http://schemas.openxmlformats.org/drawingml/2006/wordprocessingDrawing" xmlns:w10="urn:schemas-microsoft-com:office:word" xmlns:w="http://schemas.openxmlformats.org/wordprocessingml/2006/main" xmlns:w14="http://schemas.microsoft.com/office/word/2010/wordml" xmlns:wpg="http://schemas.microsoft.com/office/word/2010/wordprocessingGroup" xmlns:wpi="http://schemas.microsoft.com/office/word/2010/wordprocessingInk" xmlns:wne="http://schemas.microsoft.com/office/word/2006/wordml" xmlns:wps="http://schemas.microsoft.com/office/word/2010/wordprocessingShape" mc:Ignorable="w14 wp14">
   <w:abstractNum w:abstractNumId="0">
+    <w:nsid w:val="03A34021"/>
+    <w:multiLevelType w:val="multilevel"/>
+    <w:tmpl w:val="ED6E131C"/>
+    <w:lvl w:ilvl="0">
+      <w:start w:val="1"/>
+      <w:numFmt w:val="bullet"/>
+      <w:lvlText w:val=""/>
+      <w:lvlJc w:val="left"/>
+      <w:pPr>
+        <w:tabs>
+          <w:tab w:val="num" w:pos="720"/>
+        </w:tabs>
+        <w:ind w:left="720" w:hanging="360"/>
+      </w:pPr>
+      <w:rPr>
+        <w:rFonts w:ascii="Symbol" w:hAnsi="Symbol" w:hint="default"/>
+        <w:sz w:val="20"/>
+      </w:rPr>
+    </w:lvl>
+    <w:lvl w:ilvl="1" w:tentative="1">
+      <w:start w:val="1"/>
+      <w:numFmt w:val="bullet"/>
+      <w:lvlText w:val="o"/>
+      <w:lvlJc w:val="left"/>
+      <w:pPr>
+        <w:tabs>
+          <w:tab w:val="num" w:pos="1440"/>
+        </w:tabs>
+        <w:ind w:left="1440" w:hanging="360"/>
+      </w:pPr>
+      <w:rPr>
+        <w:rFonts w:ascii="Courier New" w:hAnsi="Courier New" w:hint="default"/>
+        <w:sz w:val="20"/>
+      </w:rPr>
+    </w:lvl>
+    <w:lvl w:ilvl="2" w:tentative="1">
+      <w:start w:val="1"/>
+      <w:numFmt w:val="bullet"/>
+      <w:lvlText w:val=""/>
+      <w:lvlJc w:val="left"/>
+      <w:pPr>
+        <w:tabs>
+          <w:tab w:val="num" w:pos="2160"/>
+        </w:tabs>
+        <w:ind w:left="2160" w:hanging="360"/>
+      </w:pPr>
+      <w:rPr>
+        <w:rFonts w:ascii="Wingdings" w:hAnsi="Wingdings" w:hint="default"/>
+        <w:sz w:val="20"/>
+      </w:rPr>
+    </w:lvl>
+    <w:lvl w:ilvl="3" w:tentative="1">
+      <w:start w:val="1"/>
+      <w:numFmt w:val="bullet"/>
+      <w:lvlText w:val=""/>
+      <w:lvlJc w:val="left"/>
+      <w:pPr>
+        <w:tabs>
+          <w:tab w:val="num" w:pos="2880"/>
+        </w:tabs>
+        <w:ind w:left="2880" w:hanging="360"/>
+      </w:pPr>
+      <w:rPr>
+        <w:rFonts w:ascii="Wingdings" w:hAnsi="Wingdings" w:hint="default"/>
+        <w:sz w:val="20"/>
+      </w:rPr>
+    </w:lvl>
+    <w:lvl w:ilvl="4" w:tentative="1">
+      <w:start w:val="1"/>
+      <w:numFmt w:val="bullet"/>
+      <w:lvlText w:val=""/>
+      <w:lvlJc w:val="left"/>
+      <w:pPr>
+        <w:tabs>
+          <w:tab w:val="num" w:pos="3600"/>
+        </w:tabs>
+        <w:ind w:left="3600" w:hanging="360"/>
+      </w:pPr>
+      <w:rPr>
+        <w:rFonts w:ascii="Wingdings" w:hAnsi="Wingdings" w:hint="default"/>
+        <w:sz w:val="20"/>
+      </w:rPr>
+    </w:lvl>
+    <w:lvl w:ilvl="5" w:tentative="1">
+      <w:start w:val="1"/>
+      <w:numFmt w:val="bullet"/>
+      <w:lvlText w:val=""/>
+      <w:lvlJc w:val="left"/>
+      <w:pPr>
+        <w:tabs>
+          <w:tab w:val="num" w:pos="4320"/>
+        </w:tabs>
+        <w:ind w:left="4320" w:hanging="360"/>
+      </w:pPr>
+      <w:rPr>
+        <w:rFonts w:ascii="Wingdings" w:hAnsi="Wingdings" w:hint="default"/>
+        <w:sz w:val="20"/>
+      </w:rPr>
+    </w:lvl>
+    <w:lvl w:ilvl="6" w:tentative="1">
+      <w:start w:val="1"/>
+      <w:numFmt w:val="bullet"/>
+      <w:lvlText w:val=""/>
+      <w:lvlJc w:val="left"/>
+      <w:pPr>
+        <w:tabs>
+          <w:tab w:val="num" w:pos="5040"/>
+        </w:tabs>
+        <w:ind w:left="5040" w:hanging="360"/>
+      </w:pPr>
+      <w:rPr>
+        <w:rFonts w:ascii="Wingdings" w:hAnsi="Wingdings" w:hint="default"/>
+        <w:sz w:val="20"/>
+      </w:rPr>
+    </w:lvl>
+    <w:lvl w:ilvl="7" w:tentative="1">
+      <w:start w:val="1"/>
+      <w:numFmt w:val="bullet"/>
+      <w:lvlText w:val=""/>
+      <w:lvlJc w:val="left"/>
+      <w:pPr>
+        <w:tabs>
+          <w:tab w:val="num" w:pos="5760"/>
+        </w:tabs>
+        <w:ind w:left="5760" w:hanging="360"/>
+      </w:pPr>
+      <w:rPr>
+        <w:rFonts w:ascii="Wingdings" w:hAnsi="Wingdings" w:hint="default"/>
+        <w:sz w:val="20"/>
+      </w:rPr>
+    </w:lvl>
+    <w:lvl w:ilvl="8" w:tentative="1">
+      <w:start w:val="1"/>
+      <w:numFmt w:val="bullet"/>
+      <w:lvlText w:val=""/>
+      <w:lvlJc w:val="left"/>
+      <w:pPr>
+        <w:tabs>
+          <w:tab w:val="num" w:pos="6480"/>
+        </w:tabs>
+        <w:ind w:left="6480" w:hanging="360"/>
+      </w:pPr>
+      <w:rPr>
+        <w:rFonts w:ascii="Wingdings" w:hAnsi="Wingdings" w:hint="default"/>
+        <w:sz w:val="20"/>
+      </w:rPr>
+    </w:lvl>
+  </w:abstractNum>
+  <w:abstractNum w:abstractNumId="1">
+    <w:nsid w:val="0A4C30D3"/>
+    <w:multiLevelType w:val="multilevel"/>
+    <w:tmpl w:val="94CE1068"/>
+    <w:lvl w:ilvl="0">
+      <w:start w:val="1"/>
+      <w:numFmt w:val="bullet"/>
+      <w:lvlText w:val=""/>
+      <w:lvlJc w:val="left"/>
+      <w:pPr>
+        <w:tabs>
+          <w:tab w:val="num" w:pos="720"/>
+        </w:tabs>
+        <w:ind w:left="720" w:hanging="360"/>
+      </w:pPr>
+      <w:rPr>
+        <w:rFonts w:ascii="Symbol" w:hAnsi="Symbol" w:hint="default"/>
+        <w:sz w:val="20"/>
+      </w:rPr>
+    </w:lvl>
+    <w:lvl w:ilvl="1" w:tentative="1">
+      <w:start w:val="1"/>
+      <w:numFmt w:val="bullet"/>
+      <w:lvlText w:val="o"/>
+      <w:lvlJc w:val="left"/>
+      <w:pPr>
+        <w:tabs>
+          <w:tab w:val="num" w:pos="1440"/>
+        </w:tabs>
+        <w:ind w:left="1440" w:hanging="360"/>
+      </w:pPr>
+      <w:rPr>
+        <w:rFonts w:ascii="Courier New" w:hAnsi="Courier New" w:hint="default"/>
+        <w:sz w:val="20"/>
+      </w:rPr>
+    </w:lvl>
+    <w:lvl w:ilvl="2" w:tentative="1">
+      <w:start w:val="1"/>
+      <w:numFmt w:val="bullet"/>
+      <w:lvlText w:val=""/>
+      <w:lvlJc w:val="left"/>
+      <w:pPr>
+        <w:tabs>
+          <w:tab w:val="num" w:pos="2160"/>
+        </w:tabs>
+        <w:ind w:left="2160" w:hanging="360"/>
+      </w:pPr>
+      <w:rPr>
+        <w:rFonts w:ascii="Wingdings" w:hAnsi="Wingdings" w:hint="default"/>
+        <w:sz w:val="20"/>
+      </w:rPr>
+    </w:lvl>
+    <w:lvl w:ilvl="3" w:tentative="1">
+      <w:start w:val="1"/>
+      <w:numFmt w:val="bullet"/>
+      <w:lvlText w:val=""/>
+      <w:lvlJc w:val="left"/>
+      <w:pPr>
+        <w:tabs>
+          <w:tab w:val="num" w:pos="2880"/>
+        </w:tabs>
+        <w:ind w:left="2880" w:hanging="360"/>
+      </w:pPr>
+      <w:rPr>
+        <w:rFonts w:ascii="Wingdings" w:hAnsi="Wingdings" w:hint="default"/>
+        <w:sz w:val="20"/>
+      </w:rPr>
+    </w:lvl>
+    <w:lvl w:ilvl="4" w:tentative="1">
+      <w:start w:val="1"/>
+      <w:numFmt w:val="bullet"/>
+      <w:lvlText w:val=""/>
+      <w:lvlJc w:val="left"/>
+      <w:pPr>
+        <w:tabs>
+          <w:tab w:val="num" w:pos="3600"/>
+        </w:tabs>
+        <w:ind w:left="3600" w:hanging="360"/>
+      </w:pPr>
+      <w:rPr>
+        <w:rFonts w:ascii="Wingdings" w:hAnsi="Wingdings" w:hint="default"/>
+        <w:sz w:val="20"/>
+      </w:rPr>
+    </w:lvl>
+    <w:lvl w:ilvl="5" w:tentative="1">
+      <w:start w:val="1"/>
+      <w:numFmt w:val="bullet"/>
+      <w:lvlText w:val=""/>
+      <w:lvlJc w:val="left"/>
+      <w:pPr>
+        <w:tabs>
+          <w:tab w:val="num" w:pos="4320"/>
+        </w:tabs>
+        <w:ind w:left="4320" w:hanging="360"/>
+      </w:pPr>
+      <w:rPr>
+        <w:rFonts w:ascii="Wingdings" w:hAnsi="Wingdings" w:hint="default"/>
+        <w:sz w:val="20"/>
+      </w:rPr>
+    </w:lvl>
+    <w:lvl w:ilvl="6" w:tentative="1">
+      <w:start w:val="1"/>
+      <w:numFmt w:val="bullet"/>
+      <w:lvlText w:val=""/>
+      <w:lvlJc w:val="left"/>
+      <w:pPr>
+        <w:tabs>
+          <w:tab w:val="num" w:pos="5040"/>
+        </w:tabs>
+        <w:ind w:left="5040" w:hanging="360"/>
+      </w:pPr>
+      <w:rPr>
+        <w:rFonts w:ascii="Wingdings" w:hAnsi="Wingdings" w:hint="default"/>
+        <w:sz w:val="20"/>
+      </w:rPr>
+    </w:lvl>
+    <w:lvl w:ilvl="7" w:tentative="1">
+      <w:start w:val="1"/>
+      <w:numFmt w:val="bullet"/>
+      <w:lvlText w:val=""/>
+      <w:lvlJc w:val="left"/>
+      <w:pPr>
+        <w:tabs>
+          <w:tab w:val="num" w:pos="5760"/>
+        </w:tabs>
+        <w:ind w:left="5760" w:hanging="360"/>
+      </w:pPr>
+      <w:rPr>
+        <w:rFonts w:ascii="Wingdings" w:hAnsi="Wingdings" w:hint="default"/>
+        <w:sz w:val="20"/>
+      </w:rPr>
+    </w:lvl>
+    <w:lvl w:ilvl="8" w:tentative="1">
+      <w:start w:val="1"/>
+      <w:numFmt w:val="bullet"/>
+      <w:lvlText w:val=""/>
+      <w:lvlJc w:val="left"/>
+      <w:pPr>
+        <w:tabs>
+          <w:tab w:val="num" w:pos="6480"/>
+        </w:tabs>
+        <w:ind w:left="6480" w:hanging="360"/>
+      </w:pPr>
+      <w:rPr>
+        <w:rFonts w:ascii="Wingdings" w:hAnsi="Wingdings" w:hint="default"/>
+        <w:sz w:val="20"/>
+      </w:rPr>
+    </w:lvl>
+  </w:abstractNum>
+  <w:abstractNum w:abstractNumId="2">
+    <w:nsid w:val="0ACD1098"/>
+    <w:multiLevelType w:val="multilevel"/>
+    <w:tmpl w:val="9264AA6C"/>
+    <w:lvl w:ilvl="0">
+      <w:start w:val="1"/>
+      <w:numFmt w:val="bullet"/>
+      <w:lvlText w:val=""/>
+      <w:lvlJc w:val="left"/>
+      <w:pPr>
+        <w:tabs>
+          <w:tab w:val="num" w:pos="720"/>
+        </w:tabs>
+        <w:ind w:left="720" w:hanging="360"/>
+      </w:pPr>
+      <w:rPr>
+        <w:rFonts w:ascii="Symbol" w:hAnsi="Symbol" w:hint="default"/>
+        <w:sz w:val="20"/>
+      </w:rPr>
+    </w:lvl>
+    <w:lvl w:ilvl="1" w:tentative="1">
+      <w:start w:val="1"/>
+      <w:numFmt w:val="bullet"/>
+      <w:lvlText w:val="o"/>
+      <w:lvlJc w:val="left"/>
+      <w:pPr>
+        <w:tabs>
+          <w:tab w:val="num" w:pos="1440"/>
+        </w:tabs>
+        <w:ind w:left="1440" w:hanging="360"/>
+      </w:pPr>
+      <w:rPr>
+        <w:rFonts w:ascii="Courier New" w:hAnsi="Courier New" w:hint="default"/>
+        <w:sz w:val="20"/>
+      </w:rPr>
+    </w:lvl>
+    <w:lvl w:ilvl="2" w:tentative="1">
+      <w:start w:val="1"/>
+      <w:numFmt w:val="bullet"/>
+      <w:lvlText w:val=""/>
+      <w:lvlJc w:val="left"/>
+      <w:pPr>
+        <w:tabs>
+          <w:tab w:val="num" w:pos="2160"/>
+        </w:tabs>
+        <w:ind w:left="2160" w:hanging="360"/>
+      </w:pPr>
+      <w:rPr>
+        <w:rFonts w:ascii="Wingdings" w:hAnsi="Wingdings" w:hint="default"/>
+        <w:sz w:val="20"/>
+      </w:rPr>
+    </w:lvl>
+    <w:lvl w:ilvl="3" w:tentative="1">
+      <w:start w:val="1"/>
+      <w:numFmt w:val="bullet"/>
+      <w:lvlText w:val=""/>
+      <w:lvlJc w:val="left"/>
+      <w:pPr>
+        <w:tabs>
+          <w:tab w:val="num" w:pos="2880"/>
+        </w:tabs>
+        <w:ind w:left="2880" w:hanging="360"/>
+      </w:pPr>
+      <w:rPr>
+        <w:rFonts w:ascii="Wingdings" w:hAnsi="Wingdings" w:hint="default"/>
+        <w:sz w:val="20"/>
+      </w:rPr>
+    </w:lvl>
+    <w:lvl w:ilvl="4" w:tentative="1">
+      <w:start w:val="1"/>
+      <w:numFmt w:val="bullet"/>
+      <w:lvlText w:val=""/>
+      <w:lvlJc w:val="left"/>
+      <w:pPr>
+        <w:tabs>
+          <w:tab w:val="num" w:pos="3600"/>
+        </w:tabs>
+        <w:ind w:left="3600" w:hanging="360"/>
+      </w:pPr>
+      <w:rPr>
+        <w:rFonts w:ascii="Wingdings" w:hAnsi="Wingdings" w:hint="default"/>
+        <w:sz w:val="20"/>
+      </w:rPr>
+    </w:lvl>
+    <w:lvl w:ilvl="5" w:tentative="1">
+      <w:start w:val="1"/>
+      <w:numFmt w:val="bullet"/>
+      <w:lvlText w:val=""/>
+      <w:lvlJc w:val="left"/>
+      <w:pPr>
+        <w:tabs>
+          <w:tab w:val="num" w:pos="4320"/>
+        </w:tabs>
+        <w:ind w:left="4320" w:hanging="360"/>
+      </w:pPr>
+      <w:rPr>
+        <w:rFonts w:ascii="Wingdings" w:hAnsi="Wingdings" w:hint="default"/>
+        <w:sz w:val="20"/>
+      </w:rPr>
+    </w:lvl>
+    <w:lvl w:ilvl="6" w:tentative="1">
+      <w:start w:val="1"/>
+      <w:numFmt w:val="bullet"/>
+      <w:lvlText w:val=""/>
+      <w:lvlJc w:val="left"/>
+      <w:pPr>
+        <w:tabs>
+          <w:tab w:val="num" w:pos="5040"/>
+        </w:tabs>
+        <w:ind w:left="5040" w:hanging="360"/>
+      </w:pPr>
+      <w:rPr>
+        <w:rFonts w:ascii="Wingdings" w:hAnsi="Wingdings" w:hint="default"/>
+        <w:sz w:val="20"/>
+      </w:rPr>
+    </w:lvl>
+    <w:lvl w:ilvl="7" w:tentative="1">
+      <w:start w:val="1"/>
+      <w:numFmt w:val="bullet"/>
+      <w:lvlText w:val=""/>
+      <w:lvlJc w:val="left"/>
+      <w:pPr>
+        <w:tabs>
+          <w:tab w:val="num" w:pos="5760"/>
+        </w:tabs>
+        <w:ind w:left="5760" w:hanging="360"/>
+      </w:pPr>
+      <w:rPr>
+        <w:rFonts w:ascii="Wingdings" w:hAnsi="Wingdings" w:hint="default"/>
+        <w:sz w:val="20"/>
+      </w:rPr>
+    </w:lvl>
+    <w:lvl w:ilvl="8" w:tentative="1">
+      <w:start w:val="1"/>
+      <w:numFmt w:val="bullet"/>
+      <w:lvlText w:val=""/>
+      <w:lvlJc w:val="left"/>
+      <w:pPr>
+        <w:tabs>
+          <w:tab w:val="num" w:pos="6480"/>
+        </w:tabs>
+        <w:ind w:left="6480" w:hanging="360"/>
+      </w:pPr>
+      <w:rPr>
+        <w:rFonts w:ascii="Wingdings" w:hAnsi="Wingdings" w:hint="default"/>
+        <w:sz w:val="20"/>
+      </w:rPr>
+    </w:lvl>
+  </w:abstractNum>
+  <w:abstractNum w:abstractNumId="3">
+    <w:nsid w:val="15F638D5"/>
+    <w:multiLevelType w:val="multilevel"/>
+    <w:tmpl w:val="E858F56E"/>
+    <w:lvl w:ilvl="0">
+      <w:start w:val="1"/>
+      <w:numFmt w:val="bullet"/>
+      <w:lvlText w:val=""/>
+      <w:lvlJc w:val="left"/>
+      <w:pPr>
+        <w:tabs>
+          <w:tab w:val="num" w:pos="720"/>
+        </w:tabs>
+        <w:ind w:left="720" w:hanging="360"/>
+      </w:pPr>
+      <w:rPr>
+        <w:rFonts w:ascii="Symbol" w:hAnsi="Symbol" w:hint="default"/>
+        <w:sz w:val="20"/>
+      </w:rPr>
+    </w:lvl>
+    <w:lvl w:ilvl="1" w:tentative="1">
+      <w:start w:val="1"/>
+      <w:numFmt w:val="bullet"/>
+      <w:lvlText w:val="o"/>
+      <w:lvlJc w:val="left"/>
+      <w:pPr>
+        <w:tabs>
+          <w:tab w:val="num" w:pos="1440"/>
+        </w:tabs>
+        <w:ind w:left="1440" w:hanging="360"/>
+      </w:pPr>
+      <w:rPr>
+        <w:rFonts w:ascii="Courier New" w:hAnsi="Courier New" w:hint="default"/>
+        <w:sz w:val="20"/>
+      </w:rPr>
+    </w:lvl>
+    <w:lvl w:ilvl="2" w:tentative="1">
+      <w:start w:val="1"/>
+      <w:numFmt w:val="bullet"/>
+      <w:lvlText w:val=""/>
+      <w:lvlJc w:val="left"/>
+      <w:pPr>
+        <w:tabs>
+          <w:tab w:val="num" w:pos="2160"/>
+        </w:tabs>
+        <w:ind w:left="2160" w:hanging="360"/>
+      </w:pPr>
+      <w:rPr>
+        <w:rFonts w:ascii="Wingdings" w:hAnsi="Wingdings" w:hint="default"/>
+        <w:sz w:val="20"/>
+      </w:rPr>
+    </w:lvl>
+    <w:lvl w:ilvl="3" w:tentative="1">
+      <w:start w:val="1"/>
+      <w:numFmt w:val="bullet"/>
+      <w:lvlText w:val=""/>
+      <w:lvlJc w:val="left"/>
+      <w:pPr>
+        <w:tabs>
+          <w:tab w:val="num" w:pos="2880"/>
+        </w:tabs>
+        <w:ind w:left="2880" w:hanging="360"/>
+      </w:pPr>
+      <w:rPr>
+        <w:rFonts w:ascii="Wingdings" w:hAnsi="Wingdings" w:hint="default"/>
+        <w:sz w:val="20"/>
+      </w:rPr>
+    </w:lvl>
+    <w:lvl w:ilvl="4" w:tentative="1">
+      <w:start w:val="1"/>
+      <w:numFmt w:val="bullet"/>
+      <w:lvlText w:val=""/>
+      <w:lvlJc w:val="left"/>
+      <w:pPr>
+        <w:tabs>
+          <w:tab w:val="num" w:pos="3600"/>
+        </w:tabs>
+        <w:ind w:left="3600" w:hanging="360"/>
+      </w:pPr>
+      <w:rPr>
+        <w:rFonts w:ascii="Wingdings" w:hAnsi="Wingdings" w:hint="default"/>
+        <w:sz w:val="20"/>
+      </w:rPr>
+    </w:lvl>
+    <w:lvl w:ilvl="5" w:tentative="1">
+      <w:start w:val="1"/>
+      <w:numFmt w:val="bullet"/>
+      <w:lvlText w:val=""/>
+      <w:lvlJc w:val="left"/>
+      <w:pPr>
+        <w:tabs>
+          <w:tab w:val="num" w:pos="4320"/>
+        </w:tabs>
+        <w:ind w:left="4320" w:hanging="360"/>
+      </w:pPr>
+      <w:rPr>
+        <w:rFonts w:ascii="Wingdings" w:hAnsi="Wingdings" w:hint="default"/>
+        <w:sz w:val="20"/>
+      </w:rPr>
+    </w:lvl>
+    <w:lvl w:ilvl="6" w:tentative="1">
+      <w:start w:val="1"/>
+      <w:numFmt w:val="bullet"/>
+      <w:lvlText w:val=""/>
+      <w:lvlJc w:val="left"/>
+      <w:pPr>
+        <w:tabs>
+          <w:tab w:val="num" w:pos="5040"/>
+        </w:tabs>
+        <w:ind w:left="5040" w:hanging="360"/>
+      </w:pPr>
+      <w:rPr>
+        <w:rFonts w:ascii="Wingdings" w:hAnsi="Wingdings" w:hint="default"/>
+        <w:sz w:val="20"/>
+      </w:rPr>
+    </w:lvl>
+    <w:lvl w:ilvl="7" w:tentative="1">
+      <w:start w:val="1"/>
+      <w:numFmt w:val="bullet"/>
+      <w:lvlText w:val=""/>
+      <w:lvlJc w:val="left"/>
+      <w:pPr>
+        <w:tabs>
+          <w:tab w:val="num" w:pos="5760"/>
+        </w:tabs>
+        <w:ind w:left="5760" w:hanging="360"/>
+      </w:pPr>
+      <w:rPr>
+        <w:rFonts w:ascii="Wingdings" w:hAnsi="Wingdings" w:hint="default"/>
+        <w:sz w:val="20"/>
+      </w:rPr>
+    </w:lvl>
+    <w:lvl w:ilvl="8" w:tentative="1">
+      <w:start w:val="1"/>
+      <w:numFmt w:val="bullet"/>
+      <w:lvlText w:val=""/>
+      <w:lvlJc w:val="left"/>
+      <w:pPr>
+        <w:tabs>
+          <w:tab w:val="num" w:pos="6480"/>
+        </w:tabs>
+        <w:ind w:left="6480" w:hanging="360"/>
+      </w:pPr>
+      <w:rPr>
+        <w:rFonts w:ascii="Wingdings" w:hAnsi="Wingdings" w:hint="default"/>
+        <w:sz w:val="20"/>
+      </w:rPr>
+    </w:lvl>
+  </w:abstractNum>
+  <w:abstractNum w:abstractNumId="4">
+    <w:nsid w:val="18635411"/>
+    <w:multiLevelType w:val="multilevel"/>
+    <w:tmpl w:val="C032F3F8"/>
+    <w:lvl w:ilvl="0">
+      <w:start w:val="1"/>
+      <w:numFmt w:val="bullet"/>
+      <w:lvlText w:val=""/>
+      <w:lvlJc w:val="left"/>
+      <w:pPr>
+        <w:tabs>
+          <w:tab w:val="num" w:pos="720"/>
+        </w:tabs>
+        <w:ind w:left="720" w:hanging="360"/>
+      </w:pPr>
+      <w:rPr>
+        <w:rFonts w:ascii="Symbol" w:hAnsi="Symbol" w:hint="default"/>
+        <w:sz w:val="20"/>
+      </w:rPr>
+    </w:lvl>
+    <w:lvl w:ilvl="1" w:tentative="1">
+      <w:start w:val="1"/>
+      <w:numFmt w:val="bullet"/>
+      <w:lvlText w:val="o"/>
+      <w:lvlJc w:val="left"/>
+      <w:pPr>
+        <w:tabs>
+          <w:tab w:val="num" w:pos="1440"/>
+        </w:tabs>
+        <w:ind w:left="1440" w:hanging="360"/>
+      </w:pPr>
+      <w:rPr>
+        <w:rFonts w:ascii="Courier New" w:hAnsi="Courier New" w:hint="default"/>
+        <w:sz w:val="20"/>
+      </w:rPr>
+    </w:lvl>
+    <w:lvl w:ilvl="2" w:tentative="1">
+      <w:start w:val="1"/>
+      <w:numFmt w:val="bullet"/>
+      <w:lvlText w:val=""/>
+      <w:lvlJc w:val="left"/>
+      <w:pPr>
+        <w:tabs>
+          <w:tab w:val="num" w:pos="2160"/>
+        </w:tabs>
+        <w:ind w:left="2160" w:hanging="360"/>
+      </w:pPr>
+      <w:rPr>
+        <w:rFonts w:ascii="Wingdings" w:hAnsi="Wingdings" w:hint="default"/>
+        <w:sz w:val="20"/>
+      </w:rPr>
+    </w:lvl>
+    <w:lvl w:ilvl="3" w:tentative="1">
+      <w:start w:val="1"/>
+      <w:numFmt w:val="bullet"/>
+      <w:lvlText w:val=""/>
+      <w:lvlJc w:val="left"/>
+      <w:pPr>
+        <w:tabs>
+          <w:tab w:val="num" w:pos="2880"/>
+        </w:tabs>
+        <w:ind w:left="2880" w:hanging="360"/>
+      </w:pPr>
+      <w:rPr>
+        <w:rFonts w:ascii="Wingdings" w:hAnsi="Wingdings" w:hint="default"/>
+        <w:sz w:val="20"/>
+      </w:rPr>
+    </w:lvl>
+    <w:lvl w:ilvl="4" w:tentative="1">
+      <w:start w:val="1"/>
+      <w:numFmt w:val="bullet"/>
+      <w:lvlText w:val=""/>
+      <w:lvlJc w:val="left"/>
+      <w:pPr>
+        <w:tabs>
+          <w:tab w:val="num" w:pos="3600"/>
+        </w:tabs>
+        <w:ind w:left="3600" w:hanging="360"/>
+      </w:pPr>
+      <w:rPr>
+        <w:rFonts w:ascii="Wingdings" w:hAnsi="Wingdings" w:hint="default"/>
+        <w:sz w:val="20"/>
+      </w:rPr>
+    </w:lvl>
+    <w:lvl w:ilvl="5" w:tentative="1">
+      <w:start w:val="1"/>
+      <w:numFmt w:val="bullet"/>
+      <w:lvlText w:val=""/>
+      <w:lvlJc w:val="left"/>
+      <w:pPr>
+        <w:tabs>
+          <w:tab w:val="num" w:pos="4320"/>
+        </w:tabs>
+        <w:ind w:left="4320" w:hanging="360"/>
+      </w:pPr>
+      <w:rPr>
+        <w:rFonts w:ascii="Wingdings" w:hAnsi="Wingdings" w:hint="default"/>
+        <w:sz w:val="20"/>
+      </w:rPr>
+    </w:lvl>
+    <w:lvl w:ilvl="6" w:tentative="1">
+      <w:start w:val="1"/>
+      <w:numFmt w:val="bullet"/>
+      <w:lvlText w:val=""/>
+      <w:lvlJc w:val="left"/>
+      <w:pPr>
+        <w:tabs>
+          <w:tab w:val="num" w:pos="5040"/>
+        </w:tabs>
+        <w:ind w:left="5040" w:hanging="360"/>
+      </w:pPr>
+      <w:rPr>
+        <w:rFonts w:ascii="Wingdings" w:hAnsi="Wingdings" w:hint="default"/>
+        <w:sz w:val="20"/>
+      </w:rPr>
+    </w:lvl>
+    <w:lvl w:ilvl="7" w:tentative="1">
+      <w:start w:val="1"/>
+      <w:numFmt w:val="bullet"/>
+      <w:lvlText w:val=""/>
+      <w:lvlJc w:val="left"/>
+      <w:pPr>
+        <w:tabs>
+          <w:tab w:val="num" w:pos="5760"/>
+        </w:tabs>
+        <w:ind w:left="5760" w:hanging="360"/>
+      </w:pPr>
+      <w:rPr>
+        <w:rFonts w:ascii="Wingdings" w:hAnsi="Wingdings" w:hint="default"/>
+        <w:sz w:val="20"/>
+      </w:rPr>
+    </w:lvl>
+    <w:lvl w:ilvl="8" w:tentative="1">
+      <w:start w:val="1"/>
+      <w:numFmt w:val="bullet"/>
+      <w:lvlText w:val=""/>
+      <w:lvlJc w:val="left"/>
+      <w:pPr>
+        <w:tabs>
+          <w:tab w:val="num" w:pos="6480"/>
+        </w:tabs>
+        <w:ind w:left="6480" w:hanging="360"/>
+      </w:pPr>
+      <w:rPr>
+        <w:rFonts w:ascii="Wingdings" w:hAnsi="Wingdings" w:hint="default"/>
+        <w:sz w:val="20"/>
+      </w:rPr>
+    </w:lvl>
+  </w:abstractNum>
+  <w:abstractNum w:abstractNumId="5">
     <w:nsid w:val="1EC10086"/>
     <w:multiLevelType w:val="hybridMultilevel"/>
     <w:tmpl w:val="8BDCF3AE"/>
@@ -5931,7 +6355,7 @@
       </w:pPr>
     </w:lvl>
   </w:abstractNum>
-  <w:abstractNum w:abstractNumId="1">
+  <w:abstractNum w:abstractNumId="6">
     <w:nsid w:val="2877098B"/>
     <w:multiLevelType w:val="multilevel"/>
     <w:tmpl w:val="73586D0A"/>
@@ -6080,7 +6504,7 @@
       </w:rPr>
     </w:lvl>
   </w:abstractNum>
-  <w:abstractNum w:abstractNumId="2">
+  <w:abstractNum w:abstractNumId="7">
     <w:nsid w:val="28A5732E"/>
     <w:multiLevelType w:val="multilevel"/>
     <w:tmpl w:val="FA785AAA"/>
@@ -6229,7 +6653,305 @@
       </w:rPr>
     </w:lvl>
   </w:abstractNum>
-  <w:abstractNum w:abstractNumId="3">
+  <w:abstractNum w:abstractNumId="8">
+    <w:nsid w:val="36132629"/>
+    <w:multiLevelType w:val="multilevel"/>
+    <w:tmpl w:val="432A0AA6"/>
+    <w:lvl w:ilvl="0">
+      <w:start w:val="1"/>
+      <w:numFmt w:val="bullet"/>
+      <w:lvlText w:val=""/>
+      <w:lvlJc w:val="left"/>
+      <w:pPr>
+        <w:tabs>
+          <w:tab w:val="num" w:pos="720"/>
+        </w:tabs>
+        <w:ind w:left="720" w:hanging="360"/>
+      </w:pPr>
+      <w:rPr>
+        <w:rFonts w:ascii="Symbol" w:hAnsi="Symbol" w:hint="default"/>
+        <w:sz w:val="20"/>
+      </w:rPr>
+    </w:lvl>
+    <w:lvl w:ilvl="1" w:tentative="1">
+      <w:start w:val="1"/>
+      <w:numFmt w:val="bullet"/>
+      <w:lvlText w:val="o"/>
+      <w:lvlJc w:val="left"/>
+      <w:pPr>
+        <w:tabs>
+          <w:tab w:val="num" w:pos="1440"/>
+        </w:tabs>
+        <w:ind w:left="1440" w:hanging="360"/>
+      </w:pPr>
+      <w:rPr>
+        <w:rFonts w:ascii="Courier New" w:hAnsi="Courier New" w:hint="default"/>
+        <w:sz w:val="20"/>
+      </w:rPr>
+    </w:lvl>
+    <w:lvl w:ilvl="2" w:tentative="1">
+      <w:start w:val="1"/>
+      <w:numFmt w:val="bullet"/>
+      <w:lvlText w:val=""/>
+      <w:lvlJc w:val="left"/>
+      <w:pPr>
+        <w:tabs>
+          <w:tab w:val="num" w:pos="2160"/>
+        </w:tabs>
+        <w:ind w:left="2160" w:hanging="360"/>
+      </w:pPr>
+      <w:rPr>
+        <w:rFonts w:ascii="Wingdings" w:hAnsi="Wingdings" w:hint="default"/>
+        <w:sz w:val="20"/>
+      </w:rPr>
+    </w:lvl>
+    <w:lvl w:ilvl="3" w:tentative="1">
+      <w:start w:val="1"/>
+      <w:numFmt w:val="bullet"/>
+      <w:lvlText w:val=""/>
+      <w:lvlJc w:val="left"/>
+      <w:pPr>
+        <w:tabs>
+          <w:tab w:val="num" w:pos="2880"/>
+        </w:tabs>
+        <w:ind w:left="2880" w:hanging="360"/>
+      </w:pPr>
+      <w:rPr>
+        <w:rFonts w:ascii="Wingdings" w:hAnsi="Wingdings" w:hint="default"/>
+        <w:sz w:val="20"/>
+      </w:rPr>
+    </w:lvl>
+    <w:lvl w:ilvl="4" w:tentative="1">
+      <w:start w:val="1"/>
+      <w:numFmt w:val="bullet"/>
+      <w:lvlText w:val=""/>
+      <w:lvlJc w:val="left"/>
+      <w:pPr>
+        <w:tabs>
+          <w:tab w:val="num" w:pos="3600"/>
+        </w:tabs>
+        <w:ind w:left="3600" w:hanging="360"/>
+      </w:pPr>
+      <w:rPr>
+        <w:rFonts w:ascii="Wingdings" w:hAnsi="Wingdings" w:hint="default"/>
+        <w:sz w:val="20"/>
+      </w:rPr>
+    </w:lvl>
+    <w:lvl w:ilvl="5" w:tentative="1">
+      <w:start w:val="1"/>
+      <w:numFmt w:val="bullet"/>
+      <w:lvlText w:val=""/>
+      <w:lvlJc w:val="left"/>
+      <w:pPr>
+        <w:tabs>
+          <w:tab w:val="num" w:pos="4320"/>
+        </w:tabs>
+        <w:ind w:left="4320" w:hanging="360"/>
+      </w:pPr>
+      <w:rPr>
+        <w:rFonts w:ascii="Wingdings" w:hAnsi="Wingdings" w:hint="default"/>
+        <w:sz w:val="20"/>
+      </w:rPr>
+    </w:lvl>
+    <w:lvl w:ilvl="6" w:tentative="1">
+      <w:start w:val="1"/>
+      <w:numFmt w:val="bullet"/>
+      <w:lvlText w:val=""/>
+      <w:lvlJc w:val="left"/>
+      <w:pPr>
+        <w:tabs>
+          <w:tab w:val="num" w:pos="5040"/>
+        </w:tabs>
+        <w:ind w:left="5040" w:hanging="360"/>
+      </w:pPr>
+      <w:rPr>
+        <w:rFonts w:ascii="Wingdings" w:hAnsi="Wingdings" w:hint="default"/>
+        <w:sz w:val="20"/>
+      </w:rPr>
+    </w:lvl>
+    <w:lvl w:ilvl="7" w:tentative="1">
+      <w:start w:val="1"/>
+      <w:numFmt w:val="bullet"/>
+      <w:lvlText w:val=""/>
+      <w:lvlJc w:val="left"/>
+      <w:pPr>
+        <w:tabs>
+          <w:tab w:val="num" w:pos="5760"/>
+        </w:tabs>
+        <w:ind w:left="5760" w:hanging="360"/>
+      </w:pPr>
+      <w:rPr>
+        <w:rFonts w:ascii="Wingdings" w:hAnsi="Wingdings" w:hint="default"/>
+        <w:sz w:val="20"/>
+      </w:rPr>
+    </w:lvl>
+    <w:lvl w:ilvl="8" w:tentative="1">
+      <w:start w:val="1"/>
+      <w:numFmt w:val="bullet"/>
+      <w:lvlText w:val=""/>
+      <w:lvlJc w:val="left"/>
+      <w:pPr>
+        <w:tabs>
+          <w:tab w:val="num" w:pos="6480"/>
+        </w:tabs>
+        <w:ind w:left="6480" w:hanging="360"/>
+      </w:pPr>
+      <w:rPr>
+        <w:rFonts w:ascii="Wingdings" w:hAnsi="Wingdings" w:hint="default"/>
+        <w:sz w:val="20"/>
+      </w:rPr>
+    </w:lvl>
+  </w:abstractNum>
+  <w:abstractNum w:abstractNumId="9">
+    <w:nsid w:val="38AB2FC0"/>
+    <w:multiLevelType w:val="multilevel"/>
+    <w:tmpl w:val="1F4E3AEE"/>
+    <w:lvl w:ilvl="0">
+      <w:start w:val="1"/>
+      <w:numFmt w:val="bullet"/>
+      <w:lvlText w:val=""/>
+      <w:lvlJc w:val="left"/>
+      <w:pPr>
+        <w:tabs>
+          <w:tab w:val="num" w:pos="720"/>
+        </w:tabs>
+        <w:ind w:left="720" w:hanging="360"/>
+      </w:pPr>
+      <w:rPr>
+        <w:rFonts w:ascii="Symbol" w:hAnsi="Symbol" w:hint="default"/>
+        <w:sz w:val="20"/>
+      </w:rPr>
+    </w:lvl>
+    <w:lvl w:ilvl="1" w:tentative="1">
+      <w:start w:val="1"/>
+      <w:numFmt w:val="bullet"/>
+      <w:lvlText w:val="o"/>
+      <w:lvlJc w:val="left"/>
+      <w:pPr>
+        <w:tabs>
+          <w:tab w:val="num" w:pos="1440"/>
+        </w:tabs>
+        <w:ind w:left="1440" w:hanging="360"/>
+      </w:pPr>
+      <w:rPr>
+        <w:rFonts w:ascii="Courier New" w:hAnsi="Courier New" w:hint="default"/>
+        <w:sz w:val="20"/>
+      </w:rPr>
+    </w:lvl>
+    <w:lvl w:ilvl="2" w:tentative="1">
+      <w:start w:val="1"/>
+      <w:numFmt w:val="bullet"/>
+      <w:lvlText w:val=""/>
+      <w:lvlJc w:val="left"/>
+      <w:pPr>
+        <w:tabs>
+          <w:tab w:val="num" w:pos="2160"/>
+        </w:tabs>
+        <w:ind w:left="2160" w:hanging="360"/>
+      </w:pPr>
+      <w:rPr>
+        <w:rFonts w:ascii="Wingdings" w:hAnsi="Wingdings" w:hint="default"/>
+        <w:sz w:val="20"/>
+      </w:rPr>
+    </w:lvl>
+    <w:lvl w:ilvl="3" w:tentative="1">
+      <w:start w:val="1"/>
+      <w:numFmt w:val="bullet"/>
+      <w:lvlText w:val=""/>
+      <w:lvlJc w:val="left"/>
+      <w:pPr>
+        <w:tabs>
+          <w:tab w:val="num" w:pos="2880"/>
+        </w:tabs>
+        <w:ind w:left="2880" w:hanging="360"/>
+      </w:pPr>
+      <w:rPr>
+        <w:rFonts w:ascii="Wingdings" w:hAnsi="Wingdings" w:hint="default"/>
+        <w:sz w:val="20"/>
+      </w:rPr>
+    </w:lvl>
+    <w:lvl w:ilvl="4" w:tentative="1">
+      <w:start w:val="1"/>
+      <w:numFmt w:val="bullet"/>
+      <w:lvlText w:val=""/>
+      <w:lvlJc w:val="left"/>
+      <w:pPr>
+        <w:tabs>
+          <w:tab w:val="num" w:pos="3600"/>
+        </w:tabs>
+        <w:ind w:left="3600" w:hanging="360"/>
+      </w:pPr>
+      <w:rPr>
+        <w:rFonts w:ascii="Wingdings" w:hAnsi="Wingdings" w:hint="default"/>
+        <w:sz w:val="20"/>
+      </w:rPr>
+    </w:lvl>
+    <w:lvl w:ilvl="5" w:tentative="1">
+      <w:start w:val="1"/>
+      <w:numFmt w:val="bullet"/>
+      <w:lvlText w:val=""/>
+      <w:lvlJc w:val="left"/>
+      <w:pPr>
+        <w:tabs>
+          <w:tab w:val="num" w:pos="4320"/>
+        </w:tabs>
+        <w:ind w:left="4320" w:hanging="360"/>
+      </w:pPr>
+      <w:rPr>
+        <w:rFonts w:ascii="Wingdings" w:hAnsi="Wingdings" w:hint="default"/>
+        <w:sz w:val="20"/>
+      </w:rPr>
+    </w:lvl>
+    <w:lvl w:ilvl="6" w:tentative="1">
+      <w:start w:val="1"/>
+      <w:numFmt w:val="bullet"/>
+      <w:lvlText w:val=""/>
+      <w:lvlJc w:val="left"/>
+      <w:pPr>
+        <w:tabs>
+          <w:tab w:val="num" w:pos="5040"/>
+        </w:tabs>
+        <w:ind w:left="5040" w:hanging="360"/>
+      </w:pPr>
+      <w:rPr>
+        <w:rFonts w:ascii="Wingdings" w:hAnsi="Wingdings" w:hint="default"/>
+        <w:sz w:val="20"/>
+      </w:rPr>
+    </w:lvl>
+    <w:lvl w:ilvl="7" w:tentative="1">
+      <w:start w:val="1"/>
+      <w:numFmt w:val="bullet"/>
+      <w:lvlText w:val=""/>
+      <w:lvlJc w:val="left"/>
+      <w:pPr>
+        <w:tabs>
+          <w:tab w:val="num" w:pos="5760"/>
+        </w:tabs>
+        <w:ind w:left="5760" w:hanging="360"/>
+      </w:pPr>
+      <w:rPr>
+        <w:rFonts w:ascii="Wingdings" w:hAnsi="Wingdings" w:hint="default"/>
+        <w:sz w:val="20"/>
+      </w:rPr>
+    </w:lvl>
+    <w:lvl w:ilvl="8" w:tentative="1">
+      <w:start w:val="1"/>
+      <w:numFmt w:val="bullet"/>
+      <w:lvlText w:val=""/>
+      <w:lvlJc w:val="left"/>
+      <w:pPr>
+        <w:tabs>
+          <w:tab w:val="num" w:pos="6480"/>
+        </w:tabs>
+        <w:ind w:left="6480" w:hanging="360"/>
+      </w:pPr>
+      <w:rPr>
+        <w:rFonts w:ascii="Wingdings" w:hAnsi="Wingdings" w:hint="default"/>
+        <w:sz w:val="20"/>
+      </w:rPr>
+    </w:lvl>
+  </w:abstractNum>
+  <w:abstractNum w:abstractNumId="10">
     <w:nsid w:val="405966AE"/>
     <w:multiLevelType w:val="multilevel"/>
     <w:tmpl w:val="E8A21094"/>
@@ -6378,7 +7100,7 @@
       </w:rPr>
     </w:lvl>
   </w:abstractNum>
-  <w:abstractNum w:abstractNumId="4">
+  <w:abstractNum w:abstractNumId="11">
     <w:nsid w:val="4ABD06B4"/>
     <w:multiLevelType w:val="hybridMultilevel"/>
     <w:tmpl w:val="92541006"/>
@@ -6432,7 +7154,603 @@
       <w:lvlJc w:val="left"/>
     </w:lvl>
   </w:abstractNum>
-  <w:abstractNum w:abstractNumId="5">
+  <w:abstractNum w:abstractNumId="12">
+    <w:nsid w:val="53EA7867"/>
+    <w:multiLevelType w:val="multilevel"/>
+    <w:tmpl w:val="A7DC2F1E"/>
+    <w:lvl w:ilvl="0">
+      <w:start w:val="1"/>
+      <w:numFmt w:val="bullet"/>
+      <w:lvlText w:val=""/>
+      <w:lvlJc w:val="left"/>
+      <w:pPr>
+        <w:tabs>
+          <w:tab w:val="num" w:pos="720"/>
+        </w:tabs>
+        <w:ind w:left="720" w:hanging="360"/>
+      </w:pPr>
+      <w:rPr>
+        <w:rFonts w:ascii="Symbol" w:hAnsi="Symbol" w:hint="default"/>
+        <w:sz w:val="20"/>
+      </w:rPr>
+    </w:lvl>
+    <w:lvl w:ilvl="1" w:tentative="1">
+      <w:start w:val="1"/>
+      <w:numFmt w:val="bullet"/>
+      <w:lvlText w:val="o"/>
+      <w:lvlJc w:val="left"/>
+      <w:pPr>
+        <w:tabs>
+          <w:tab w:val="num" w:pos="1440"/>
+        </w:tabs>
+        <w:ind w:left="1440" w:hanging="360"/>
+      </w:pPr>
+      <w:rPr>
+        <w:rFonts w:ascii="Courier New" w:hAnsi="Courier New" w:hint="default"/>
+        <w:sz w:val="20"/>
+      </w:rPr>
+    </w:lvl>
+    <w:lvl w:ilvl="2" w:tentative="1">
+      <w:start w:val="1"/>
+      <w:numFmt w:val="bullet"/>
+      <w:lvlText w:val=""/>
+      <w:lvlJc w:val="left"/>
+      <w:pPr>
+        <w:tabs>
+          <w:tab w:val="num" w:pos="2160"/>
+        </w:tabs>
+        <w:ind w:left="2160" w:hanging="360"/>
+      </w:pPr>
+      <w:rPr>
+        <w:rFonts w:ascii="Wingdings" w:hAnsi="Wingdings" w:hint="default"/>
+        <w:sz w:val="20"/>
+      </w:rPr>
+    </w:lvl>
+    <w:lvl w:ilvl="3" w:tentative="1">
+      <w:start w:val="1"/>
+      <w:numFmt w:val="bullet"/>
+      <w:lvlText w:val=""/>
+      <w:lvlJc w:val="left"/>
+      <w:pPr>
+        <w:tabs>
+          <w:tab w:val="num" w:pos="2880"/>
+        </w:tabs>
+        <w:ind w:left="2880" w:hanging="360"/>
+      </w:pPr>
+      <w:rPr>
+        <w:rFonts w:ascii="Wingdings" w:hAnsi="Wingdings" w:hint="default"/>
+        <w:sz w:val="20"/>
+      </w:rPr>
+    </w:lvl>
+    <w:lvl w:ilvl="4" w:tentative="1">
+      <w:start w:val="1"/>
+      <w:numFmt w:val="bullet"/>
+      <w:lvlText w:val=""/>
+      <w:lvlJc w:val="left"/>
+      <w:pPr>
+        <w:tabs>
+          <w:tab w:val="num" w:pos="3600"/>
+        </w:tabs>
+        <w:ind w:left="3600" w:hanging="360"/>
+      </w:pPr>
+      <w:rPr>
+        <w:rFonts w:ascii="Wingdings" w:hAnsi="Wingdings" w:hint="default"/>
+        <w:sz w:val="20"/>
+      </w:rPr>
+    </w:lvl>
+    <w:lvl w:ilvl="5" w:tentative="1">
+      <w:start w:val="1"/>
+      <w:numFmt w:val="bullet"/>
+      <w:lvlText w:val=""/>
+      <w:lvlJc w:val="left"/>
+      <w:pPr>
+        <w:tabs>
+          <w:tab w:val="num" w:pos="4320"/>
+        </w:tabs>
+        <w:ind w:left="4320" w:hanging="360"/>
+      </w:pPr>
+      <w:rPr>
+        <w:rFonts w:ascii="Wingdings" w:hAnsi="Wingdings" w:hint="default"/>
+        <w:sz w:val="20"/>
+      </w:rPr>
+    </w:lvl>
+    <w:lvl w:ilvl="6" w:tentative="1">
+      <w:start w:val="1"/>
+      <w:numFmt w:val="bullet"/>
+      <w:lvlText w:val=""/>
+      <w:lvlJc w:val="left"/>
+      <w:pPr>
+        <w:tabs>
+          <w:tab w:val="num" w:pos="5040"/>
+        </w:tabs>
+        <w:ind w:left="5040" w:hanging="360"/>
+      </w:pPr>
+      <w:rPr>
+        <w:rFonts w:ascii="Wingdings" w:hAnsi="Wingdings" w:hint="default"/>
+        <w:sz w:val="20"/>
+      </w:rPr>
+    </w:lvl>
+    <w:lvl w:ilvl="7" w:tentative="1">
+      <w:start w:val="1"/>
+      <w:numFmt w:val="bullet"/>
+      <w:lvlText w:val=""/>
+      <w:lvlJc w:val="left"/>
+      <w:pPr>
+        <w:tabs>
+          <w:tab w:val="num" w:pos="5760"/>
+        </w:tabs>
+        <w:ind w:left="5760" w:hanging="360"/>
+      </w:pPr>
+      <w:rPr>
+        <w:rFonts w:ascii="Wingdings" w:hAnsi="Wingdings" w:hint="default"/>
+        <w:sz w:val="20"/>
+      </w:rPr>
+    </w:lvl>
+    <w:lvl w:ilvl="8" w:tentative="1">
+      <w:start w:val="1"/>
+      <w:numFmt w:val="bullet"/>
+      <w:lvlText w:val=""/>
+      <w:lvlJc w:val="left"/>
+      <w:pPr>
+        <w:tabs>
+          <w:tab w:val="num" w:pos="6480"/>
+        </w:tabs>
+        <w:ind w:left="6480" w:hanging="360"/>
+      </w:pPr>
+      <w:rPr>
+        <w:rFonts w:ascii="Wingdings" w:hAnsi="Wingdings" w:hint="default"/>
+        <w:sz w:val="20"/>
+      </w:rPr>
+    </w:lvl>
+  </w:abstractNum>
+  <w:abstractNum w:abstractNumId="13">
+    <w:nsid w:val="5E8F4DA0"/>
+    <w:multiLevelType w:val="multilevel"/>
+    <w:tmpl w:val="6736223E"/>
+    <w:lvl w:ilvl="0">
+      <w:start w:val="1"/>
+      <w:numFmt w:val="bullet"/>
+      <w:lvlText w:val=""/>
+      <w:lvlJc w:val="left"/>
+      <w:pPr>
+        <w:tabs>
+          <w:tab w:val="num" w:pos="720"/>
+        </w:tabs>
+        <w:ind w:left="720" w:hanging="360"/>
+      </w:pPr>
+      <w:rPr>
+        <w:rFonts w:ascii="Symbol" w:hAnsi="Symbol" w:hint="default"/>
+        <w:sz w:val="20"/>
+      </w:rPr>
+    </w:lvl>
+    <w:lvl w:ilvl="1" w:tentative="1">
+      <w:start w:val="1"/>
+      <w:numFmt w:val="bullet"/>
+      <w:lvlText w:val="o"/>
+      <w:lvlJc w:val="left"/>
+      <w:pPr>
+        <w:tabs>
+          <w:tab w:val="num" w:pos="1440"/>
+        </w:tabs>
+        <w:ind w:left="1440" w:hanging="360"/>
+      </w:pPr>
+      <w:rPr>
+        <w:rFonts w:ascii="Courier New" w:hAnsi="Courier New" w:hint="default"/>
+        <w:sz w:val="20"/>
+      </w:rPr>
+    </w:lvl>
+    <w:lvl w:ilvl="2" w:tentative="1">
+      <w:start w:val="1"/>
+      <w:numFmt w:val="bullet"/>
+      <w:lvlText w:val=""/>
+      <w:lvlJc w:val="left"/>
+      <w:pPr>
+        <w:tabs>
+          <w:tab w:val="num" w:pos="2160"/>
+        </w:tabs>
+        <w:ind w:left="2160" w:hanging="360"/>
+      </w:pPr>
+      <w:rPr>
+        <w:rFonts w:ascii="Wingdings" w:hAnsi="Wingdings" w:hint="default"/>
+        <w:sz w:val="20"/>
+      </w:rPr>
+    </w:lvl>
+    <w:lvl w:ilvl="3" w:tentative="1">
+      <w:start w:val="1"/>
+      <w:numFmt w:val="bullet"/>
+      <w:lvlText w:val=""/>
+      <w:lvlJc w:val="left"/>
+      <w:pPr>
+        <w:tabs>
+          <w:tab w:val="num" w:pos="2880"/>
+        </w:tabs>
+        <w:ind w:left="2880" w:hanging="360"/>
+      </w:pPr>
+      <w:rPr>
+        <w:rFonts w:ascii="Wingdings" w:hAnsi="Wingdings" w:hint="default"/>
+        <w:sz w:val="20"/>
+      </w:rPr>
+    </w:lvl>
+    <w:lvl w:ilvl="4" w:tentative="1">
+      <w:start w:val="1"/>
+      <w:numFmt w:val="bullet"/>
+      <w:lvlText w:val=""/>
+      <w:lvlJc w:val="left"/>
+      <w:pPr>
+        <w:tabs>
+          <w:tab w:val="num" w:pos="3600"/>
+        </w:tabs>
+        <w:ind w:left="3600" w:hanging="360"/>
+      </w:pPr>
+      <w:rPr>
+        <w:rFonts w:ascii="Wingdings" w:hAnsi="Wingdings" w:hint="default"/>
+        <w:sz w:val="20"/>
+      </w:rPr>
+    </w:lvl>
+    <w:lvl w:ilvl="5" w:tentative="1">
+      <w:start w:val="1"/>
+      <w:numFmt w:val="bullet"/>
+      <w:lvlText w:val=""/>
+      <w:lvlJc w:val="left"/>
+      <w:pPr>
+        <w:tabs>
+          <w:tab w:val="num" w:pos="4320"/>
+        </w:tabs>
+        <w:ind w:left="4320" w:hanging="360"/>
+      </w:pPr>
+      <w:rPr>
+        <w:rFonts w:ascii="Wingdings" w:hAnsi="Wingdings" w:hint="default"/>
+        <w:sz w:val="20"/>
+      </w:rPr>
+    </w:lvl>
+    <w:lvl w:ilvl="6" w:tentative="1">
+      <w:start w:val="1"/>
+      <w:numFmt w:val="bullet"/>
+      <w:lvlText w:val=""/>
+      <w:lvlJc w:val="left"/>
+      <w:pPr>
+        <w:tabs>
+          <w:tab w:val="num" w:pos="5040"/>
+        </w:tabs>
+        <w:ind w:left="5040" w:hanging="360"/>
+      </w:pPr>
+      <w:rPr>
+        <w:rFonts w:ascii="Wingdings" w:hAnsi="Wingdings" w:hint="default"/>
+        <w:sz w:val="20"/>
+      </w:rPr>
+    </w:lvl>
+    <w:lvl w:ilvl="7" w:tentative="1">
+      <w:start w:val="1"/>
+      <w:numFmt w:val="bullet"/>
+      <w:lvlText w:val=""/>
+      <w:lvlJc w:val="left"/>
+      <w:pPr>
+        <w:tabs>
+          <w:tab w:val="num" w:pos="5760"/>
+        </w:tabs>
+        <w:ind w:left="5760" w:hanging="360"/>
+      </w:pPr>
+      <w:rPr>
+        <w:rFonts w:ascii="Wingdings" w:hAnsi="Wingdings" w:hint="default"/>
+        <w:sz w:val="20"/>
+      </w:rPr>
+    </w:lvl>
+    <w:lvl w:ilvl="8" w:tentative="1">
+      <w:start w:val="1"/>
+      <w:numFmt w:val="bullet"/>
+      <w:lvlText w:val=""/>
+      <w:lvlJc w:val="left"/>
+      <w:pPr>
+        <w:tabs>
+          <w:tab w:val="num" w:pos="6480"/>
+        </w:tabs>
+        <w:ind w:left="6480" w:hanging="360"/>
+      </w:pPr>
+      <w:rPr>
+        <w:rFonts w:ascii="Wingdings" w:hAnsi="Wingdings" w:hint="default"/>
+        <w:sz w:val="20"/>
+      </w:rPr>
+    </w:lvl>
+  </w:abstractNum>
+  <w:abstractNum w:abstractNumId="14">
+    <w:nsid w:val="64793729"/>
+    <w:multiLevelType w:val="multilevel"/>
+    <w:tmpl w:val="D13C9E74"/>
+    <w:lvl w:ilvl="0">
+      <w:start w:val="1"/>
+      <w:numFmt w:val="bullet"/>
+      <w:lvlText w:val=""/>
+      <w:lvlJc w:val="left"/>
+      <w:pPr>
+        <w:tabs>
+          <w:tab w:val="num" w:pos="720"/>
+        </w:tabs>
+        <w:ind w:left="720" w:hanging="360"/>
+      </w:pPr>
+      <w:rPr>
+        <w:rFonts w:ascii="Symbol" w:hAnsi="Symbol" w:hint="default"/>
+        <w:sz w:val="20"/>
+      </w:rPr>
+    </w:lvl>
+    <w:lvl w:ilvl="1" w:tentative="1">
+      <w:start w:val="1"/>
+      <w:numFmt w:val="bullet"/>
+      <w:lvlText w:val="o"/>
+      <w:lvlJc w:val="left"/>
+      <w:pPr>
+        <w:tabs>
+          <w:tab w:val="num" w:pos="1440"/>
+        </w:tabs>
+        <w:ind w:left="1440" w:hanging="360"/>
+      </w:pPr>
+      <w:rPr>
+        <w:rFonts w:ascii="Courier New" w:hAnsi="Courier New" w:hint="default"/>
+        <w:sz w:val="20"/>
+      </w:rPr>
+    </w:lvl>
+    <w:lvl w:ilvl="2" w:tentative="1">
+      <w:start w:val="1"/>
+      <w:numFmt w:val="bullet"/>
+      <w:lvlText w:val=""/>
+      <w:lvlJc w:val="left"/>
+      <w:pPr>
+        <w:tabs>
+          <w:tab w:val="num" w:pos="2160"/>
+        </w:tabs>
+        <w:ind w:left="2160" w:hanging="360"/>
+      </w:pPr>
+      <w:rPr>
+        <w:rFonts w:ascii="Wingdings" w:hAnsi="Wingdings" w:hint="default"/>
+        <w:sz w:val="20"/>
+      </w:rPr>
+    </w:lvl>
+    <w:lvl w:ilvl="3" w:tentative="1">
+      <w:start w:val="1"/>
+      <w:numFmt w:val="bullet"/>
+      <w:lvlText w:val=""/>
+      <w:lvlJc w:val="left"/>
+      <w:pPr>
+        <w:tabs>
+          <w:tab w:val="num" w:pos="2880"/>
+        </w:tabs>
+        <w:ind w:left="2880" w:hanging="360"/>
+      </w:pPr>
+      <w:rPr>
+        <w:rFonts w:ascii="Wingdings" w:hAnsi="Wingdings" w:hint="default"/>
+        <w:sz w:val="20"/>
+      </w:rPr>
+    </w:lvl>
+    <w:lvl w:ilvl="4" w:tentative="1">
+      <w:start w:val="1"/>
+      <w:numFmt w:val="bullet"/>
+      <w:lvlText w:val=""/>
+      <w:lvlJc w:val="left"/>
+      <w:pPr>
+        <w:tabs>
+          <w:tab w:val="num" w:pos="3600"/>
+        </w:tabs>
+        <w:ind w:left="3600" w:hanging="360"/>
+      </w:pPr>
+      <w:rPr>
+        <w:rFonts w:ascii="Wingdings" w:hAnsi="Wingdings" w:hint="default"/>
+        <w:sz w:val="20"/>
+      </w:rPr>
+    </w:lvl>
+    <w:lvl w:ilvl="5" w:tentative="1">
+      <w:start w:val="1"/>
+      <w:numFmt w:val="bullet"/>
+      <w:lvlText w:val=""/>
+      <w:lvlJc w:val="left"/>
+      <w:pPr>
+        <w:tabs>
+          <w:tab w:val="num" w:pos="4320"/>
+        </w:tabs>
+        <w:ind w:left="4320" w:hanging="360"/>
+      </w:pPr>
+      <w:rPr>
+        <w:rFonts w:ascii="Wingdings" w:hAnsi="Wingdings" w:hint="default"/>
+        <w:sz w:val="20"/>
+      </w:rPr>
+    </w:lvl>
+    <w:lvl w:ilvl="6" w:tentative="1">
+      <w:start w:val="1"/>
+      <w:numFmt w:val="bullet"/>
+      <w:lvlText w:val=""/>
+      <w:lvlJc w:val="left"/>
+      <w:pPr>
+        <w:tabs>
+          <w:tab w:val="num" w:pos="5040"/>
+        </w:tabs>
+        <w:ind w:left="5040" w:hanging="360"/>
+      </w:pPr>
+      <w:rPr>
+        <w:rFonts w:ascii="Wingdings" w:hAnsi="Wingdings" w:hint="default"/>
+        <w:sz w:val="20"/>
+      </w:rPr>
+    </w:lvl>
+    <w:lvl w:ilvl="7" w:tentative="1">
+      <w:start w:val="1"/>
+      <w:numFmt w:val="bullet"/>
+      <w:lvlText w:val=""/>
+      <w:lvlJc w:val="left"/>
+      <w:pPr>
+        <w:tabs>
+          <w:tab w:val="num" w:pos="5760"/>
+        </w:tabs>
+        <w:ind w:left="5760" w:hanging="360"/>
+      </w:pPr>
+      <w:rPr>
+        <w:rFonts w:ascii="Wingdings" w:hAnsi="Wingdings" w:hint="default"/>
+        <w:sz w:val="20"/>
+      </w:rPr>
+    </w:lvl>
+    <w:lvl w:ilvl="8" w:tentative="1">
+      <w:start w:val="1"/>
+      <w:numFmt w:val="bullet"/>
+      <w:lvlText w:val=""/>
+      <w:lvlJc w:val="left"/>
+      <w:pPr>
+        <w:tabs>
+          <w:tab w:val="num" w:pos="6480"/>
+        </w:tabs>
+        <w:ind w:left="6480" w:hanging="360"/>
+      </w:pPr>
+      <w:rPr>
+        <w:rFonts w:ascii="Wingdings" w:hAnsi="Wingdings" w:hint="default"/>
+        <w:sz w:val="20"/>
+      </w:rPr>
+    </w:lvl>
+  </w:abstractNum>
+  <w:abstractNum w:abstractNumId="15">
+    <w:nsid w:val="7A6D77B3"/>
+    <w:multiLevelType w:val="multilevel"/>
+    <w:tmpl w:val="AE9C2FCE"/>
+    <w:lvl w:ilvl="0">
+      <w:start w:val="1"/>
+      <w:numFmt w:val="bullet"/>
+      <w:lvlText w:val=""/>
+      <w:lvlJc w:val="left"/>
+      <w:pPr>
+        <w:tabs>
+          <w:tab w:val="num" w:pos="720"/>
+        </w:tabs>
+        <w:ind w:left="720" w:hanging="360"/>
+      </w:pPr>
+      <w:rPr>
+        <w:rFonts w:ascii="Symbol" w:hAnsi="Symbol" w:hint="default"/>
+        <w:sz w:val="20"/>
+      </w:rPr>
+    </w:lvl>
+    <w:lvl w:ilvl="1" w:tentative="1">
+      <w:start w:val="1"/>
+      <w:numFmt w:val="bullet"/>
+      <w:lvlText w:val="o"/>
+      <w:lvlJc w:val="left"/>
+      <w:pPr>
+        <w:tabs>
+          <w:tab w:val="num" w:pos="1440"/>
+        </w:tabs>
+        <w:ind w:left="1440" w:hanging="360"/>
+      </w:pPr>
+      <w:rPr>
+        <w:rFonts w:ascii="Courier New" w:hAnsi="Courier New" w:hint="default"/>
+        <w:sz w:val="20"/>
+      </w:rPr>
+    </w:lvl>
+    <w:lvl w:ilvl="2" w:tentative="1">
+      <w:start w:val="1"/>
+      <w:numFmt w:val="bullet"/>
+      <w:lvlText w:val=""/>
+      <w:lvlJc w:val="left"/>
+      <w:pPr>
+        <w:tabs>
+          <w:tab w:val="num" w:pos="2160"/>
+        </w:tabs>
+        <w:ind w:left="2160" w:hanging="360"/>
+      </w:pPr>
+      <w:rPr>
+        <w:rFonts w:ascii="Wingdings" w:hAnsi="Wingdings" w:hint="default"/>
+        <w:sz w:val="20"/>
+      </w:rPr>
+    </w:lvl>
+    <w:lvl w:ilvl="3" w:tentative="1">
+      <w:start w:val="1"/>
+      <w:numFmt w:val="bullet"/>
+      <w:lvlText w:val=""/>
+      <w:lvlJc w:val="left"/>
+      <w:pPr>
+        <w:tabs>
+          <w:tab w:val="num" w:pos="2880"/>
+        </w:tabs>
+        <w:ind w:left="2880" w:hanging="360"/>
+      </w:pPr>
+      <w:rPr>
+        <w:rFonts w:ascii="Wingdings" w:hAnsi="Wingdings" w:hint="default"/>
+        <w:sz w:val="20"/>
+      </w:rPr>
+    </w:lvl>
+    <w:lvl w:ilvl="4" w:tentative="1">
+      <w:start w:val="1"/>
+      <w:numFmt w:val="bullet"/>
+      <w:lvlText w:val=""/>
+      <w:lvlJc w:val="left"/>
+      <w:pPr>
+        <w:tabs>
+          <w:tab w:val="num" w:pos="3600"/>
+        </w:tabs>
+        <w:ind w:left="3600" w:hanging="360"/>
+      </w:pPr>
+      <w:rPr>
+        <w:rFonts w:ascii="Wingdings" w:hAnsi="Wingdings" w:hint="default"/>
+        <w:sz w:val="20"/>
+      </w:rPr>
+    </w:lvl>
+    <w:lvl w:ilvl="5" w:tentative="1">
+      <w:start w:val="1"/>
+      <w:numFmt w:val="bullet"/>
+      <w:lvlText w:val=""/>
+      <w:lvlJc w:val="left"/>
+      <w:pPr>
+        <w:tabs>
+          <w:tab w:val="num" w:pos="4320"/>
+        </w:tabs>
+        <w:ind w:left="4320" w:hanging="360"/>
+      </w:pPr>
+      <w:rPr>
+        <w:rFonts w:ascii="Wingdings" w:hAnsi="Wingdings" w:hint="default"/>
+        <w:sz w:val="20"/>
+      </w:rPr>
+    </w:lvl>
+    <w:lvl w:ilvl="6" w:tentative="1">
+      <w:start w:val="1"/>
+      <w:numFmt w:val="bullet"/>
+      <w:lvlText w:val=""/>
+      <w:lvlJc w:val="left"/>
+      <w:pPr>
+        <w:tabs>
+          <w:tab w:val="num" w:pos="5040"/>
+        </w:tabs>
+        <w:ind w:left="5040" w:hanging="360"/>
+      </w:pPr>
+      <w:rPr>
+        <w:rFonts w:ascii="Wingdings" w:hAnsi="Wingdings" w:hint="default"/>
+        <w:sz w:val="20"/>
+      </w:rPr>
+    </w:lvl>
+    <w:lvl w:ilvl="7" w:tentative="1">
+      <w:start w:val="1"/>
+      <w:numFmt w:val="bullet"/>
+      <w:lvlText w:val=""/>
+      <w:lvlJc w:val="left"/>
+      <w:pPr>
+        <w:tabs>
+          <w:tab w:val="num" w:pos="5760"/>
+        </w:tabs>
+        <w:ind w:left="5760" w:hanging="360"/>
+      </w:pPr>
+      <w:rPr>
+        <w:rFonts w:ascii="Wingdings" w:hAnsi="Wingdings" w:hint="default"/>
+        <w:sz w:val="20"/>
+      </w:rPr>
+    </w:lvl>
+    <w:lvl w:ilvl="8" w:tentative="1">
+      <w:start w:val="1"/>
+      <w:numFmt w:val="bullet"/>
+      <w:lvlText w:val=""/>
+      <w:lvlJc w:val="left"/>
+      <w:pPr>
+        <w:tabs>
+          <w:tab w:val="num" w:pos="6480"/>
+        </w:tabs>
+        <w:ind w:left="6480" w:hanging="360"/>
+      </w:pPr>
+      <w:rPr>
+        <w:rFonts w:ascii="Wingdings" w:hAnsi="Wingdings" w:hint="default"/>
+        <w:sz w:val="20"/>
+      </w:rPr>
+    </w:lvl>
+  </w:abstractNum>
+  <w:abstractNum w:abstractNumId="16">
     <w:nsid w:val="7BDE36B1"/>
     <w:multiLevelType w:val="hybridMultilevel"/>
     <w:tmpl w:val="C9204F86"/>
@@ -6486,32 +7804,217 @@
       <w:lvlJc w:val="left"/>
     </w:lvl>
   </w:abstractNum>
+  <w:abstractNum w:abstractNumId="17">
+    <w:nsid w:val="7F7468E3"/>
+    <w:multiLevelType w:val="multilevel"/>
+    <w:tmpl w:val="22E2B762"/>
+    <w:lvl w:ilvl="0">
+      <w:start w:val="1"/>
+      <w:numFmt w:val="bullet"/>
+      <w:lvlText w:val=""/>
+      <w:lvlJc w:val="left"/>
+      <w:pPr>
+        <w:tabs>
+          <w:tab w:val="num" w:pos="720"/>
+        </w:tabs>
+        <w:ind w:left="720" w:hanging="360"/>
+      </w:pPr>
+      <w:rPr>
+        <w:rFonts w:ascii="Symbol" w:hAnsi="Symbol" w:hint="default"/>
+        <w:sz w:val="20"/>
+      </w:rPr>
+    </w:lvl>
+    <w:lvl w:ilvl="1" w:tentative="1">
+      <w:start w:val="1"/>
+      <w:numFmt w:val="bullet"/>
+      <w:lvlText w:val="o"/>
+      <w:lvlJc w:val="left"/>
+      <w:pPr>
+        <w:tabs>
+          <w:tab w:val="num" w:pos="1440"/>
+        </w:tabs>
+        <w:ind w:left="1440" w:hanging="360"/>
+      </w:pPr>
+      <w:rPr>
+        <w:rFonts w:ascii="Courier New" w:hAnsi="Courier New" w:hint="default"/>
+        <w:sz w:val="20"/>
+      </w:rPr>
+    </w:lvl>
+    <w:lvl w:ilvl="2" w:tentative="1">
+      <w:start w:val="1"/>
+      <w:numFmt w:val="bullet"/>
+      <w:lvlText w:val=""/>
+      <w:lvlJc w:val="left"/>
+      <w:pPr>
+        <w:tabs>
+          <w:tab w:val="num" w:pos="2160"/>
+        </w:tabs>
+        <w:ind w:left="2160" w:hanging="360"/>
+      </w:pPr>
+      <w:rPr>
+        <w:rFonts w:ascii="Wingdings" w:hAnsi="Wingdings" w:hint="default"/>
+        <w:sz w:val="20"/>
+      </w:rPr>
+    </w:lvl>
+    <w:lvl w:ilvl="3" w:tentative="1">
+      <w:start w:val="1"/>
+      <w:numFmt w:val="bullet"/>
+      <w:lvlText w:val=""/>
+      <w:lvlJc w:val="left"/>
+      <w:pPr>
+        <w:tabs>
+          <w:tab w:val="num" w:pos="2880"/>
+        </w:tabs>
+        <w:ind w:left="2880" w:hanging="360"/>
+      </w:pPr>
+      <w:rPr>
+        <w:rFonts w:ascii="Wingdings" w:hAnsi="Wingdings" w:hint="default"/>
+        <w:sz w:val="20"/>
+      </w:rPr>
+    </w:lvl>
+    <w:lvl w:ilvl="4" w:tentative="1">
+      <w:start w:val="1"/>
+      <w:numFmt w:val="bullet"/>
+      <w:lvlText w:val=""/>
+      <w:lvlJc w:val="left"/>
+      <w:pPr>
+        <w:tabs>
+          <w:tab w:val="num" w:pos="3600"/>
+        </w:tabs>
+        <w:ind w:left="3600" w:hanging="360"/>
+      </w:pPr>
+      <w:rPr>
+        <w:rFonts w:ascii="Wingdings" w:hAnsi="Wingdings" w:hint="default"/>
+        <w:sz w:val="20"/>
+      </w:rPr>
+    </w:lvl>
+    <w:lvl w:ilvl="5" w:tentative="1">
+      <w:start w:val="1"/>
+      <w:numFmt w:val="bullet"/>
+      <w:lvlText w:val=""/>
+      <w:lvlJc w:val="left"/>
+      <w:pPr>
+        <w:tabs>
+          <w:tab w:val="num" w:pos="4320"/>
+        </w:tabs>
+        <w:ind w:left="4320" w:hanging="360"/>
+      </w:pPr>
+      <w:rPr>
+        <w:rFonts w:ascii="Wingdings" w:hAnsi="Wingdings" w:hint="default"/>
+        <w:sz w:val="20"/>
+      </w:rPr>
+    </w:lvl>
+    <w:lvl w:ilvl="6" w:tentative="1">
+      <w:start w:val="1"/>
+      <w:numFmt w:val="bullet"/>
+      <w:lvlText w:val=""/>
+      <w:lvlJc w:val="left"/>
+      <w:pPr>
+        <w:tabs>
+          <w:tab w:val="num" w:pos="5040"/>
+        </w:tabs>
+        <w:ind w:left="5040" w:hanging="360"/>
+      </w:pPr>
+      <w:rPr>
+        <w:rFonts w:ascii="Wingdings" w:hAnsi="Wingdings" w:hint="default"/>
+        <w:sz w:val="20"/>
+      </w:rPr>
+    </w:lvl>
+    <w:lvl w:ilvl="7" w:tentative="1">
+      <w:start w:val="1"/>
+      <w:numFmt w:val="bullet"/>
+      <w:lvlText w:val=""/>
+      <w:lvlJc w:val="left"/>
+      <w:pPr>
+        <w:tabs>
+          <w:tab w:val="num" w:pos="5760"/>
+        </w:tabs>
+        <w:ind w:left="5760" w:hanging="360"/>
+      </w:pPr>
+      <w:rPr>
+        <w:rFonts w:ascii="Wingdings" w:hAnsi="Wingdings" w:hint="default"/>
+        <w:sz w:val="20"/>
+      </w:rPr>
+    </w:lvl>
+    <w:lvl w:ilvl="8" w:tentative="1">
+      <w:start w:val="1"/>
+      <w:numFmt w:val="bullet"/>
+      <w:lvlText w:val=""/>
+      <w:lvlJc w:val="left"/>
+      <w:pPr>
+        <w:tabs>
+          <w:tab w:val="num" w:pos="6480"/>
+        </w:tabs>
+        <w:ind w:left="6480" w:hanging="360"/>
+      </w:pPr>
+      <w:rPr>
+        <w:rFonts w:ascii="Wingdings" w:hAnsi="Wingdings" w:hint="default"/>
+        <w:sz w:val="20"/>
+      </w:rPr>
+    </w:lvl>
+  </w:abstractNum>
   <w:num w:numId="1">
-    <w:abstractNumId w:val="0"/>
+    <w:abstractNumId w:val="5"/>
     <w:lvlOverride w:ilvl="0">
       <w:startOverride w:val="1"/>
     </w:lvlOverride>
   </w:num>
   <w:num w:numId="2">
-    <w:abstractNumId w:val="4"/>
+    <w:abstractNumId w:val="11"/>
     <w:lvlOverride w:ilvl="0">
       <w:startOverride w:val="1"/>
     </w:lvlOverride>
   </w:num>
   <w:num w:numId="3">
-    <w:abstractNumId w:val="5"/>
+    <w:abstractNumId w:val="16"/>
     <w:lvlOverride w:ilvl="0">
       <w:startOverride w:val="1"/>
     </w:lvlOverride>
   </w:num>
   <w:num w:numId="4">
+    <w:abstractNumId w:val="7"/>
+  </w:num>
+  <w:num w:numId="5">
+    <w:abstractNumId w:val="10"/>
+  </w:num>
+  <w:num w:numId="6">
+    <w:abstractNumId w:val="6"/>
+  </w:num>
+  <w:num w:numId="7">
     <w:abstractNumId w:val="2"/>
   </w:num>
-  <w:num w:numId="5">
+  <w:num w:numId="8">
+    <w:abstractNumId w:val="8"/>
+  </w:num>
+  <w:num w:numId="9">
+    <w:abstractNumId w:val="0"/>
+  </w:num>
+  <w:num w:numId="10">
+    <w:abstractNumId w:val="4"/>
+  </w:num>
+  <w:num w:numId="11">
+    <w:abstractNumId w:val="17"/>
+  </w:num>
+  <w:num w:numId="12">
+    <w:abstractNumId w:val="14"/>
+  </w:num>
+  <w:num w:numId="13">
+    <w:abstractNumId w:val="15"/>
+  </w:num>
+  <w:num w:numId="14">
+    <w:abstractNumId w:val="9"/>
+  </w:num>
+  <w:num w:numId="15">
     <w:abstractNumId w:val="3"/>
   </w:num>
-  <w:num w:numId="6">
+  <w:num w:numId="16">
+    <w:abstractNumId w:val="12"/>
+  </w:num>
+  <w:num w:numId="17">
     <w:abstractNumId w:val="1"/>
+  </w:num>
+  <w:num w:numId="18">
+    <w:abstractNumId w:val="13"/>
   </w:num>
 </w:numbering>
 </file>
